--- a/docs/QualityGate-AI-ING-Vorstellung.docx
+++ b/docs/QualityGate-AI-ING-Vorstellung.docx
@@ -27,7 +27,7 @@
           <w:color w:val="1A1A1A"/>
           <w:sz w:val="36"/>
         </w:rPr>
-        <w:t>Vorstellung der Lösung für die ING Bank</w:t>
+        <w:t>Lösungsüberblick für die ING Bank</w:t>
       </w:r>
     </w:p>
     <w:p>
@@ -40,9 +40,9 @@
           <w:color w:val="595959"/>
           <w:sz w:val="25"/>
         </w:rPr>
-        <w:t>KI-gestützte Anforderungs- und Testfall-Qualität</w:t>
+        <w:t>Mehr Anforderungs- und Testfallqualität</w:t>
         <w:br/>
-        <w:t>direkt in Azure Boards</w:t>
+        <w:t>direkt in Azure Boards – ohne zusätzliches Werkzeug</w:t>
       </w:r>
     </w:p>
     <w:p/>
@@ -60,7 +60,7 @@
       <w:tr>
         <w:tc>
           <w:tcPr>
-            <w:tcW w:type="dxa" w:w="2448"/>
+            <w:tcW w:type="dxa" w:w="2736"/>
             <w:shd w:val="clear" w:color="auto" w:fill="F2F2F2"/>
           </w:tcPr>
           <w:p>
@@ -74,13 +74,13 @@
                 <w:b/>
                 <w:sz w:val="20"/>
               </w:rPr>
-              <w:t>Dokumenttyp</w:t>
+              <w:t>Dokument</w:t>
             </w:r>
           </w:p>
         </w:tc>
         <w:tc>
           <w:tcPr>
-            <w:tcW w:type="dxa" w:w="6624"/>
+            <w:tcW w:type="dxa" w:w="6336"/>
           </w:tcPr>
           <w:p>
             <w:pPr>
@@ -93,7 +93,7 @@
                 <w:b w:val="0"/>
                 <w:sz w:val="20"/>
               </w:rPr>
-              <w:t>Vollständige Lösungs- und Deployment-Dokumentation (A–Z)</w:t>
+              <w:t>Lösungs- und Vorgehensüberblick für Fachbereich, Testmanagement &amp; IT-Security</w:t>
             </w:r>
           </w:p>
         </w:tc>
@@ -101,7 +101,7 @@
       <w:tr>
         <w:tc>
           <w:tcPr>
-            <w:tcW w:type="dxa" w:w="2448"/>
+            <w:tcW w:type="dxa" w:w="2736"/>
             <w:shd w:val="clear" w:color="auto" w:fill="F2F2F2"/>
           </w:tcPr>
           <w:p>
@@ -115,13 +115,13 @@
                 <w:b/>
                 <w:sz w:val="20"/>
               </w:rPr>
-              <w:t>Zielgruppe</w:t>
+              <w:t>Gegenstand</w:t>
             </w:r>
           </w:p>
         </w:tc>
         <w:tc>
           <w:tcPr>
-            <w:tcW w:type="dxa" w:w="6624"/>
+            <w:tcW w:type="dxa" w:w="6336"/>
           </w:tcPr>
           <w:p>
             <w:pPr>
@@ -134,7 +134,7 @@
                 <w:b w:val="0"/>
                 <w:sz w:val="20"/>
               </w:rPr>
-              <w:t>Testmanagement, Management, ING-Fachbereich &amp; Security</w:t>
+              <w:t>Einführung eines Quality Gates für Anforderungen und Testfälle in Azure Boards</w:t>
             </w:r>
           </w:p>
         </w:tc>
@@ -142,7 +142,7 @@
       <w:tr>
         <w:tc>
           <w:tcPr>
-            <w:tcW w:type="dxa" w:w="2448"/>
+            <w:tcW w:type="dxa" w:w="2736"/>
             <w:shd w:val="clear" w:color="auto" w:fill="F2F2F2"/>
           </w:tcPr>
           <w:p>
@@ -156,13 +156,13 @@
                 <w:b/>
                 <w:sz w:val="20"/>
               </w:rPr>
-              <w:t>Umfang</w:t>
+              <w:t>Status der Lösung</w:t>
             </w:r>
           </w:p>
         </w:tc>
         <w:tc>
           <w:tcPr>
-            <w:tcW w:type="dxa" w:w="6624"/>
+            <w:tcW w:type="dxa" w:w="6336"/>
           </w:tcPr>
           <w:p>
             <w:pPr>
@@ -175,7 +175,7 @@
                 <w:b w:val="0"/>
                 <w:sz w:val="20"/>
               </w:rPr>
-              <w:t>Überblick · Deployment · Datenschutz · Kosten · Zeitplan · Security · FAQ</w:t>
+              <w:t>Lauffähiger Prototyp – im Azure-Tenant der Bank betreibbar</w:t>
             </w:r>
           </w:p>
         </w:tc>
@@ -183,7 +183,7 @@
       <w:tr>
         <w:tc>
           <w:tcPr>
-            <w:tcW w:type="dxa" w:w="2448"/>
+            <w:tcW w:type="dxa" w:w="2736"/>
             <w:shd w:val="clear" w:color="auto" w:fill="F2F2F2"/>
           </w:tcPr>
           <w:p>
@@ -203,7 +203,7 @@
         </w:tc>
         <w:tc>
           <w:tcPr>
-            <w:tcW w:type="dxa" w:w="6624"/>
+            <w:tcW w:type="dxa" w:w="6336"/>
           </w:tcPr>
           <w:p>
             <w:pPr>
@@ -251,7 +251,7 @@
         <w:rPr>
           <w:sz w:val="21"/>
         </w:rPr>
-        <w:t>Executive Summary – das Wichtigste in Kürze</w:t>
+        <w:t>Ausgangslage: Warum Anforderungs- und Testfallqualität heute Zeit kostet</w:t>
       </w:r>
     </w:p>
     <w:p>
@@ -270,7 +270,7 @@
         <w:rPr>
           <w:sz w:val="21"/>
         </w:rPr>
-        <w:t>Was QualityGate AI macht (Funktionsüberblick)</w:t>
+        <w:t>Die Lösung: Qualitätsprüfung direkt im Work Item</w:t>
       </w:r>
     </w:p>
     <w:p>
@@ -289,7 +289,7 @@
         <w:rPr>
           <w:sz w:val="21"/>
         </w:rPr>
-        <w:t>Nutzen speziell für das Testmanagement</w:t>
+        <w:t>Der Nutzen für die ING</w:t>
       </w:r>
     </w:p>
     <w:p>
@@ -308,7 +308,7 @@
         <w:rPr>
           <w:sz w:val="21"/>
         </w:rPr>
-        <w:t>Architektur – wo läuft was</w:t>
+        <w:t>Betrieb im eigenen Azure-Tenant der Bank</w:t>
       </w:r>
     </w:p>
     <w:p>
@@ -327,64 +327,7 @@
         <w:rPr>
           <w:sz w:val="21"/>
         </w:rPr>
-        <w:t>Deployment bei der ING</w:t>
-      </w:r>
-    </w:p>
-    <w:p>
-      <w:pPr>
-        <w:spacing w:after="60"/>
-      </w:pPr>
-      <w:r>
-        <w:rPr>
-          <w:b/>
-          <w:color w:val="FF6200"/>
-          <w:sz w:val="21"/>
-        </w:rPr>
-        <w:t xml:space="preserve">   5.1  </w:t>
-      </w:r>
-      <w:r>
-        <w:rPr>
-          <w:sz w:val="21"/>
-        </w:rPr>
-        <w:t>Voraussetzungen</w:t>
-      </w:r>
-    </w:p>
-    <w:p>
-      <w:pPr>
-        <w:spacing w:after="60"/>
-      </w:pPr>
-      <w:r>
-        <w:rPr>
-          <w:b/>
-          <w:color w:val="FF6200"/>
-          <w:sz w:val="21"/>
-        </w:rPr>
-        <w:t xml:space="preserve">   5.2  </w:t>
-      </w:r>
-      <w:r>
-        <w:rPr>
-          <w:sz w:val="21"/>
-        </w:rPr>
-        <w:t>Erste Schritte (Schritt für Schritt)</w:t>
-      </w:r>
-    </w:p>
-    <w:p>
-      <w:pPr>
-        <w:spacing w:after="60"/>
-      </w:pPr>
-      <w:r>
-        <w:rPr>
-          <w:b/>
-          <w:color w:val="FF6200"/>
-          <w:sz w:val="21"/>
-        </w:rPr>
-        <w:t xml:space="preserve">   5.3  </w:t>
-      </w:r>
-      <w:r>
-        <w:rPr>
-          <w:sz w:val="21"/>
-        </w:rPr>
-        <w:t>Benötigte Rechte</w:t>
+        <w:t>Datenschutz und Datenverarbeitung</w:t>
       </w:r>
     </w:p>
     <w:p>
@@ -403,7 +346,7 @@
         <w:rPr>
           <w:sz w:val="21"/>
         </w:rPr>
-        <w:t>Datenschutz &amp; Compliance</w:t>
+        <w:t>Vorgehen für einen Pilotbetrieb</w:t>
       </w:r>
     </w:p>
     <w:p>
@@ -422,7 +365,7 @@
         <w:rPr>
           <w:sz w:val="21"/>
         </w:rPr>
-        <w:t>Kosten</w:t>
+        <w:t>Zeitrahmen und Investition</w:t>
       </w:r>
     </w:p>
     <w:p>
@@ -441,7 +384,7 @@
         <w:rPr>
           <w:sz w:val="21"/>
         </w:rPr>
-        <w:t>Zeitplan bis zum laufenden Pilot</w:t>
+        <w:t>Security-Assessment</w:t>
       </w:r>
     </w:p>
     <w:p>
@@ -460,7 +403,7 @@
         <w:rPr>
           <w:sz w:val="21"/>
         </w:rPr>
-        <w:t>Quellcode-Ablage</w:t>
+        <w:t>Unser Beitrag als Beratung</w:t>
       </w:r>
     </w:p>
     <w:p>
@@ -479,45 +422,7 @@
         <w:rPr>
           <w:sz w:val="21"/>
         </w:rPr>
-        <w:t>Security-Befund (vollständiger Code-Review)</w:t>
-      </w:r>
-    </w:p>
-    <w:p>
-      <w:pPr>
-        <w:spacing w:after="60"/>
-      </w:pPr>
-      <w:r>
-        <w:rPr>
-          <w:b/>
-          <w:color w:val="FF6200"/>
-          <w:sz w:val="21"/>
-        </w:rPr>
-        <w:t xml:space="preserve">11.  </w:t>
-      </w:r>
-      <w:r>
-        <w:rPr>
-          <w:sz w:val="21"/>
-        </w:rPr>
         <w:t>Erwartbare Fragen der ING – mit Antworten</w:t>
-      </w:r>
-    </w:p>
-    <w:p>
-      <w:pPr>
-        <w:spacing w:after="60"/>
-      </w:pPr>
-      <w:r>
-        <w:rPr>
-          <w:b/>
-          <w:color w:val="FF6200"/>
-          <w:sz w:val="21"/>
-        </w:rPr>
-        <w:t xml:space="preserve">12.  </w:t>
-      </w:r>
-      <w:r>
-        <w:rPr>
-          <w:sz w:val="21"/>
-        </w:rPr>
-        <w:t>Empfohlene nächste Schritte</w:t>
       </w:r>
     </w:p>
     <w:p>
@@ -530,7 +435,7 @@
         <w:pStyle w:val="Heading1"/>
       </w:pPr>
       <w:r>
-        <w:t>1. Executive Summary – das Wichtigste in Kürze</w:t>
+        <w:t>1. Ausgangslage: Warum Anforderungs- und Testfallqualität heute Zeit kostet</w:t>
       </w:r>
     </w:p>
     <w:p>
@@ -543,357 +448,7 @@
           <w:i w:val="0"/>
           <w:sz w:val="21"/>
         </w:rPr>
-        <w:t>QualityGate AI ist eine Azure-DevOps-Extension, die Work Items (User Stories) direkt im Boards-Formular auf Anforderungsqualität prüft: KI-gestützte Analyse von Beschreibung und Akzeptanzkriterien, konkrete Verbesserungsvorschläge, Duplikaterkennung und automatische Testfall-Generierung inklusive Anlage als Azure-Test-Case-Work-Items mit „Tested By“-Verknüpfung.</w:t>
-      </w:r>
-    </w:p>
-    <w:tbl>
-      <w:tblPr>
-        <w:tblW w:type="auto" w:w="0"/>
-        <w:jc w:val="center"/>
-        <w:tblLook w:firstColumn="1" w:firstRow="1" w:lastColumn="0" w:lastRow="0" w:noHBand="0" w:noVBand="1" w:val="04A0"/>
-      </w:tblPr>
-      <w:tblGrid>
-        <w:gridCol w:w="8640"/>
-      </w:tblGrid>
-      <w:tr>
-        <w:tc>
-          <w:tcPr>
-            <w:tcW w:type="dxa" w:w="8640"/>
-            <w:shd w:val="clear" w:color="auto" w:fill="E7F4EA"/>
-          </w:tcPr>
-          <w:p>
-            <w:pPr>
-              <w:spacing w:before="80" w:after="80"/>
-            </w:pPr>
-            <w:r/>
-            <w:r>
-              <w:rPr>
-                <w:b/>
-                <w:color w:val="1B7F37"/>
-                <w:sz w:val="20"/>
-              </w:rPr>
-              <w:t xml:space="preserve">KERNAUSSAGE  </w:t>
-            </w:r>
-            <w:r>
-              <w:rPr>
-                <w:sz w:val="20"/>
-              </w:rPr>
-              <w:t>Für eine Bank besonders relevant: Das Tool erzeugt eine lückenlos nachweisbare Spur von der Anforderung zum Test – genau das, was Audits sehen wollen. Und: Die KI schreibt nie selbstständig, jede Übernahme ist eine bewusste Nutzeraktion mit Audit-Eintrag.</w:t>
-            </w:r>
-          </w:p>
-        </w:tc>
-      </w:tr>
-    </w:tbl>
-    <w:p/>
-    <w:tbl>
-      <w:tblPr>
-        <w:tblStyle w:val="TableGrid"/>
-        <w:tblW w:type="auto" w:w="0"/>
-        <w:jc w:val="center"/>
-        <w:tblLook w:firstColumn="1" w:firstRow="1" w:lastColumn="0" w:lastRow="0" w:noHBand="0" w:noVBand="1" w:val="04A0"/>
-      </w:tblPr>
-      <w:tblGrid>
-        <w:gridCol w:w="4320"/>
-        <w:gridCol w:w="4320"/>
-      </w:tblGrid>
-      <w:tr>
-        <w:tc>
-          <w:tcPr>
-            <w:tcW w:type="dxa" w:w="2448"/>
-            <w:shd w:val="clear" w:color="auto" w:fill="FF6200"/>
-          </w:tcPr>
-          <w:p>
-            <w:pPr>
-              <w:spacing w:after="40" w:before="40"/>
-            </w:pPr>
-            <w:r/>
-            <w:r>
-              <w:rPr>
-                <w:rFonts w:ascii="Calibri" w:hAnsi="Calibri"/>
-                <w:b/>
-                <w:color w:val="FFFFFF"/>
-                <w:sz w:val="19"/>
-              </w:rPr>
-              <w:t>Thema</w:t>
-            </w:r>
-          </w:p>
-        </w:tc>
-        <w:tc>
-          <w:tcPr>
-            <w:tcW w:type="dxa" w:w="7056"/>
-            <w:shd w:val="clear" w:color="auto" w:fill="FF6200"/>
-          </w:tcPr>
-          <w:p>
-            <w:pPr>
-              <w:spacing w:after="40" w:before="40"/>
-            </w:pPr>
-            <w:r/>
-            <w:r>
-              <w:rPr>
-                <w:rFonts w:ascii="Calibri" w:hAnsi="Calibri"/>
-                <w:b/>
-                <w:color w:val="FFFFFF"/>
-                <w:sz w:val="19"/>
-              </w:rPr>
-              <w:t>Kurzfassung</w:t>
-            </w:r>
-          </w:p>
-        </w:tc>
-      </w:tr>
-      <w:tr>
-        <w:tc>
-          <w:tcPr>
-            <w:tcW w:type="dxa" w:w="2448"/>
-          </w:tcPr>
-          <w:p>
-            <w:pPr>
-              <w:spacing w:after="40" w:before="40"/>
-            </w:pPr>
-            <w:r/>
-            <w:r>
-              <w:rPr>
-                <w:rFonts w:ascii="Calibri" w:hAnsi="Calibri"/>
-                <w:b w:val="0"/>
-                <w:sz w:val="19"/>
-              </w:rPr>
-              <w:t>Wo läuft es</w:t>
-            </w:r>
-          </w:p>
-        </w:tc>
-        <w:tc>
-          <w:tcPr>
-            <w:tcW w:type="dxa" w:w="7056"/>
-          </w:tcPr>
-          <w:p>
-            <w:pPr>
-              <w:spacing w:after="40" w:before="40"/>
-            </w:pPr>
-            <w:r/>
-            <w:r>
-              <w:rPr>
-                <w:rFonts w:ascii="Calibri" w:hAnsi="Calibri"/>
-                <w:b w:val="0"/>
-                <w:sz w:val="19"/>
-              </w:rPr>
-              <w:t>Vollständig im Azure-Tenant der ING – kein externer SaaS, kein Fremd-Betreiber.</w:t>
-            </w:r>
-          </w:p>
-        </w:tc>
-      </w:tr>
-      <w:tr>
-        <w:tc>
-          <w:tcPr>
-            <w:tcW w:type="dxa" w:w="2448"/>
-            <w:shd w:val="clear" w:color="auto" w:fill="FCE9DC"/>
-          </w:tcPr>
-          <w:p>
-            <w:pPr>
-              <w:spacing w:after="40" w:before="40"/>
-            </w:pPr>
-            <w:r/>
-            <w:r>
-              <w:rPr>
-                <w:rFonts w:ascii="Calibri" w:hAnsi="Calibri"/>
-                <w:b w:val="0"/>
-                <w:sz w:val="19"/>
-              </w:rPr>
-              <w:t>Datenschutz</w:t>
-            </w:r>
-          </w:p>
-        </w:tc>
-        <w:tc>
-          <w:tcPr>
-            <w:tcW w:type="dxa" w:w="7056"/>
-            <w:shd w:val="clear" w:color="auto" w:fill="FCE9DC"/>
-          </w:tcPr>
-          <w:p>
-            <w:pPr>
-              <w:spacing w:after="40" w:before="40"/>
-            </w:pPr>
-            <w:r/>
-            <w:r>
-              <w:rPr>
-                <w:rFonts w:ascii="Calibri" w:hAnsi="Calibri"/>
-                <w:b w:val="0"/>
-                <w:sz w:val="19"/>
-              </w:rPr>
-              <w:t>Nur Work-Item-Texte; Azure OpenAI in EU-Region; kein Modelltraining mit Bank-Daten; keine Daten in die USA.</w:t>
-            </w:r>
-          </w:p>
-        </w:tc>
-      </w:tr>
-      <w:tr>
-        <w:tc>
-          <w:tcPr>
-            <w:tcW w:type="dxa" w:w="2448"/>
-          </w:tcPr>
-          <w:p>
-            <w:pPr>
-              <w:spacing w:after="40" w:before="40"/>
-            </w:pPr>
-            <w:r/>
-            <w:r>
-              <w:rPr>
-                <w:rFonts w:ascii="Calibri" w:hAnsi="Calibri"/>
-                <w:b w:val="0"/>
-                <w:sz w:val="19"/>
-              </w:rPr>
-              <w:t>Kosten (Pilot)</w:t>
-            </w:r>
-          </w:p>
-        </w:tc>
-        <w:tc>
-          <w:tcPr>
-            <w:tcW w:type="dxa" w:w="7056"/>
-          </w:tcPr>
-          <w:p>
-            <w:pPr>
-              <w:spacing w:after="40" w:before="40"/>
-            </w:pPr>
-            <w:r/>
-            <w:r>
-              <w:rPr>
-                <w:rFonts w:ascii="Calibri" w:hAnsi="Calibri"/>
-                <w:b w:val="0"/>
-                <w:sz w:val="19"/>
-              </w:rPr>
-              <w:t>Realistisch ~30–140 €/Monat, überwiegend nutzungsabhängige LLM-Token.</w:t>
-            </w:r>
-          </w:p>
-        </w:tc>
-      </w:tr>
-      <w:tr>
-        <w:tc>
-          <w:tcPr>
-            <w:tcW w:type="dxa" w:w="2448"/>
-            <w:shd w:val="clear" w:color="auto" w:fill="FCE9DC"/>
-          </w:tcPr>
-          <w:p>
-            <w:pPr>
-              <w:spacing w:after="40" w:before="40"/>
-            </w:pPr>
-            <w:r/>
-            <w:r>
-              <w:rPr>
-                <w:rFonts w:ascii="Calibri" w:hAnsi="Calibri"/>
-                <w:b w:val="0"/>
-                <w:sz w:val="19"/>
-              </w:rPr>
-              <w:t>Zeit bis Pilot</w:t>
-            </w:r>
-          </w:p>
-        </w:tc>
-        <w:tc>
-          <w:tcPr>
-            <w:tcW w:type="dxa" w:w="7056"/>
-            <w:shd w:val="clear" w:color="auto" w:fill="FCE9DC"/>
-          </w:tcPr>
-          <w:p>
-            <w:pPr>
-              <w:spacing w:after="40" w:before="40"/>
-            </w:pPr>
-            <w:r/>
-            <w:r>
-              <w:rPr>
-                <w:rFonts w:ascii="Calibri" w:hAnsi="Calibri"/>
-                <w:b w:val="0"/>
-                <w:sz w:val="19"/>
-              </w:rPr>
-              <w:t>Technisch 2–5 Tage; realistisch 6–10 Wochen inkl. Bank-Genehmigungen.</w:t>
-            </w:r>
-          </w:p>
-        </w:tc>
-      </w:tr>
-      <w:tr>
-        <w:tc>
-          <w:tcPr>
-            <w:tcW w:type="dxa" w:w="2448"/>
-          </w:tcPr>
-          <w:p>
-            <w:pPr>
-              <w:spacing w:after="40" w:before="40"/>
-            </w:pPr>
-            <w:r/>
-            <w:r>
-              <w:rPr>
-                <w:rFonts w:ascii="Calibri" w:hAnsi="Calibri"/>
-                <w:b w:val="0"/>
-                <w:sz w:val="19"/>
-              </w:rPr>
-              <w:t>Sicherheit</w:t>
-            </w:r>
-          </w:p>
-        </w:tc>
-        <w:tc>
-          <w:tcPr>
-            <w:tcW w:type="dxa" w:w="7056"/>
-          </w:tcPr>
-          <w:p>
-            <w:pPr>
-              <w:spacing w:after="40" w:before="40"/>
-            </w:pPr>
-            <w:r/>
-            <w:r>
-              <w:rPr>
-                <w:rFonts w:ascii="Calibri" w:hAnsi="Calibri"/>
-                <w:b w:val="0"/>
-                <w:sz w:val="19"/>
-              </w:rPr>
-              <w:t>Vollständiger Code-Review: keine kritischen Findings; 5 kleine Härtungspunkte vor Go-Live.</w:t>
-            </w:r>
-          </w:p>
-        </w:tc>
-      </w:tr>
-      <w:tr>
-        <w:tc>
-          <w:tcPr>
-            <w:tcW w:type="dxa" w:w="2448"/>
-            <w:shd w:val="clear" w:color="auto" w:fill="FCE9DC"/>
-          </w:tcPr>
-          <w:p>
-            <w:pPr>
-              <w:spacing w:after="40" w:before="40"/>
-            </w:pPr>
-            <w:r/>
-            <w:r>
-              <w:rPr>
-                <w:rFonts w:ascii="Calibri" w:hAnsi="Calibri"/>
-                <w:b w:val="0"/>
-                <w:sz w:val="19"/>
-              </w:rPr>
-              <w:t>Lizenz</w:t>
-            </w:r>
-          </w:p>
-        </w:tc>
-        <w:tc>
-          <w:tcPr>
-            <w:tcW w:type="dxa" w:w="7056"/>
-            <w:shd w:val="clear" w:color="auto" w:fill="FCE9DC"/>
-          </w:tcPr>
-          <w:p>
-            <w:pPr>
-              <w:spacing w:after="40" w:before="40"/>
-            </w:pPr>
-            <w:r/>
-            <w:r>
-              <w:rPr>
-                <w:rFonts w:ascii="Calibri" w:hAnsi="Calibri"/>
-                <w:b w:val="0"/>
-                <w:sz w:val="19"/>
-              </w:rPr>
-              <w:t>MIT – interne Übernahme, Anpassung und Betrieb uneingeschränkt erlaubt.</w:t>
-            </w:r>
-          </w:p>
-        </w:tc>
-      </w:tr>
-    </w:tbl>
-    <w:p/>
-    <w:p>
-      <w:pPr>
-        <w:pStyle w:val="Heading1"/>
-      </w:pPr>
-      <w:r>
-        <w:t>2. Was QualityGate AI macht (Funktionsüberblick)</w:t>
+        <w:t>User Stories werden häufig mit unklaren oder unvollständigen Anforderungen angelegt: Akzeptanzkriterien fehlen, Beschreibungen sind mehrdeutig, ähnliche Anforderungen werden doppelt erfasst. Zu jeder Story müssen zudem passende Testfälle erstellt werden.</w:t>
       </w:r>
     </w:p>
     <w:p>
@@ -906,7 +461,41 @@
           <w:i w:val="0"/>
           <w:sz w:val="21"/>
         </w:rPr>
-        <w:t>Die Extension fügt dem Work-Item-Formular in Azure Boards einen zusätzlichen Tab „QualityGate AI“ hinzu. Ohne Kontextwechsel in ein anderes Werkzeug bietet sie vier Kernfunktionen:</w:t>
+        <w:t>In der Praxis läuft das oft über einen Umweg: Der Story-Text wird in ein separates KI-Werkzeug kopiert, das Ergebnis zurückkopiert und der Testfall anschließend von Hand angelegt. Das kostet Zeit, ist fehleranfällig und der Bruch zwischen mehreren Werkzeugen führt dazu, dass Qualitätslücken erst spät auffallen – im Review, in der Entwicklung oder im Test, wo ihre Behebung deutlich teurer ist als beim Anlegen der Anforderung.</w:t>
+      </w:r>
+    </w:p>
+    <w:p>
+      <w:pPr>
+        <w:pStyle w:val="Heading1"/>
+      </w:pPr>
+      <w:r>
+        <w:t>2. Die Lösung: Qualitätsprüfung direkt im Work Item</w:t>
+      </w:r>
+    </w:p>
+    <w:p>
+      <w:pPr>
+        <w:spacing w:after="120"/>
+      </w:pPr>
+      <w:r>
+        <w:rPr>
+          <w:b w:val="0"/>
+          <w:i w:val="0"/>
+          <w:sz w:val="21"/>
+        </w:rPr>
+        <w:t>QualityGate AI setzt genau an dieser Stelle an – als Erweiterung (Extension) direkt im Work-Item-Formular von Azure Boards. Es ist kein separates Werkzeug und erfordert keinen Kontextwechsel: Die Prüfung findet dort statt, wo die Anforderung ohnehin entsteht.</w:t>
+      </w:r>
+    </w:p>
+    <w:p>
+      <w:pPr>
+        <w:spacing w:after="120"/>
+      </w:pPr>
+      <w:r>
+        <w:rPr>
+          <w:b w:val="0"/>
+          <w:i w:val="0"/>
+          <w:sz w:val="21"/>
+        </w:rPr>
+        <w:t>Die Lösung liegt als lauffähiger Prototyp vor und lässt sich im Azure-Tenant der Bank betreiben. Sie bietet vier Funktionen:</w:t>
       </w:r>
     </w:p>
     <w:tbl>
@@ -924,7 +513,7 @@
       <w:tr>
         <w:tc>
           <w:tcPr>
-            <w:tcW w:type="dxa" w:w="2160"/>
+            <w:tcW w:type="dxa" w:w="2304"/>
             <w:shd w:val="clear" w:color="auto" w:fill="FF6200"/>
           </w:tcPr>
           <w:p>
@@ -945,7 +534,7 @@
         </w:tc>
         <w:tc>
           <w:tcPr>
-            <w:tcW w:type="dxa" w:w="4896"/>
+            <w:tcW w:type="dxa" w:w="4752"/>
             <w:shd w:val="clear" w:color="auto" w:fill="FF6200"/>
           </w:tcPr>
           <w:p>
@@ -989,7 +578,7 @@
       <w:tr>
         <w:tc>
           <w:tcPr>
-            <w:tcW w:type="dxa" w:w="2160"/>
+            <w:tcW w:type="dxa" w:w="2304"/>
           </w:tcPr>
           <w:p>
             <w:pPr>
@@ -1008,7 +597,7 @@
         </w:tc>
         <w:tc>
           <w:tcPr>
-            <w:tcW w:type="dxa" w:w="4896"/>
+            <w:tcW w:type="dxa" w:w="4752"/>
           </w:tcPr>
           <w:p>
             <w:pPr>
@@ -1021,7 +610,7 @@
                 <w:b w:val="0"/>
                 <w:sz w:val="19"/>
               </w:rPr>
-              <w:t>Prüft Beschreibung &amp; Akzeptanzkriterien gegen ein konfigurierbares Regelset (KI-gestützt).</w:t>
+              <w:t>Prüft Beschreibung und Akzeptanzkriterien KI-gestützt gegen ein konfigurierbares Regelset.</w:t>
             </w:r>
           </w:p>
         </w:tc>
@@ -1040,7 +629,7 @@
                 <w:b w:val="0"/>
                 <w:sz w:val="19"/>
               </w:rPr>
-              <w:t>Qualitäts-Score + konkrete Befunde</w:t>
+              <w:t>Qualitäts-Score und konkrete Befunde</w:t>
             </w:r>
           </w:p>
         </w:tc>
@@ -1048,7 +637,7 @@
       <w:tr>
         <w:tc>
           <w:tcPr>
-            <w:tcW w:type="dxa" w:w="2160"/>
+            <w:tcW w:type="dxa" w:w="2304"/>
             <w:shd w:val="clear" w:color="auto" w:fill="FCE9DC"/>
           </w:tcPr>
           <w:p>
@@ -1062,13 +651,13 @@
                 <w:b w:val="0"/>
                 <w:sz w:val="19"/>
               </w:rPr>
-              <w:t>Fix-Vorschläge</w:t>
+              <w:t>Verbesserungsvorschläge</w:t>
             </w:r>
           </w:p>
         </w:tc>
         <w:tc>
           <w:tcPr>
-            <w:tcW w:type="dxa" w:w="4896"/>
+            <w:tcW w:type="dxa" w:w="4752"/>
             <w:shd w:val="clear" w:color="auto" w:fill="FCE9DC"/>
           </w:tcPr>
           <w:p>
@@ -1082,7 +671,7 @@
                 <w:b w:val="0"/>
                 <w:sz w:val="19"/>
               </w:rPr>
-              <w:t>Erzeugt formulierte Verbesserungen je Befund; Nutzer editiert/übernimmt.</w:t>
+              <w:t>Formuliert je Befund einen konkreten Vorschlag; der Nutzer prüft und übernimmt.</w:t>
             </w:r>
           </w:p>
         </w:tc>
@@ -1102,7 +691,7 @@
                 <w:b w:val="0"/>
                 <w:sz w:val="19"/>
               </w:rPr>
-              <w:t>Bessere Anforderung, revisionssicher übernommen</w:t>
+              <w:t>Klarere Anforderung</w:t>
             </w:r>
           </w:p>
         </w:tc>
@@ -1110,7 +699,7 @@
       <w:tr>
         <w:tc>
           <w:tcPr>
-            <w:tcW w:type="dxa" w:w="2160"/>
+            <w:tcW w:type="dxa" w:w="2304"/>
           </w:tcPr>
           <w:p>
             <w:pPr>
@@ -1129,7 +718,7 @@
         </w:tc>
         <w:tc>
           <w:tcPr>
-            <w:tcW w:type="dxa" w:w="4896"/>
+            <w:tcW w:type="dxa" w:w="4752"/>
           </w:tcPr>
           <w:p>
             <w:pPr>
@@ -1142,7 +731,7 @@
                 <w:b w:val="0"/>
                 <w:sz w:val="19"/>
               </w:rPr>
-              <w:t>Findet ähnliche Work Items im Projekt (WIQL-Suche).</w:t>
+              <w:t>Findet ähnliche Work Items im Projekt.</w:t>
             </w:r>
           </w:p>
         </w:tc>
@@ -1169,7 +758,7 @@
       <w:tr>
         <w:tc>
           <w:tcPr>
-            <w:tcW w:type="dxa" w:w="2160"/>
+            <w:tcW w:type="dxa" w:w="2304"/>
             <w:shd w:val="clear" w:color="auto" w:fill="FCE9DC"/>
           </w:tcPr>
           <w:p>
@@ -1189,7 +778,7 @@
         </w:tc>
         <w:tc>
           <w:tcPr>
-            <w:tcW w:type="dxa" w:w="4896"/>
+            <w:tcW w:type="dxa" w:w="4752"/>
             <w:shd w:val="clear" w:color="auto" w:fill="FCE9DC"/>
           </w:tcPr>
           <w:p>
@@ -1203,7 +792,7 @@
                 <w:b w:val="0"/>
                 <w:sz w:val="19"/>
               </w:rPr>
-              <w:t>Leitet aus den Akzeptanzkriterien Testfälle ab und legt sie als Test-Case-Work-Items an – verlinkt via „Tested By“.</w:t>
+              <w:t>Leitet Testfälle aus den Akzeptanzkriterien ab und legt sie als Test-Case-Work-Items an, verknüpft über „Tested By“.</w:t>
             </w:r>
           </w:p>
         </w:tc>
@@ -1223,13 +812,412 @@
                 <w:b w:val="0"/>
                 <w:sz w:val="19"/>
               </w:rPr>
-              <w:t>Nachverfolgbare Testabdeckung</w:t>
+              <w:t>Nachvollziehbare Testabdeckung</w:t>
             </w:r>
           </w:p>
         </w:tc>
       </w:tr>
     </w:tbl>
     <w:p/>
+    <w:p>
+      <w:pPr>
+        <w:pStyle w:val="Heading1"/>
+      </w:pPr>
+      <w:r>
+        <w:t>3. Der Nutzen für die ING</w:t>
+      </w:r>
+    </w:p>
+    <w:p>
+      <w:pPr>
+        <w:pStyle w:val="Heading2"/>
+      </w:pPr>
+      <w:r>
+        <w:t>Weniger manuelle Nacharbeit pro User Story</w:t>
+      </w:r>
+    </w:p>
+    <w:p>
+      <w:pPr>
+        <w:spacing w:after="120"/>
+      </w:pPr>
+      <w:r>
+        <w:rPr>
+          <w:b w:val="0"/>
+          <w:i w:val="0"/>
+          <w:sz w:val="21"/>
+        </w:rPr>
+        <w:t>Testfälle entstehen in wenigen Minuten Prüf- und Freigabeaufwand statt in einer manuellen Nacharbeit. Erfahrungsgemäß fallen für das manuelle Erstellen und Verknüpfen von Testfällen je Story rund 15–30 Minuten an; mit QualityGate AI reduziert sich das auf wenige Minuten. Bei einem Team mit beispielsweise 20–40 Stories pro Sprint summiert sich das zu mehreren eingesparten Stunden je Sprint. (Richtwerte – die konkrete Ersparnis messen wir im Pilotbetrieb.)</w:t>
+      </w:r>
+    </w:p>
+    <w:p>
+      <w:pPr>
+        <w:pStyle w:val="Heading2"/>
+      </w:pPr>
+      <w:r>
+        <w:t>Kein Werkzeugwechsel – eine Extension für das Testmanagement</w:t>
+      </w:r>
+    </w:p>
+    <w:p>
+      <w:pPr>
+        <w:spacing w:after="120"/>
+      </w:pPr>
+      <w:r>
+        <w:rPr>
+          <w:b w:val="0"/>
+          <w:i w:val="0"/>
+          <w:sz w:val="21"/>
+        </w:rPr>
+        <w:t>Analyse, Vorschläge und Testfall-Generierung laufen vollständig im Work-Item-Formular. Das Testmanagement bleibt in Azure Boards; es entfällt das Kopieren zwischen mehreren Werkzeugen und damit eine häufige Fehlerquelle.</w:t>
+      </w:r>
+    </w:p>
+    <w:p>
+      <w:pPr>
+        <w:pStyle w:val="Heading2"/>
+      </w:pPr>
+      <w:r>
+        <w:t>Datenschutzkomfort ab Werk</w:t>
+      </w:r>
+    </w:p>
+    <w:p>
+      <w:pPr>
+        <w:spacing w:after="120"/>
+      </w:pPr>
+      <w:r>
+        <w:rPr>
+          <w:b w:val="0"/>
+          <w:i w:val="0"/>
+          <w:sz w:val="21"/>
+        </w:rPr>
+        <w:t>Der Betrieb ist so ausgelegt, dass Inhalte den Azure-Tenant und die EU-Region nicht verlassen und keine Zugangsschlüssel im Klartext in der Anwendung liegen (Details in Abschnitt 5). Datenschutz ist damit kein nachträglicher Aufwand, sondern Teil des Betriebsmodells.</w:t>
+      </w:r>
+    </w:p>
+    <w:p>
+      <w:pPr>
+        <w:pStyle w:val="Heading2"/>
+      </w:pPr>
+      <w:r>
+        <w:t>Nachvollziehbarkeit von der Anforderung bis zum Testfall</w:t>
+      </w:r>
+    </w:p>
+    <w:p>
+      <w:pPr>
+        <w:spacing w:after="120"/>
+      </w:pPr>
+      <w:r>
+        <w:rPr>
+          <w:b w:val="0"/>
+          <w:i w:val="0"/>
+          <w:sz w:val="21"/>
+        </w:rPr>
+        <w:t>Jeder generierte Testfall wird über die Beziehung „Tested By“ mit der Anforderung verknüpft und merkt sich, aus welchem Akzeptanzkriterium er stammt. So ist durchgängig nachvollziehbar, welche Anforderung durch welchen Testfall abgedeckt ist.</w:t>
+      </w:r>
+    </w:p>
+    <w:p>
+      <w:pPr>
+        <w:pStyle w:val="Heading2"/>
+      </w:pPr>
+      <w:r>
+        <w:t>Der Mensch entscheidet</w:t>
+      </w:r>
+    </w:p>
+    <w:p>
+      <w:pPr>
+        <w:spacing w:after="120"/>
+      </w:pPr>
+      <w:r>
+        <w:rPr>
+          <w:b w:val="0"/>
+          <w:i w:val="0"/>
+          <w:sz w:val="21"/>
+        </w:rPr>
+        <w:t>Die KI erstellt Vorschläge, legt aber nie selbstständig etwas an und ändert nichts automatisch. Generieren und Übernehmen sind getrennte Schritte; jede Übernahme ist eine bewusste Nutzeraktion und wird protokolliert.</w:t>
+      </w:r>
+    </w:p>
+    <w:p>
+      <w:pPr>
+        <w:pStyle w:val="Heading1"/>
+      </w:pPr>
+      <w:r>
+        <w:t>4. Betrieb im eigenen Azure-Tenant der Bank</w:t>
+      </w:r>
+    </w:p>
+    <w:p>
+      <w:pPr>
+        <w:spacing w:after="120"/>
+      </w:pPr>
+      <w:r>
+        <w:rPr>
+          <w:b w:val="0"/>
+          <w:i w:val="0"/>
+          <w:sz w:val="21"/>
+        </w:rPr>
+        <w:t>Der Betrieb erfolgt vollständig im Azure-Tenant der ING. Es gibt keinen externen SaaS-Dienst und keinen Fremd-Betreiber. Im Kern werden drei Azure-Ressourcen benötigt:</w:t>
+      </w:r>
+    </w:p>
+    <w:tbl>
+      <w:tblPr>
+        <w:tblStyle w:val="TableGrid"/>
+        <w:tblW w:type="auto" w:w="0"/>
+        <w:jc w:val="center"/>
+        <w:tblLook w:firstColumn="1" w:firstRow="1" w:lastColumn="0" w:lastRow="0" w:noHBand="0" w:noVBand="1" w:val="04A0"/>
+      </w:tblPr>
+      <w:tblGrid>
+        <w:gridCol w:w="4320"/>
+        <w:gridCol w:w="4320"/>
+      </w:tblGrid>
+      <w:tr>
+        <w:tc>
+          <w:tcPr>
+            <w:tcW w:type="dxa" w:w="2736"/>
+            <w:shd w:val="clear" w:color="auto" w:fill="FF6200"/>
+          </w:tcPr>
+          <w:p>
+            <w:pPr>
+              <w:spacing w:after="40" w:before="40"/>
+            </w:pPr>
+            <w:r/>
+            <w:r>
+              <w:rPr>
+                <w:rFonts w:ascii="Calibri" w:hAnsi="Calibri"/>
+                <w:b/>
+                <w:color w:val="FFFFFF"/>
+                <w:sz w:val="19"/>
+              </w:rPr>
+              <w:t>Ressource</w:t>
+            </w:r>
+          </w:p>
+        </w:tc>
+        <w:tc>
+          <w:tcPr>
+            <w:tcW w:type="dxa" w:w="6624"/>
+            <w:shd w:val="clear" w:color="auto" w:fill="FF6200"/>
+          </w:tcPr>
+          <w:p>
+            <w:pPr>
+              <w:spacing w:after="40" w:before="40"/>
+            </w:pPr>
+            <w:r/>
+            <w:r>
+              <w:rPr>
+                <w:rFonts w:ascii="Calibri" w:hAnsi="Calibri"/>
+                <w:b/>
+                <w:color w:val="FFFFFF"/>
+                <w:sz w:val="19"/>
+              </w:rPr>
+              <w:t>Aufgabe</w:t>
+            </w:r>
+          </w:p>
+        </w:tc>
+      </w:tr>
+      <w:tr>
+        <w:tc>
+          <w:tcPr>
+            <w:tcW w:type="dxa" w:w="2736"/>
+          </w:tcPr>
+          <w:p>
+            <w:pPr>
+              <w:spacing w:after="40" w:before="40"/>
+            </w:pPr>
+            <w:r/>
+            <w:r>
+              <w:rPr>
+                <w:rFonts w:ascii="Calibri" w:hAnsi="Calibri"/>
+                <w:b w:val="0"/>
+                <w:sz w:val="19"/>
+              </w:rPr>
+              <w:t>Azure Function App</w:t>
+            </w:r>
+          </w:p>
+        </w:tc>
+        <w:tc>
+          <w:tcPr>
+            <w:tcW w:type="dxa" w:w="6624"/>
+          </w:tcPr>
+          <w:p>
+            <w:pPr>
+              <w:spacing w:after="40" w:before="40"/>
+            </w:pPr>
+            <w:r/>
+            <w:r>
+              <w:rPr>
+                <w:rFonts w:ascii="Calibri" w:hAnsi="Calibri"/>
+                <w:b w:val="0"/>
+                <w:sz w:val="19"/>
+              </w:rPr>
+              <w:t>Das Backend. Hier läuft die Anwendungslogik. Anfragen aus der Extension (z. B. „Work Item analysieren“) werden von der Function App verarbeitet.</w:t>
+            </w:r>
+          </w:p>
+        </w:tc>
+      </w:tr>
+      <w:tr>
+        <w:tc>
+          <w:tcPr>
+            <w:tcW w:type="dxa" w:w="2736"/>
+            <w:shd w:val="clear" w:color="auto" w:fill="FCE9DC"/>
+          </w:tcPr>
+          <w:p>
+            <w:pPr>
+              <w:spacing w:after="40" w:before="40"/>
+            </w:pPr>
+            <w:r/>
+            <w:r>
+              <w:rPr>
+                <w:rFonts w:ascii="Calibri" w:hAnsi="Calibri"/>
+                <w:b w:val="0"/>
+                <w:sz w:val="19"/>
+              </w:rPr>
+              <w:t>Storage Account</w:t>
+            </w:r>
+          </w:p>
+        </w:tc>
+        <w:tc>
+          <w:tcPr>
+            <w:tcW w:type="dxa" w:w="6624"/>
+            <w:shd w:val="clear" w:color="auto" w:fill="FCE9DC"/>
+          </w:tcPr>
+          <w:p>
+            <w:pPr>
+              <w:spacing w:after="40" w:before="40"/>
+            </w:pPr>
+            <w:r/>
+            <w:r>
+              <w:rPr>
+                <w:rFonts w:ascii="Calibri" w:hAnsi="Calibri"/>
+                <w:b w:val="0"/>
+                <w:sz w:val="19"/>
+              </w:rPr>
+              <w:t>Ablage für Ergebnisse und Zustand (Analysen, Regelsets, Protokolle). Zugleich Pflichtkomponente jeder Azure Function App.</w:t>
+            </w:r>
+          </w:p>
+        </w:tc>
+      </w:tr>
+      <w:tr>
+        <w:tc>
+          <w:tcPr>
+            <w:tcW w:type="dxa" w:w="2736"/>
+          </w:tcPr>
+          <w:p>
+            <w:pPr>
+              <w:spacing w:after="40" w:before="40"/>
+            </w:pPr>
+            <w:r/>
+            <w:r>
+              <w:rPr>
+                <w:rFonts w:ascii="Calibri" w:hAnsi="Calibri"/>
+                <w:b w:val="0"/>
+                <w:sz w:val="19"/>
+              </w:rPr>
+              <w:t>Azure OpenAI (EU-Region)</w:t>
+            </w:r>
+          </w:p>
+        </w:tc>
+        <w:tc>
+          <w:tcPr>
+            <w:tcW w:type="dxa" w:w="6624"/>
+          </w:tcPr>
+          <w:p>
+            <w:pPr>
+              <w:spacing w:after="40" w:before="40"/>
+            </w:pPr>
+            <w:r/>
+            <w:r>
+              <w:rPr>
+                <w:rFonts w:ascii="Calibri" w:hAnsi="Calibri"/>
+                <w:b w:val="0"/>
+                <w:sz w:val="19"/>
+              </w:rPr>
+              <w:t>Das KI-Modell, das die Analyse und Textgenerierung übernimmt – innerhalb der EU-Region, ohne dass Bankdaten die EU verlassen.</w:t>
+            </w:r>
+          </w:p>
+        </w:tc>
+      </w:tr>
+    </w:tbl>
+    <w:p/>
+    <w:tbl>
+      <w:tblPr>
+        <w:tblW w:type="auto" w:w="0"/>
+        <w:jc w:val="center"/>
+        <w:tblLook w:firstColumn="1" w:firstRow="1" w:lastColumn="0" w:lastRow="0" w:noHBand="0" w:noVBand="1" w:val="04A0"/>
+      </w:tblPr>
+      <w:tblGrid>
+        <w:gridCol w:w="8640"/>
+      </w:tblGrid>
+      <w:tr>
+        <w:tc>
+          <w:tcPr>
+            <w:tcW w:type="dxa" w:w="8640"/>
+            <w:shd w:val="clear" w:color="auto" w:fill="F2F2F2"/>
+          </w:tcPr>
+          <w:p>
+            <w:pPr>
+              <w:spacing w:before="80" w:after="80"/>
+            </w:pPr>
+            <w:r/>
+            <w:r>
+              <w:rPr>
+                <w:b/>
+                <w:color w:val="595959"/>
+                <w:sz w:val="20"/>
+              </w:rPr>
+              <w:t xml:space="preserve">HINWEIS KEY VAULT  </w:t>
+            </w:r>
+            <w:r>
+              <w:rPr>
+                <w:sz w:val="20"/>
+              </w:rPr>
+              <w:t>Optional: Azure Key Vault. Im vorgesehenen Betrieb mit Managed Identity werden keine Zugangsschlüssel gespeichert – der Key Vault bliebe faktisch leer. Er ist daher keine Pflicht-Ressource, sondern ein optionaler Best-Practice-Baustein für den Fall, dass künftig doch Secrets abzulegen sind.</w:t>
+            </w:r>
+          </w:p>
+        </w:tc>
+      </w:tr>
+    </w:tbl>
+    <w:p/>
+    <w:p>
+      <w:pPr>
+        <w:spacing w:after="120"/>
+      </w:pPr>
+      <w:r>
+        <w:rPr>
+          <w:b w:val="0"/>
+          <w:i w:val="0"/>
+          <w:sz w:val="21"/>
+        </w:rPr>
+        <w:t>Ergänzend wird die Extension in der Azure-DevOps-Organisation der Bank installiert. Der Quellcode wird in ein internes Repository der Bank übernommen – idealerweise in Azure Repos derselben Azure-DevOps-Organisation, mit gleicher Zugriffskontrolle und Review-Pflicht.</w:t>
+      </w:r>
+    </w:p>
+    <w:p>
+      <w:pPr>
+        <w:pStyle w:val="Heading1"/>
+      </w:pPr>
+      <w:r>
+        <w:t>5. Datenschutz und Datenverarbeitung</w:t>
+      </w:r>
+    </w:p>
+    <w:p>
+      <w:pPr>
+        <w:spacing w:after="120"/>
+      </w:pPr>
+      <w:r>
+        <w:rPr>
+          <w:b w:val="0"/>
+          <w:i w:val="0"/>
+          <w:sz w:val="21"/>
+        </w:rPr>
+        <w:t>Verarbeitet werden ausschließlich Work-Item-Inhalte, insbesondere Titel, Beschreibung und Akzeptanzkriterien der jeweils geöffneten Anforderung. Keine Anhänge, keine Kommentare, keine Daten aus anderen Systemen.</w:t>
+      </w:r>
+    </w:p>
+    <w:p>
+      <w:pPr>
+        <w:spacing w:after="120"/>
+      </w:pPr>
+      <w:r>
+        <w:rPr>
+          <w:b w:val="0"/>
+          <w:i w:val="0"/>
+          <w:sz w:val="21"/>
+        </w:rPr>
+        <w:t>Für den Bankbetrieb ist Azure OpenAI in einer EU-Region (z. B. Germany West Central / Frankfurt, abhängig von der Modellverfügbarkeit) innerhalb des Bank-Tenants vorgesehen. Die Daten verlassen damit weder Azure noch die EU und werden – vertraglich durch Microsoft zugesichert – nicht zum Training von Modellen verwendet.</w:t>
+      </w:r>
+    </w:p>
     <w:tbl>
       <w:tblPr>
         <w:tblW w:type="auto" w:w="0"/>
@@ -1256,13 +1244,13 @@
                 <w:color w:val="B46900"/>
                 <w:sz w:val="20"/>
               </w:rPr>
-              <w:t xml:space="preserve">ABGRENZUNG  </w:t>
+              <w:t xml:space="preserve">OFFENER PUNKT  </w:t>
             </w:r>
             <w:r>
               <w:rPr>
                 <w:sz w:val="20"/>
               </w:rPr>
-              <w:t>Wichtig gegenüber Copilot &amp; Co.: Der Kontext (Story mit Akzeptanzkriterien) ist im Work Item schon vorhanden. QualityGate AI arbeitet IM Ticket und schreibt das Ergebnis INS Ticket zurück – kein Copy-Paste, kein Medienbruch.</w:t>
+              <w:t>Zu klären mit der Bank: Werden Work-Item-Inhalte bereits heute in der Azure Cloud verarbeitet oder ausschließlich on-premises? Werden sie ohnehin in Azure verarbeitet, ist die Verarbeitung durch Azure OpenAI in der EU-Region konsistent mit dem bestehenden Vorgehen und aus Datenschutzsicht unkritisch.</w:t>
             </w:r>
           </w:p>
         </w:tc>
@@ -1271,10 +1259,207 @@
     <w:p/>
     <w:p>
       <w:pPr>
+        <w:pStyle w:val="Heading2"/>
+      </w:pPr>
+      <w:r>
+        <w:t>Authentifizierung</w:t>
+      </w:r>
+    </w:p>
+    <w:p>
+      <w:pPr>
+        <w:spacing w:after="120"/>
+      </w:pPr>
+      <w:r>
+        <w:rPr>
+          <w:b w:val="0"/>
+          <w:i w:val="0"/>
+          <w:sz w:val="21"/>
+        </w:rPr>
+        <w:t>Jeder Zugriff auf Azure Boards erfolgt mit dem persönlichen Azure-DevOps-Token des angemeldeten Nutzers (Token-Passthrough); das Token wird nicht gespeichert. Der Zugriff der Function App auf Azure OpenAI läuft über Managed Identity, also ohne API-Schlüssel. Im vorgesehenen Betrieb liegen damit keine Zugangsschlüssel im Klartext in der Anwendung – und faktisch auch keine im Key Vault.</w:t>
+      </w:r>
+    </w:p>
+    <w:p>
+      <w:pPr>
         <w:pStyle w:val="Heading1"/>
       </w:pPr>
       <w:r>
-        <w:t>3. Nutzen speziell für das Testmanagement</w:t>
+        <w:t>6. Vorgehen für einen Pilotbetrieb</w:t>
+      </w:r>
+    </w:p>
+    <w:p>
+      <w:pPr>
+        <w:spacing w:after="120"/>
+      </w:pPr>
+      <w:r>
+        <w:rPr>
+          <w:b w:val="0"/>
+          <w:i w:val="0"/>
+          <w:sz w:val="21"/>
+        </w:rPr>
+        <w:t>Da die Lösung als Prototyp bereits vorliegt, konzentriert sich der Pilot auf Bereitstellung, Absicherung und Bewertung im Umfeld der Bank:</w:t>
+      </w:r>
+    </w:p>
+    <w:p>
+      <w:pPr>
+        <w:pStyle w:val="ListNumber"/>
+        <w:spacing w:after="60"/>
+      </w:pPr>
+      <w:r>
+        <w:rPr>
+          <w:b/>
+          <w:sz w:val="21"/>
+        </w:rPr>
+        <w:t>Resource Group</w:t>
+      </w:r>
+      <w:r>
+        <w:rPr>
+          <w:sz w:val="21"/>
+        </w:rPr>
+        <w:t xml:space="preserve"> bei der ING bereitstellen.</w:t>
+      </w:r>
+    </w:p>
+    <w:p>
+      <w:pPr>
+        <w:pStyle w:val="ListNumber"/>
+        <w:spacing w:after="60"/>
+      </w:pPr>
+      <w:r>
+        <w:rPr>
+          <w:b/>
+          <w:sz w:val="21"/>
+        </w:rPr>
+        <w:t>Interne Freigabe</w:t>
+      </w:r>
+      <w:r>
+        <w:rPr>
+          <w:sz w:val="21"/>
+        </w:rPr>
+        <w:t xml:space="preserve"> für Azure OpenAI einholen.</w:t>
+      </w:r>
+    </w:p>
+    <w:p>
+      <w:pPr>
+        <w:pStyle w:val="ListNumber"/>
+        <w:spacing w:after="60"/>
+      </w:pPr>
+      <w:r>
+        <w:rPr>
+          <w:b/>
+          <w:sz w:val="21"/>
+        </w:rPr>
+        <w:t>Azure-Ressourcen</w:t>
+      </w:r>
+      <w:r>
+        <w:rPr>
+          <w:sz w:val="21"/>
+        </w:rPr>
+        <w:t xml:space="preserve"> anlegen und die Anwendung deployen (Function App, Storage, Azure OpenAI).</w:t>
+      </w:r>
+    </w:p>
+    <w:p>
+      <w:pPr>
+        <w:pStyle w:val="ListNumber"/>
+        <w:spacing w:after="60"/>
+      </w:pPr>
+      <w:r>
+        <w:rPr>
+          <w:b/>
+          <w:sz w:val="21"/>
+        </w:rPr>
+        <w:t>Extension</w:t>
+      </w:r>
+      <w:r>
+        <w:rPr>
+          <w:sz w:val="21"/>
+        </w:rPr>
+        <w:t xml:space="preserve"> in der Azure-DevOps-Organisation der Bank installieren und mit dem Bank-Backend verbinden.</w:t>
+      </w:r>
+    </w:p>
+    <w:p>
+      <w:pPr>
+        <w:pStyle w:val="ListNumber"/>
+        <w:spacing w:after="60"/>
+      </w:pPr>
+      <w:r>
+        <w:rPr>
+          <w:b/>
+          <w:sz w:val="21"/>
+        </w:rPr>
+        <w:t>Pilot</w:t>
+      </w:r>
+      <w:r>
+        <w:rPr>
+          <w:sz w:val="21"/>
+        </w:rPr>
+        <w:t xml:space="preserve"> mit einem Team starten – inklusive Messung der tatsächlichen Zeitersparnis und Qualitätswirkung.</w:t>
+      </w:r>
+    </w:p>
+    <w:p>
+      <w:pPr>
+        <w:pStyle w:val="Heading1"/>
+      </w:pPr>
+      <w:r>
+        <w:t>7. Zeitrahmen und Investition</w:t>
+      </w:r>
+    </w:p>
+    <w:p>
+      <w:pPr>
+        <w:spacing w:after="120"/>
+      </w:pPr>
+      <w:r>
+        <w:rPr>
+          <w:b w:val="0"/>
+          <w:i w:val="0"/>
+          <w:sz w:val="21"/>
+        </w:rPr>
+        <w:t>Technisch ist die Bereitstellung eine Sache weniger Tage. Realistisch bestimmen die bankinternen Freigabeprozesse (Subscription, Azure-OpenAI-Freigabe, Security- und Datenschutzprüfung) den Zeitrahmen – bis zum laufenden Pilot sind das erfahrungsgemäß rund 6–10 Wochen. Der Engpass sind die Genehmigungen, nicht die Technik.</w:t>
+      </w:r>
+    </w:p>
+    <w:p>
+      <w:pPr>
+        <w:spacing w:after="120"/>
+      </w:pPr>
+      <w:r>
+        <w:rPr>
+          <w:b w:val="0"/>
+          <w:i w:val="0"/>
+          <w:sz w:val="21"/>
+        </w:rPr>
+        <w:t>Die laufenden Infrastrukturkosten sind bewusst schlank. Für einen Pilot mit einem Team liegen sie im niedrigen zweistelligen bis unteren dreistelligen Eurobereich pro Monat, überwiegend nutzungsabhängige Kosten für die KI-Aufrufe. Ein eingebauter Verbrauchszähler und Azure-Budget-Alerts halten die Kosten transparent und begrenzt.</w:t>
+      </w:r>
+    </w:p>
+    <w:p>
+      <w:pPr>
+        <w:pStyle w:val="Heading1"/>
+      </w:pPr>
+      <w:r>
+        <w:t>8. Security-Assessment</w:t>
+      </w:r>
+    </w:p>
+    <w:p>
+      <w:pPr>
+        <w:spacing w:after="120"/>
+      </w:pPr>
+      <w:r>
+        <w:rPr>
+          <w:b w:val="0"/>
+          <w:i w:val="0"/>
+          <w:sz w:val="21"/>
+        </w:rPr>
+        <w:t>Der Quellcode wurde vollständig geprüft. Ergebnis: keine kritischen oder hohen Schwachstellen. Positiv fallen insbesondere auf: keine fest im Code hinterlegten Zugangsdaten, durchgängige Authentifizierung aller fachlichen Schnittstellen, ein fail-closed abgesichertes Rechte-Gate, Bereinigung aller KI-Ausgaben vor Anzeige und Rückschreiben sowie eine Abhängigkeitsprüfung des Backends ohne Befund.</w:t>
+      </w:r>
+    </w:p>
+    <w:p>
+      <w:pPr>
+        <w:spacing w:after="120"/>
+      </w:pPr>
+      <w:r>
+        <w:rPr>
+          <w:b w:val="0"/>
+          <w:i w:val="0"/>
+          <w:sz w:val="21"/>
+        </w:rPr>
+        <w:t>Vor dem Produktivbetrieb setzen wir – gemeinsam mit dem Security-Team der Bank – eine überschaubare Zahl an Härtungsmaßnahmen um:</w:t>
       </w:r>
     </w:p>
     <w:p>
@@ -1287,13 +1472,13 @@
           <w:b/>
           <w:sz w:val="21"/>
         </w:rPr>
-        <w:t xml:space="preserve">Von der Story zum Testfall: </w:t>
+        <w:t xml:space="preserve">Zugriffsbeschränkung: </w:t>
       </w:r>
       <w:r>
         <w:rPr>
           <w:sz w:val="21"/>
         </w:rPr>
-        <w:t xml:space="preserve"> Aus jeder User Story entstehen auf Knopfdruck strukturierte Testfälle (Titel, Vorbedingung, Schritte mit erwartetem Ergebnis, Priorität, Herkunfts-Akzeptanzkriterium).</w:t>
+        <w:t xml:space="preserve"> den Zugriff auf die API auf die Domäne der Extension beschränken.</w:t>
       </w:r>
     </w:p>
     <w:p>
@@ -1306,13 +1491,13 @@
           <w:b/>
           <w:sz w:val="21"/>
         </w:rPr>
-        <w:t xml:space="preserve">Lückenlose Traceability: </w:t>
+        <w:t xml:space="preserve">Transportverschlüsselung: </w:t>
       </w:r>
       <w:r>
         <w:rPr>
           <w:sz w:val="21"/>
         </w:rPr>
-        <w:t xml:space="preserve"> Jeder generierte Test Case wird automatisch über die Beziehung „Tested By“ mit der Story verknüpft und merkt sich, aus welchem Akzeptanzkriterium er stammt.</w:t>
+        <w:t xml:space="preserve"> verschlüsselten Transport für alle Speicherzugriffe erzwingen.</w:t>
       </w:r>
     </w:p>
     <w:p>
@@ -1325,13 +1510,13 @@
           <w:b/>
           <w:sz w:val="21"/>
         </w:rPr>
-        <w:t xml:space="preserve">Mensch behält die Kontrolle: </w:t>
+        <w:t xml:space="preserve">Protokollierung: </w:t>
       </w:r>
       <w:r>
         <w:rPr>
           <w:sz w:val="21"/>
         </w:rPr>
-        <w:t xml:space="preserve"> Der Tester prüft und editiert jeden Vorschlag in einer Vorschau. Generieren und Anlegen sind getrennte Schritte – nichts wird automatisch angelegt.</w:t>
+        <w:t xml:space="preserve"> Protokollierung von Inhalten reduzieren und die Aufbewahrung mit dem Datenschutz abstimmen.</w:t>
       </w:r>
     </w:p>
     <w:p>
@@ -1344,13 +1529,13 @@
           <w:b/>
           <w:sz w:val="21"/>
         </w:rPr>
-        <w:t xml:space="preserve">Frühe Qualitätssicherung: </w:t>
+        <w:t xml:space="preserve">Backend-Bindung: </w:t>
       </w:r>
       <w:r>
         <w:rPr>
           <w:sz w:val="21"/>
         </w:rPr>
-        <w:t xml:space="preserve"> Bessere Akzeptanzkriterien werden schon beim Anlegen erkannt – Fehler fallen nicht erst im Test oder Review auf.</w:t>
+        <w:t xml:space="preserve"> die Backend-Adresse im Build fest auf das Bank-Backend setzen.</w:t>
       </w:r>
     </w:p>
     <w:p>
@@ -1363,13 +1548,13 @@
           <w:b/>
           <w:sz w:val="21"/>
         </w:rPr>
-        <w:t xml:space="preserve">Keine Insellösung: </w:t>
+        <w:t xml:space="preserve">Rechteprüfung: </w:t>
       </w:r>
       <w:r>
         <w:rPr>
           <w:sz w:val="21"/>
         </w:rPr>
-        <w:t xml:space="preserve"> Die Test Cases entstehen als native Azure-Test-Case-Work-Items – direkt in Test Plans nutzbar, kein Import.</w:t>
+        <w:t xml:space="preserve"> die Berechtigungsprüfung gegen die konkrete Azure-DevOps-Organisation der Bank verifizieren.</w:t>
       </w:r>
     </w:p>
     <w:tbl>
@@ -1398,13 +1583,13 @@
                 <w:color w:val="1B7F37"/>
                 <w:sz w:val="20"/>
               </w:rPr>
-              <w:t xml:space="preserve">AUDIT-TAUGLICH  </w:t>
+              <w:t xml:space="preserve">EINORDNUNG  </w:t>
             </w:r>
             <w:r>
               <w:rPr>
                 <w:sz w:val="20"/>
               </w:rPr>
-              <w:t>Faustregel für Audits: Jederzeit nachweisbar, welche Anforderung durch welchen Testfall abgedeckt ist – von der Story bis zum Test eine durchgehende Spur.</w:t>
+              <w:t>Alle genannten Punkte sind bekannt, klein und ohne Architekturänderung umsetzbar. Ein eigener Penetrationstest durch die Bank ist jederzeit möglich – die Angriffsfläche ist klar umrissen (eine abgesicherte Schnittstelle plus statische Extension).</w:t>
             </w:r>
           </w:p>
         </w:tc>
@@ -1416,7 +1601,7 @@
         <w:pStyle w:val="Heading1"/>
       </w:pPr>
       <w:r>
-        <w:t>4. Architektur – wo läuft was</w:t>
+        <w:t>9. Unser Beitrag als Beratung</w:t>
       </w:r>
     </w:p>
     <w:p>
@@ -1429,1480 +1614,7 @@
           <w:i w:val="0"/>
           <w:sz w:val="21"/>
         </w:rPr>
-        <w:t>Client (Extension-iframe im Browser) → Azure Functions Backend → Azure DevOps / Azure OpenAI / Storage / Key Vault. Kein Bestandteil läuft außerhalb des Azure-Tenants der Bank.</w:t>
-      </w:r>
-    </w:p>
-    <w:p>
-      <w:pPr>
-        <w:ind w:left="288"/>
-      </w:pPr>
-      <w:r>
-        <w:rPr>
-          <w:rFonts w:ascii="Consolas" w:hAnsi="Consolas"/>
-          <w:color w:val="1A1A1A"/>
-          <w:sz w:val="18"/>
-        </w:rPr>
-        <w:t>Nutzer im Work-Item-Formular (Azure Boards)</w:t>
-        <w:br/>
-        <w:t xml:space="preserve">  └─ Extension-Tab „QualityGate AI“ (React-iframe, Browser des Nutzers)</w:t>
-        <w:br/>
-        <w:t xml:space="preserve">       └─ HTTPS + Bearer-Token → Azure Function App (Node.js, Bank-Tenant)</w:t>
-        <w:br/>
-        <w:t xml:space="preserve">            ├─ Azure DevOps REST API   (Token des angemeldeten Nutzers)</w:t>
-        <w:br/>
-        <w:t xml:space="preserve">            ├─ Azure OpenAI, EU-Region (Managed Identity, kein API-Key)</w:t>
-        <w:br/>
-        <w:t xml:space="preserve">            ├─ Azure Table Storage     (Analyse-Stände, Rulesets, Audit)</w:t>
-        <w:br/>
-        <w:t xml:space="preserve">            └─ Azure Key Vault         (Secrets; bei Azure OpenAI faktisch leer)</w:t>
-      </w:r>
-    </w:p>
-    <w:p/>
-    <w:p>
-      <w:pPr>
-        <w:pStyle w:val="ListBullet"/>
-        <w:spacing w:after="60"/>
-      </w:pPr>
-      <w:r>
-        <w:rPr>
-          <w:sz w:val="21"/>
-        </w:rPr>
-        <w:t>Keine Telemetrie an den Hersteller, keine Drittanbieter-Aufrufe außer den konfigurierten Azure-Diensten.</w:t>
-      </w:r>
-    </w:p>
-    <w:p>
-      <w:pPr>
-        <w:pStyle w:val="ListBullet"/>
-        <w:spacing w:after="60"/>
-      </w:pPr>
-      <w:r>
-        <w:rPr>
-          <w:sz w:val="21"/>
-        </w:rPr>
-        <w:t>Backend: Azure Functions v4 (Node.js). Frontend: React/Vite über das Azure-DevOps-Extension-SDK.</w:t>
-      </w:r>
-    </w:p>
-    <w:p>
-      <w:pPr>
-        <w:pStyle w:val="ListBullet"/>
-        <w:spacing w:after="60"/>
-      </w:pPr>
-      <w:r>
-        <w:rPr>
-          <w:sz w:val="21"/>
-        </w:rPr>
-        <w:t>Die Standard-Backend-URL im Frontend-Build muss beim Bank-Build zwingend auf das Bank-Backend gesetzt werden (siehe Security-Punkt M-4).</w:t>
-      </w:r>
-    </w:p>
-    <w:p>
-      <w:pPr>
-        <w:pStyle w:val="Heading1"/>
-      </w:pPr>
-      <w:r>
-        <w:t>5. Deployment bei der ING</w:t>
-      </w:r>
-    </w:p>
-    <w:p>
-      <w:pPr>
-        <w:pStyle w:val="Heading2"/>
-      </w:pPr>
-      <w:r>
-        <w:t>5.1 Voraussetzungen</w:t>
-      </w:r>
-    </w:p>
-    <w:tbl>
-      <w:tblPr>
-        <w:tblStyle w:val="TableGrid"/>
-        <w:tblW w:type="auto" w:w="0"/>
-        <w:jc w:val="center"/>
-        <w:tblLook w:firstColumn="1" w:firstRow="1" w:lastColumn="0" w:lastRow="0" w:noHBand="0" w:noVBand="1" w:val="04A0"/>
-      </w:tblPr>
-      <w:tblGrid>
-        <w:gridCol w:w="2880"/>
-        <w:gridCol w:w="2880"/>
-        <w:gridCol w:w="2880"/>
-      </w:tblGrid>
-      <w:tr>
-        <w:tc>
-          <w:tcPr>
-            <w:tcW w:type="dxa" w:w="576"/>
-            <w:shd w:val="clear" w:color="auto" w:fill="FF6200"/>
-          </w:tcPr>
-          <w:p>
-            <w:pPr>
-              <w:spacing w:after="40" w:before="40"/>
-            </w:pPr>
-            <w:r/>
-            <w:r>
-              <w:rPr>
-                <w:rFonts w:ascii="Calibri" w:hAnsi="Calibri"/>
-                <w:b/>
-                <w:color w:val="FFFFFF"/>
-                <w:sz w:val="19"/>
-              </w:rPr>
-              <w:t>#</w:t>
-            </w:r>
-          </w:p>
-        </w:tc>
-        <w:tc>
-          <w:tcPr>
-            <w:tcW w:type="dxa" w:w="6336"/>
-            <w:shd w:val="clear" w:color="auto" w:fill="FF6200"/>
-          </w:tcPr>
-          <w:p>
-            <w:pPr>
-              <w:spacing w:after="40" w:before="40"/>
-            </w:pPr>
-            <w:r/>
-            <w:r>
-              <w:rPr>
-                <w:rFonts w:ascii="Calibri" w:hAnsi="Calibri"/>
-                <w:b/>
-                <w:color w:val="FFFFFF"/>
-                <w:sz w:val="19"/>
-              </w:rPr>
-              <w:t>Voraussetzung</w:t>
-            </w:r>
-          </w:p>
-        </w:tc>
-        <w:tc>
-          <w:tcPr>
-            <w:tcW w:type="dxa" w:w="2592"/>
-            <w:shd w:val="clear" w:color="auto" w:fill="FF6200"/>
-          </w:tcPr>
-          <w:p>
-            <w:pPr>
-              <w:spacing w:after="40" w:before="40"/>
-            </w:pPr>
-            <w:r/>
-            <w:r>
-              <w:rPr>
-                <w:rFonts w:ascii="Calibri" w:hAnsi="Calibri"/>
-                <w:b/>
-                <w:color w:val="FFFFFF"/>
-                <w:sz w:val="19"/>
-              </w:rPr>
-              <w:t>Wer liefert das</w:t>
-            </w:r>
-          </w:p>
-        </w:tc>
-      </w:tr>
-      <w:tr>
-        <w:tc>
-          <w:tcPr>
-            <w:tcW w:type="dxa" w:w="576"/>
-          </w:tcPr>
-          <w:p>
-            <w:pPr>
-              <w:spacing w:after="40" w:before="40"/>
-            </w:pPr>
-            <w:r/>
-            <w:r>
-              <w:rPr>
-                <w:rFonts w:ascii="Calibri" w:hAnsi="Calibri"/>
-                <w:b w:val="0"/>
-                <w:sz w:val="19"/>
-              </w:rPr>
-              <w:t>1</w:t>
-            </w:r>
-          </w:p>
-        </w:tc>
-        <w:tc>
-          <w:tcPr>
-            <w:tcW w:type="dxa" w:w="6336"/>
-          </w:tcPr>
-          <w:p>
-            <w:pPr>
-              <w:spacing w:after="40" w:before="40"/>
-            </w:pPr>
-            <w:r/>
-            <w:r>
-              <w:rPr>
-                <w:rFonts w:ascii="Calibri" w:hAnsi="Calibri"/>
-                <w:b w:val="0"/>
-                <w:sz w:val="19"/>
-              </w:rPr>
-              <w:t>Azure-Subscription + Resource Group (EU-Region, z. B. West Europe)</w:t>
-            </w:r>
-          </w:p>
-        </w:tc>
-        <w:tc>
-          <w:tcPr>
-            <w:tcW w:type="dxa" w:w="2592"/>
-          </w:tcPr>
-          <w:p>
-            <w:pPr>
-              <w:spacing w:after="40" w:before="40"/>
-            </w:pPr>
-            <w:r/>
-            <w:r>
-              <w:rPr>
-                <w:rFonts w:ascii="Calibri" w:hAnsi="Calibri"/>
-                <w:b w:val="0"/>
-                <w:sz w:val="19"/>
-              </w:rPr>
-              <w:t>Cloud-Team der Bank</w:t>
-            </w:r>
-          </w:p>
-        </w:tc>
-      </w:tr>
-      <w:tr>
-        <w:tc>
-          <w:tcPr>
-            <w:tcW w:type="dxa" w:w="576"/>
-            <w:shd w:val="clear" w:color="auto" w:fill="FCE9DC"/>
-          </w:tcPr>
-          <w:p>
-            <w:pPr>
-              <w:spacing w:after="40" w:before="40"/>
-            </w:pPr>
-            <w:r/>
-            <w:r>
-              <w:rPr>
-                <w:rFonts w:ascii="Calibri" w:hAnsi="Calibri"/>
-                <w:b w:val="0"/>
-                <w:sz w:val="19"/>
-              </w:rPr>
-              <w:t>2</w:t>
-            </w:r>
-          </w:p>
-        </w:tc>
-        <w:tc>
-          <w:tcPr>
-            <w:tcW w:type="dxa" w:w="6336"/>
-            <w:shd w:val="clear" w:color="auto" w:fill="FCE9DC"/>
-          </w:tcPr>
-          <w:p>
-            <w:pPr>
-              <w:spacing w:after="40" w:before="40"/>
-            </w:pPr>
-            <w:r/>
-            <w:r>
-              <w:rPr>
-                <w:rFonts w:ascii="Calibri" w:hAnsi="Calibri"/>
-                <w:b w:val="0"/>
-                <w:sz w:val="19"/>
-              </w:rPr>
-              <w:t>Freigabe/Provisionierung Azure OpenAI (EU-Region, Modell-Deployment)</w:t>
-            </w:r>
-          </w:p>
-        </w:tc>
-        <w:tc>
-          <w:tcPr>
-            <w:tcW w:type="dxa" w:w="2592"/>
-            <w:shd w:val="clear" w:color="auto" w:fill="FCE9DC"/>
-          </w:tcPr>
-          <w:p>
-            <w:pPr>
-              <w:spacing w:after="40" w:before="40"/>
-            </w:pPr>
-            <w:r/>
-            <w:r>
-              <w:rPr>
-                <w:rFonts w:ascii="Calibri" w:hAnsi="Calibri"/>
-                <w:b w:val="0"/>
-                <w:sz w:val="19"/>
-              </w:rPr>
-              <w:t>Cloud-/AI-Governance</w:t>
-            </w:r>
-          </w:p>
-        </w:tc>
-      </w:tr>
-      <w:tr>
-        <w:tc>
-          <w:tcPr>
-            <w:tcW w:type="dxa" w:w="576"/>
-          </w:tcPr>
-          <w:p>
-            <w:pPr>
-              <w:spacing w:after="40" w:before="40"/>
-            </w:pPr>
-            <w:r/>
-            <w:r>
-              <w:rPr>
-                <w:rFonts w:ascii="Calibri" w:hAnsi="Calibri"/>
-                <w:b w:val="0"/>
-                <w:sz w:val="19"/>
-              </w:rPr>
-              <w:t>3</w:t>
-            </w:r>
-          </w:p>
-        </w:tc>
-        <w:tc>
-          <w:tcPr>
-            <w:tcW w:type="dxa" w:w="6336"/>
-          </w:tcPr>
-          <w:p>
-            <w:pPr>
-              <w:spacing w:after="40" w:before="40"/>
-            </w:pPr>
-            <w:r/>
-            <w:r>
-              <w:rPr>
-                <w:rFonts w:ascii="Calibri" w:hAnsi="Calibri"/>
-                <w:b w:val="0"/>
-                <w:sz w:val="19"/>
-              </w:rPr>
-              <w:t>Azure-DevOps-Organisation mit Boards im Einsatz</w:t>
-            </w:r>
-          </w:p>
-        </w:tc>
-        <w:tc>
-          <w:tcPr>
-            <w:tcW w:type="dxa" w:w="2592"/>
-          </w:tcPr>
-          <w:p>
-            <w:pPr>
-              <w:spacing w:after="40" w:before="40"/>
-            </w:pPr>
-            <w:r/>
-            <w:r>
-              <w:rPr>
-                <w:rFonts w:ascii="Calibri" w:hAnsi="Calibri"/>
-                <w:b w:val="0"/>
-                <w:sz w:val="19"/>
-              </w:rPr>
-              <w:t>besteht bei der Bank</w:t>
-            </w:r>
-          </w:p>
-        </w:tc>
-      </w:tr>
-      <w:tr>
-        <w:tc>
-          <w:tcPr>
-            <w:tcW w:type="dxa" w:w="576"/>
-            <w:shd w:val="clear" w:color="auto" w:fill="FCE9DC"/>
-          </w:tcPr>
-          <w:p>
-            <w:pPr>
-              <w:spacing w:after="40" w:before="40"/>
-            </w:pPr>
-            <w:r/>
-            <w:r>
-              <w:rPr>
-                <w:rFonts w:ascii="Calibri" w:hAnsi="Calibri"/>
-                <w:b w:val="0"/>
-                <w:sz w:val="19"/>
-              </w:rPr>
-              <w:t>4</w:t>
-            </w:r>
-          </w:p>
-        </w:tc>
-        <w:tc>
-          <w:tcPr>
-            <w:tcW w:type="dxa" w:w="6336"/>
-            <w:shd w:val="clear" w:color="auto" w:fill="FCE9DC"/>
-          </w:tcPr>
-          <w:p>
-            <w:pPr>
-              <w:spacing w:after="40" w:before="40"/>
-            </w:pPr>
-            <w:r/>
-            <w:r>
-              <w:rPr>
-                <w:rFonts w:ascii="Calibri" w:hAnsi="Calibri"/>
-                <w:b w:val="0"/>
-                <w:sz w:val="19"/>
-              </w:rPr>
-              <w:t>Berechtigung, Extensions in der ADO-Organisation hochzuladen</w:t>
-            </w:r>
-          </w:p>
-        </w:tc>
-        <w:tc>
-          <w:tcPr>
-            <w:tcW w:type="dxa" w:w="2592"/>
-            <w:shd w:val="clear" w:color="auto" w:fill="FCE9DC"/>
-          </w:tcPr>
-          <w:p>
-            <w:pPr>
-              <w:spacing w:after="40" w:before="40"/>
-            </w:pPr>
-            <w:r/>
-            <w:r>
-              <w:rPr>
-                <w:rFonts w:ascii="Calibri" w:hAnsi="Calibri"/>
-                <w:b w:val="0"/>
-                <w:sz w:val="19"/>
-              </w:rPr>
-              <w:t>ADO-Org-Owner</w:t>
-            </w:r>
-          </w:p>
-        </w:tc>
-      </w:tr>
-      <w:tr>
-        <w:tc>
-          <w:tcPr>
-            <w:tcW w:type="dxa" w:w="576"/>
-          </w:tcPr>
-          <w:p>
-            <w:pPr>
-              <w:spacing w:after="40" w:before="40"/>
-            </w:pPr>
-            <w:r/>
-            <w:r>
-              <w:rPr>
-                <w:rFonts w:ascii="Calibri" w:hAnsi="Calibri"/>
-                <w:b w:val="0"/>
-                <w:sz w:val="19"/>
-              </w:rPr>
-              <w:t>5</w:t>
-            </w:r>
-          </w:p>
-        </w:tc>
-        <w:tc>
-          <w:tcPr>
-            <w:tcW w:type="dxa" w:w="6336"/>
-          </w:tcPr>
-          <w:p>
-            <w:pPr>
-              <w:spacing w:after="40" w:before="40"/>
-            </w:pPr>
-            <w:r/>
-            <w:r>
-              <w:rPr>
-                <w:rFonts w:ascii="Calibri" w:hAnsi="Calibri"/>
-                <w:b w:val="0"/>
-                <w:sz w:val="19"/>
-              </w:rPr>
-              <w:t>Internes Git-Repository für den Quellcode</w:t>
-            </w:r>
-          </w:p>
-        </w:tc>
-        <w:tc>
-          <w:tcPr>
-            <w:tcW w:type="dxa" w:w="2592"/>
-          </w:tcPr>
-          <w:p>
-            <w:pPr>
-              <w:spacing w:after="40" w:before="40"/>
-            </w:pPr>
-            <w:r/>
-            <w:r>
-              <w:rPr>
-                <w:rFonts w:ascii="Calibri" w:hAnsi="Calibri"/>
-                <w:b w:val="0"/>
-                <w:sz w:val="19"/>
-              </w:rPr>
-              <w:t>DevOps-Team</w:t>
-            </w:r>
-          </w:p>
-        </w:tc>
-      </w:tr>
-      <w:tr>
-        <w:tc>
-          <w:tcPr>
-            <w:tcW w:type="dxa" w:w="576"/>
-            <w:shd w:val="clear" w:color="auto" w:fill="FCE9DC"/>
-          </w:tcPr>
-          <w:p>
-            <w:pPr>
-              <w:spacing w:after="40" w:before="40"/>
-            </w:pPr>
-            <w:r/>
-            <w:r>
-              <w:rPr>
-                <w:rFonts w:ascii="Calibri" w:hAnsi="Calibri"/>
-                <w:b w:val="0"/>
-                <w:sz w:val="19"/>
-              </w:rPr>
-              <w:t>6</w:t>
-            </w:r>
-          </w:p>
-        </w:tc>
-        <w:tc>
-          <w:tcPr>
-            <w:tcW w:type="dxa" w:w="6336"/>
-            <w:shd w:val="clear" w:color="auto" w:fill="FCE9DC"/>
-          </w:tcPr>
-          <w:p>
-            <w:pPr>
-              <w:spacing w:after="40" w:before="40"/>
-            </w:pPr>
-            <w:r/>
-            <w:r>
-              <w:rPr>
-                <w:rFonts w:ascii="Calibri" w:hAnsi="Calibri"/>
-                <w:b w:val="0"/>
-                <w:sz w:val="19"/>
-              </w:rPr>
-              <w:t>Optional: Application Insights / Log Analytics für Monitoring</w:t>
-            </w:r>
-          </w:p>
-        </w:tc>
-        <w:tc>
-          <w:tcPr>
-            <w:tcW w:type="dxa" w:w="2592"/>
-            <w:shd w:val="clear" w:color="auto" w:fill="FCE9DC"/>
-          </w:tcPr>
-          <w:p>
-            <w:pPr>
-              <w:spacing w:after="40" w:before="40"/>
-            </w:pPr>
-            <w:r/>
-            <w:r>
-              <w:rPr>
-                <w:rFonts w:ascii="Calibri" w:hAnsi="Calibri"/>
-                <w:b w:val="0"/>
-                <w:sz w:val="19"/>
-              </w:rPr>
-              <w:t>Cloud-Team</w:t>
-            </w:r>
-          </w:p>
-        </w:tc>
-      </w:tr>
-    </w:tbl>
-    <w:p/>
-    <w:p>
-      <w:pPr>
-        <w:pStyle w:val="Heading2"/>
-      </w:pPr>
-      <w:r>
-        <w:t>5.2 Erste Schritte (Schritt für Schritt)</w:t>
-      </w:r>
-    </w:p>
-    <w:p>
-      <w:pPr>
-        <w:pStyle w:val="ListNumber"/>
-        <w:spacing w:after="60"/>
-      </w:pPr>
-      <w:r>
-        <w:rPr>
-          <w:b/>
-          <w:sz w:val="21"/>
-        </w:rPr>
-        <w:t>Quellcode</w:t>
-      </w:r>
-      <w:r>
-        <w:rPr>
-          <w:sz w:val="21"/>
-        </w:rPr>
-        <w:t xml:space="preserve"> in ein internes Repo übernehmen (Empfehlung: Azure Repos in der ADO-Organisation). MIT-Lizenz – Übernahme und interner Betrieb uneingeschränkt erlaubt.</w:t>
-      </w:r>
-    </w:p>
-    <w:p>
-      <w:pPr>
-        <w:pStyle w:val="ListNumber"/>
-        <w:spacing w:after="60"/>
-      </w:pPr>
-      <w:r>
-        <w:rPr>
-          <w:b/>
-          <w:sz w:val="21"/>
-        </w:rPr>
-        <w:t>Azure-Ressourcen</w:t>
-      </w:r>
-      <w:r>
-        <w:rPr>
-          <w:sz w:val="21"/>
-        </w:rPr>
-        <w:t xml:space="preserve"> anlegen: Function App (Linux, Node 20), Storage Account (Tabelle „qualityGateKeyValueStore“), Key Vault, Azure-OpenAI-Ressource mit Modell-Deployment. Managed Identity der Function App aktivieren und ihr die Rollen „Key Vault Secrets“ und „Cognitive Services OpenAI User“ geben.</w:t>
-      </w:r>
-    </w:p>
-    <w:p>
-      <w:pPr>
-        <w:pStyle w:val="ListNumber"/>
-        <w:spacing w:after="60"/>
-      </w:pPr>
-      <w:r>
-        <w:rPr>
-          <w:b/>
-          <w:sz w:val="21"/>
-        </w:rPr>
-        <w:t>Backend</w:t>
-      </w:r>
-      <w:r>
-        <w:rPr>
-          <w:sz w:val="21"/>
-        </w:rPr>
-        <w:t xml:space="preserve"> konfigurieren und deployen: App-Settings setzen (Org-URL, Projekt, LLM_PROVIDER=azure-openai, OpenAI-Endpoint/Deployment, Key-Vault-URL, CORS_ALLOWED_ORIGIN), dann „func azure functionapp publish“.</w:t>
-      </w:r>
-    </w:p>
-    <w:p>
-      <w:pPr>
-        <w:pStyle w:val="ListNumber"/>
-        <w:spacing w:after="60"/>
-      </w:pPr>
-      <w:r>
-        <w:rPr>
-          <w:b/>
-          <w:sz w:val="21"/>
-        </w:rPr>
-        <w:t>Extension</w:t>
-      </w:r>
-      <w:r>
-        <w:rPr>
-          <w:sz w:val="21"/>
-        </w:rPr>
-        <w:t xml:space="preserve"> bauen: VITE_API_BASE_URL auf die Bank-Backend-URL setzen, „npm run package“ im web-Verzeichnis → .vsix-Datei.</w:t>
-      </w:r>
-    </w:p>
-    <w:p>
-      <w:pPr>
-        <w:pStyle w:val="ListNumber"/>
-        <w:spacing w:after="60"/>
-      </w:pPr>
-      <w:r>
-        <w:rPr>
-          <w:b/>
-          <w:sz w:val="21"/>
-        </w:rPr>
-        <w:t>Extension</w:t>
-      </w:r>
-      <w:r>
-        <w:rPr>
-          <w:sz w:val="21"/>
-        </w:rPr>
-        <w:t xml:space="preserve"> installieren: Als Org-Owner unter Organization Settings → Extensions → Upload extension hochladen. Kein öffentlicher Marketplace-Eintrag nötig.</w:t>
-      </w:r>
-    </w:p>
-    <w:p>
-      <w:pPr>
-        <w:pStyle w:val="ListNumber"/>
-        <w:spacing w:after="60"/>
-      </w:pPr>
-      <w:r>
-        <w:rPr>
-          <w:b/>
-          <w:sz w:val="21"/>
-        </w:rPr>
-        <w:t xml:space="preserve">Verifizieren: </w:t>
-      </w:r>
-      <w:r>
-        <w:rPr>
-          <w:sz w:val="21"/>
-        </w:rPr>
-        <w:t xml:space="preserve"> Work Item öffnen → Tab „QualityGate AI“ → Analyse laufen lassen; Admin-Gate und Berechtigungs-Bitmaske gegen die Ziel-Organisation prüfen (Security-Punkt M-5).</w:t>
-      </w:r>
-    </w:p>
-    <w:p>
-      <w:pPr>
-        <w:pStyle w:val="Heading2"/>
-      </w:pPr>
-      <w:r>
-        <w:t>5.3 Benötigte Rechte</w:t>
-      </w:r>
-    </w:p>
-    <w:tbl>
-      <w:tblPr>
-        <w:tblStyle w:val="TableGrid"/>
-        <w:tblW w:type="auto" w:w="0"/>
-        <w:jc w:val="center"/>
-        <w:tblLook w:firstColumn="1" w:firstRow="1" w:lastColumn="0" w:lastRow="0" w:noHBand="0" w:noVBand="1" w:val="04A0"/>
-      </w:tblPr>
-      <w:tblGrid>
-        <w:gridCol w:w="2880"/>
-        <w:gridCol w:w="2880"/>
-        <w:gridCol w:w="2880"/>
-      </w:tblGrid>
-      <w:tr>
-        <w:tc>
-          <w:tcPr>
-            <w:tcW w:type="dxa" w:w="1728"/>
-            <w:shd w:val="clear" w:color="auto" w:fill="FF6200"/>
-          </w:tcPr>
-          <w:p>
-            <w:pPr>
-              <w:spacing w:after="40" w:before="40"/>
-            </w:pPr>
-            <w:r/>
-            <w:r>
-              <w:rPr>
-                <w:rFonts w:ascii="Calibri" w:hAnsi="Calibri"/>
-                <w:b/>
-                <w:color w:val="FFFFFF"/>
-                <w:sz w:val="19"/>
-              </w:rPr>
-              <w:t>Bereich</w:t>
-            </w:r>
-          </w:p>
-        </w:tc>
-        <w:tc>
-          <w:tcPr>
-            <w:tcW w:type="dxa" w:w="4896"/>
-            <w:shd w:val="clear" w:color="auto" w:fill="FF6200"/>
-          </w:tcPr>
-          <w:p>
-            <w:pPr>
-              <w:spacing w:after="40" w:before="40"/>
-            </w:pPr>
-            <w:r/>
-            <w:r>
-              <w:rPr>
-                <w:rFonts w:ascii="Calibri" w:hAnsi="Calibri"/>
-                <w:b/>
-                <w:color w:val="FFFFFF"/>
-                <w:sz w:val="19"/>
-              </w:rPr>
-              <w:t>Recht</w:t>
-            </w:r>
-          </w:p>
-        </w:tc>
-        <w:tc>
-          <w:tcPr>
-            <w:tcW w:type="dxa" w:w="2880"/>
-            <w:shd w:val="clear" w:color="auto" w:fill="FF6200"/>
-          </w:tcPr>
-          <w:p>
-            <w:pPr>
-              <w:spacing w:after="40" w:before="40"/>
-            </w:pPr>
-            <w:r/>
-            <w:r>
-              <w:rPr>
-                <w:rFonts w:ascii="Calibri" w:hAnsi="Calibri"/>
-                <w:b/>
-                <w:color w:val="FFFFFF"/>
-                <w:sz w:val="19"/>
-              </w:rPr>
-              <w:t>Wofür</w:t>
-            </w:r>
-          </w:p>
-        </w:tc>
-      </w:tr>
-      <w:tr>
-        <w:tc>
-          <w:tcPr>
-            <w:tcW w:type="dxa" w:w="1728"/>
-          </w:tcPr>
-          <w:p>
-            <w:pPr>
-              <w:spacing w:after="40" w:before="40"/>
-            </w:pPr>
-            <w:r/>
-            <w:r>
-              <w:rPr>
-                <w:rFonts w:ascii="Calibri" w:hAnsi="Calibri"/>
-                <w:b w:val="0"/>
-                <w:sz w:val="19"/>
-              </w:rPr>
-              <w:t>Azure</w:t>
-            </w:r>
-          </w:p>
-        </w:tc>
-        <w:tc>
-          <w:tcPr>
-            <w:tcW w:type="dxa" w:w="4896"/>
-          </w:tcPr>
-          <w:p>
-            <w:pPr>
-              <w:spacing w:after="40" w:before="40"/>
-            </w:pPr>
-            <w:r/>
-            <w:r>
-              <w:rPr>
-                <w:rFonts w:ascii="Calibri" w:hAnsi="Calibri"/>
-                <w:b w:val="0"/>
-                <w:sz w:val="19"/>
-              </w:rPr>
-              <w:t>Contributor auf der Resource Group</w:t>
-            </w:r>
-          </w:p>
-        </w:tc>
-        <w:tc>
-          <w:tcPr>
-            <w:tcW w:type="dxa" w:w="2880"/>
-          </w:tcPr>
-          <w:p>
-            <w:pPr>
-              <w:spacing w:after="40" w:before="40"/>
-            </w:pPr>
-            <w:r/>
-            <w:r>
-              <w:rPr>
-                <w:rFonts w:ascii="Calibri" w:hAnsi="Calibri"/>
-                <w:b w:val="0"/>
-                <w:sz w:val="19"/>
-              </w:rPr>
-              <w:t>Ressourcen anlegen</w:t>
-            </w:r>
-          </w:p>
-        </w:tc>
-      </w:tr>
-      <w:tr>
-        <w:tc>
-          <w:tcPr>
-            <w:tcW w:type="dxa" w:w="1728"/>
-            <w:shd w:val="clear" w:color="auto" w:fill="FCE9DC"/>
-          </w:tcPr>
-          <w:p>
-            <w:pPr>
-              <w:spacing w:after="40" w:before="40"/>
-            </w:pPr>
-            <w:r/>
-            <w:r>
-              <w:rPr>
-                <w:rFonts w:ascii="Calibri" w:hAnsi="Calibri"/>
-                <w:b w:val="0"/>
-                <w:sz w:val="19"/>
-              </w:rPr>
-              <w:t>Azure</w:t>
-            </w:r>
-          </w:p>
-        </w:tc>
-        <w:tc>
-          <w:tcPr>
-            <w:tcW w:type="dxa" w:w="4896"/>
-            <w:shd w:val="clear" w:color="auto" w:fill="FCE9DC"/>
-          </w:tcPr>
-          <w:p>
-            <w:pPr>
-              <w:spacing w:after="40" w:before="40"/>
-            </w:pPr>
-            <w:r/>
-            <w:r>
-              <w:rPr>
-                <w:rFonts w:ascii="Calibri" w:hAnsi="Calibri"/>
-                <w:b w:val="0"/>
-                <w:sz w:val="19"/>
-              </w:rPr>
-              <w:t>Rollenzuweisung „Cognitive Services OpenAI User“ an die Managed Identity</w:t>
-            </w:r>
-          </w:p>
-        </w:tc>
-        <w:tc>
-          <w:tcPr>
-            <w:tcW w:type="dxa" w:w="2880"/>
-            <w:shd w:val="clear" w:color="auto" w:fill="FCE9DC"/>
-          </w:tcPr>
-          <w:p>
-            <w:pPr>
-              <w:spacing w:after="40" w:before="40"/>
-            </w:pPr>
-            <w:r/>
-            <w:r>
-              <w:rPr>
-                <w:rFonts w:ascii="Calibri" w:hAnsi="Calibri"/>
-                <w:b w:val="0"/>
-                <w:sz w:val="19"/>
-              </w:rPr>
-              <w:t>LLM-Aufrufe ohne API-Key</w:t>
-            </w:r>
-          </w:p>
-        </w:tc>
-      </w:tr>
-      <w:tr>
-        <w:tc>
-          <w:tcPr>
-            <w:tcW w:type="dxa" w:w="1728"/>
-          </w:tcPr>
-          <w:p>
-            <w:pPr>
-              <w:spacing w:after="40" w:before="40"/>
-            </w:pPr>
-            <w:r/>
-            <w:r>
-              <w:rPr>
-                <w:rFonts w:ascii="Calibri" w:hAnsi="Calibri"/>
-                <w:b w:val="0"/>
-                <w:sz w:val="19"/>
-              </w:rPr>
-              <w:t>Azure</w:t>
-            </w:r>
-          </w:p>
-        </w:tc>
-        <w:tc>
-          <w:tcPr>
-            <w:tcW w:type="dxa" w:w="4896"/>
-          </w:tcPr>
-          <w:p>
-            <w:pPr>
-              <w:spacing w:after="40" w:before="40"/>
-            </w:pPr>
-            <w:r/>
-            <w:r>
-              <w:rPr>
-                <w:rFonts w:ascii="Calibri" w:hAnsi="Calibri"/>
-                <w:b w:val="0"/>
-                <w:sz w:val="19"/>
-              </w:rPr>
-              <w:t>Key-Vault-Policy (get/set/delete Secrets) für die Managed Identity</w:t>
-            </w:r>
-          </w:p>
-        </w:tc>
-        <w:tc>
-          <w:tcPr>
-            <w:tcW w:type="dxa" w:w="2880"/>
-          </w:tcPr>
-          <w:p>
-            <w:pPr>
-              <w:spacing w:after="40" w:before="40"/>
-            </w:pPr>
-            <w:r/>
-            <w:r>
-              <w:rPr>
-                <w:rFonts w:ascii="Calibri" w:hAnsi="Calibri"/>
-                <w:b w:val="0"/>
-                <w:sz w:val="19"/>
-              </w:rPr>
-              <w:t>Secret-Zugriff</w:t>
-            </w:r>
-          </w:p>
-        </w:tc>
-      </w:tr>
-      <w:tr>
-        <w:tc>
-          <w:tcPr>
-            <w:tcW w:type="dxa" w:w="1728"/>
-            <w:shd w:val="clear" w:color="auto" w:fill="FCE9DC"/>
-          </w:tcPr>
-          <w:p>
-            <w:pPr>
-              <w:spacing w:after="40" w:before="40"/>
-            </w:pPr>
-            <w:r/>
-            <w:r>
-              <w:rPr>
-                <w:rFonts w:ascii="Calibri" w:hAnsi="Calibri"/>
-                <w:b w:val="0"/>
-                <w:sz w:val="19"/>
-              </w:rPr>
-              <w:t>Azure DevOps</w:t>
-            </w:r>
-          </w:p>
-        </w:tc>
-        <w:tc>
-          <w:tcPr>
-            <w:tcW w:type="dxa" w:w="4896"/>
-            <w:shd w:val="clear" w:color="auto" w:fill="FCE9DC"/>
-          </w:tcPr>
-          <w:p>
-            <w:pPr>
-              <w:spacing w:after="40" w:before="40"/>
-            </w:pPr>
-            <w:r/>
-            <w:r>
-              <w:rPr>
-                <w:rFonts w:ascii="Calibri" w:hAnsi="Calibri"/>
-                <w:b w:val="0"/>
-                <w:sz w:val="19"/>
-              </w:rPr>
-              <w:t>Organization Owner bzw. „Manage extensions“</w:t>
-            </w:r>
-          </w:p>
-        </w:tc>
-        <w:tc>
-          <w:tcPr>
-            <w:tcW w:type="dxa" w:w="2880"/>
-            <w:shd w:val="clear" w:color="auto" w:fill="FCE9DC"/>
-          </w:tcPr>
-          <w:p>
-            <w:pPr>
-              <w:spacing w:after="40" w:before="40"/>
-            </w:pPr>
-            <w:r/>
-            <w:r>
-              <w:rPr>
-                <w:rFonts w:ascii="Calibri" w:hAnsi="Calibri"/>
-                <w:b w:val="0"/>
-                <w:sz w:val="19"/>
-              </w:rPr>
-              <w:t>.vsix hochladen/installieren</w:t>
-            </w:r>
-          </w:p>
-        </w:tc>
-      </w:tr>
-      <w:tr>
-        <w:tc>
-          <w:tcPr>
-            <w:tcW w:type="dxa" w:w="1728"/>
-          </w:tcPr>
-          <w:p>
-            <w:pPr>
-              <w:spacing w:after="40" w:before="40"/>
-            </w:pPr>
-            <w:r/>
-            <w:r>
-              <w:rPr>
-                <w:rFonts w:ascii="Calibri" w:hAnsi="Calibri"/>
-                <w:b w:val="0"/>
-                <w:sz w:val="19"/>
-              </w:rPr>
-              <w:t>Azure DevOps</w:t>
-            </w:r>
-          </w:p>
-        </w:tc>
-        <w:tc>
-          <w:tcPr>
-            <w:tcW w:type="dxa" w:w="4896"/>
-          </w:tcPr>
-          <w:p>
-            <w:pPr>
-              <w:spacing w:after="40" w:before="40"/>
-            </w:pPr>
-            <w:r/>
-            <w:r>
-              <w:rPr>
-                <w:rFonts w:ascii="Calibri" w:hAnsi="Calibri"/>
-                <w:b w:val="0"/>
-                <w:sz w:val="19"/>
-              </w:rPr>
-              <w:t>Endnutzer: normale Work-Item-Rechte (Scopes vso.work, vso.work_write, vso.profile)</w:t>
-            </w:r>
-          </w:p>
-        </w:tc>
-        <w:tc>
-          <w:tcPr>
-            <w:tcW w:type="dxa" w:w="2880"/>
-          </w:tcPr>
-          <w:p>
-            <w:pPr>
-              <w:spacing w:after="40" w:before="40"/>
-            </w:pPr>
-            <w:r/>
-            <w:r>
-              <w:rPr>
-                <w:rFonts w:ascii="Calibri" w:hAnsi="Calibri"/>
-                <w:b w:val="0"/>
-                <w:sz w:val="19"/>
-              </w:rPr>
-              <w:t>Extension nutzt das eigene Nutzer-Token</w:t>
-            </w:r>
-          </w:p>
-        </w:tc>
-      </w:tr>
-      <w:tr>
-        <w:tc>
-          <w:tcPr>
-            <w:tcW w:type="dxa" w:w="1728"/>
-            <w:shd w:val="clear" w:color="auto" w:fill="FCE9DC"/>
-          </w:tcPr>
-          <w:p>
-            <w:pPr>
-              <w:spacing w:after="40" w:before="40"/>
-            </w:pPr>
-            <w:r/>
-            <w:r>
-              <w:rPr>
-                <w:rFonts w:ascii="Calibri" w:hAnsi="Calibri"/>
-                <w:b w:val="0"/>
-                <w:sz w:val="19"/>
-              </w:rPr>
-              <w:t>Azure DevOps</w:t>
-            </w:r>
-          </w:p>
-        </w:tc>
-        <w:tc>
-          <w:tcPr>
-            <w:tcW w:type="dxa" w:w="4896"/>
-            <w:shd w:val="clear" w:color="auto" w:fill="FCE9DC"/>
-          </w:tcPr>
-          <w:p>
-            <w:pPr>
-              <w:spacing w:after="40" w:before="40"/>
-            </w:pPr>
-            <w:r/>
-            <w:r>
-              <w:rPr>
-                <w:rFonts w:ascii="Calibri" w:hAnsi="Calibri"/>
-                <w:b w:val="0"/>
-                <w:sz w:val="19"/>
-              </w:rPr>
-              <w:t>Admin-Aktionen: projektweite Schreibrechte bzw. Eintrag in ADO_ADMIN_USER_IDS</w:t>
-            </w:r>
-          </w:p>
-        </w:tc>
-        <w:tc>
-          <w:tcPr>
-            <w:tcW w:type="dxa" w:w="2880"/>
-            <w:shd w:val="clear" w:color="auto" w:fill="FCE9DC"/>
-          </w:tcPr>
-          <w:p>
-            <w:pPr>
-              <w:spacing w:after="40" w:before="40"/>
-            </w:pPr>
-            <w:r/>
-            <w:r>
-              <w:rPr>
-                <w:rFonts w:ascii="Calibri" w:hAnsi="Calibri"/>
-                <w:b w:val="0"/>
-                <w:sz w:val="19"/>
-              </w:rPr>
-              <w:t>Admin-Gate (Rulesets/Konfiguration)</w:t>
-            </w:r>
-          </w:p>
-        </w:tc>
-      </w:tr>
-    </w:tbl>
-    <w:p/>
-    <w:tbl>
-      <w:tblPr>
-        <w:tblW w:type="auto" w:w="0"/>
-        <w:jc w:val="center"/>
-        <w:tblLook w:firstColumn="1" w:firstRow="1" w:lastColumn="0" w:lastRow="0" w:noHBand="0" w:noVBand="1" w:val="04A0"/>
-      </w:tblPr>
-      <w:tblGrid>
-        <w:gridCol w:w="8640"/>
-      </w:tblGrid>
-      <w:tr>
-        <w:tc>
-          <w:tcPr>
-            <w:tcW w:type="dxa" w:w="8640"/>
-            <w:shd w:val="clear" w:color="auto" w:fill="E7F4EA"/>
-          </w:tcPr>
-          <w:p>
-            <w:pPr>
-              <w:spacing w:before="80" w:after="80"/>
-            </w:pPr>
-            <w:r/>
-            <w:r>
-              <w:rPr>
-                <w:b/>
-                <w:color w:val="1B7F37"/>
-                <w:sz w:val="20"/>
-              </w:rPr>
-              <w:t xml:space="preserve">RECHTE-PRINZIP  </w:t>
-            </w:r>
-            <w:r>
-              <w:rPr>
-                <w:sz w:val="20"/>
-              </w:rPr>
-              <w:t>Bewusst NICHT nötig: ein Service-Account mit Vollzugriff auf Boards. Jeder Zugriff auf Work Items geschieht mit dem Token des angemeldeten Nutzers – wer ein Work Item nicht sehen darf, sieht es auch über das Tool nicht.</w:t>
-            </w:r>
-          </w:p>
-        </w:tc>
-      </w:tr>
-    </w:tbl>
-    <w:p/>
-    <w:p>
-      <w:pPr>
-        <w:pStyle w:val="Heading1"/>
-      </w:pPr>
-      <w:r>
-        <w:t>6. Datenschutz &amp; Compliance</w:t>
-      </w:r>
-    </w:p>
-    <w:tbl>
-      <w:tblPr>
-        <w:tblStyle w:val="TableGrid"/>
-        <w:tblW w:type="auto" w:w="0"/>
-        <w:jc w:val="center"/>
-        <w:tblLook w:firstColumn="1" w:firstRow="1" w:lastColumn="0" w:lastRow="0" w:noHBand="0" w:noVBand="1" w:val="04A0"/>
-      </w:tblPr>
-      <w:tblGrid>
-        <w:gridCol w:w="2880"/>
-        <w:gridCol w:w="2880"/>
-        <w:gridCol w:w="2880"/>
-      </w:tblGrid>
-      <w:tr>
-        <w:tc>
-          <w:tcPr>
-            <w:tcW w:type="dxa" w:w="2880"/>
-            <w:shd w:val="clear" w:color="auto" w:fill="FF6200"/>
-          </w:tcPr>
-          <w:p>
-            <w:pPr>
-              <w:spacing w:after="40" w:before="40"/>
-            </w:pPr>
-            <w:r/>
-            <w:r>
-              <w:rPr>
-                <w:rFonts w:ascii="Calibri" w:hAnsi="Calibri"/>
-                <w:b/>
-                <w:color w:val="FFFFFF"/>
-                <w:sz w:val="19"/>
-              </w:rPr>
-              <w:t>Datum</w:t>
-            </w:r>
-          </w:p>
-        </w:tc>
-        <w:tc>
-          <w:tcPr>
-            <w:tcW w:type="dxa" w:w="3456"/>
-            <w:shd w:val="clear" w:color="auto" w:fill="FF6200"/>
-          </w:tcPr>
-          <w:p>
-            <w:pPr>
-              <w:spacing w:after="40" w:before="40"/>
-            </w:pPr>
-            <w:r/>
-            <w:r>
-              <w:rPr>
-                <w:rFonts w:ascii="Calibri" w:hAnsi="Calibri"/>
-                <w:b/>
-                <w:color w:val="FFFFFF"/>
-                <w:sz w:val="19"/>
-              </w:rPr>
-              <w:t>Wo verarbeitet</w:t>
-            </w:r>
-          </w:p>
-        </w:tc>
-        <w:tc>
-          <w:tcPr>
-            <w:tcW w:type="dxa" w:w="3168"/>
-            <w:shd w:val="clear" w:color="auto" w:fill="FF6200"/>
-          </w:tcPr>
-          <w:p>
-            <w:pPr>
-              <w:spacing w:after="40" w:before="40"/>
-            </w:pPr>
-            <w:r/>
-            <w:r>
-              <w:rPr>
-                <w:rFonts w:ascii="Calibri" w:hAnsi="Calibri"/>
-                <w:b/>
-                <w:color w:val="FFFFFF"/>
-                <w:sz w:val="19"/>
-              </w:rPr>
-              <w:t>Gespeichert?</w:t>
-            </w:r>
-          </w:p>
-        </w:tc>
-      </w:tr>
-      <w:tr>
-        <w:tc>
-          <w:tcPr>
-            <w:tcW w:type="dxa" w:w="2880"/>
-          </w:tcPr>
-          <w:p>
-            <w:pPr>
-              <w:spacing w:after="40" w:before="40"/>
-            </w:pPr>
-            <w:r/>
-            <w:r>
-              <w:rPr>
-                <w:rFonts w:ascii="Calibri" w:hAnsi="Calibri"/>
-                <w:b w:val="0"/>
-                <w:sz w:val="19"/>
-              </w:rPr>
-              <w:t>Work-Item-Texte (Titel, Beschreibung, Akzeptanzkriterien)</w:t>
-            </w:r>
-          </w:p>
-        </w:tc>
-        <w:tc>
-          <w:tcPr>
-            <w:tcW w:type="dxa" w:w="3456"/>
-          </w:tcPr>
-          <w:p>
-            <w:pPr>
-              <w:spacing w:after="40" w:before="40"/>
-            </w:pPr>
-            <w:r/>
-            <w:r>
-              <w:rPr>
-                <w:rFonts w:ascii="Calibri" w:hAnsi="Calibri"/>
-                <w:b w:val="0"/>
-                <w:sz w:val="19"/>
-              </w:rPr>
-              <w:t>Function App + Azure OpenAI, EU-Region im Bank-Tenant</w:t>
-            </w:r>
-          </w:p>
-        </w:tc>
-        <w:tc>
-          <w:tcPr>
-            <w:tcW w:type="dxa" w:w="3168"/>
-          </w:tcPr>
-          <w:p>
-            <w:pPr>
-              <w:spacing w:after="40" w:before="40"/>
-            </w:pPr>
-            <w:r/>
-            <w:r>
-              <w:rPr>
-                <w:rFonts w:ascii="Calibri" w:hAnsi="Calibri"/>
-                <w:b w:val="0"/>
-                <w:sz w:val="19"/>
-              </w:rPr>
-              <w:t>Analyse-Ergebnisse in Azure Table Storage (Bank-Tenant)</w:t>
-            </w:r>
-          </w:p>
-        </w:tc>
-      </w:tr>
-      <w:tr>
-        <w:tc>
-          <w:tcPr>
-            <w:tcW w:type="dxa" w:w="2880"/>
-            <w:shd w:val="clear" w:color="auto" w:fill="FCE9DC"/>
-          </w:tcPr>
-          <w:p>
-            <w:pPr>
-              <w:spacing w:after="40" w:before="40"/>
-            </w:pPr>
-            <w:r/>
-            <w:r>
-              <w:rPr>
-                <w:rFonts w:ascii="Calibri" w:hAnsi="Calibri"/>
-                <w:b w:val="0"/>
-                <w:sz w:val="19"/>
-              </w:rPr>
-              <w:t>Nutzeridentität</w:t>
-            </w:r>
-          </w:p>
-        </w:tc>
-        <w:tc>
-          <w:tcPr>
-            <w:tcW w:type="dxa" w:w="3456"/>
-            <w:shd w:val="clear" w:color="auto" w:fill="FCE9DC"/>
-          </w:tcPr>
-          <w:p>
-            <w:pPr>
-              <w:spacing w:after="40" w:before="40"/>
-            </w:pPr>
-            <w:r/>
-            <w:r>
-              <w:rPr>
-                <w:rFonts w:ascii="Calibri" w:hAnsi="Calibri"/>
-                <w:b w:val="0"/>
-                <w:sz w:val="19"/>
-              </w:rPr>
-              <w:t>nur ADO-Nutzer-ID (GUID), über die ADO-API aufgelöst</w:t>
-            </w:r>
-          </w:p>
-        </w:tc>
-        <w:tc>
-          <w:tcPr>
-            <w:tcW w:type="dxa" w:w="3168"/>
-            <w:shd w:val="clear" w:color="auto" w:fill="FCE9DC"/>
-          </w:tcPr>
-          <w:p>
-            <w:pPr>
-              <w:spacing w:after="40" w:before="40"/>
-            </w:pPr>
-            <w:r/>
-            <w:r>
-              <w:rPr>
-                <w:rFonts w:ascii="Calibri" w:hAnsi="Calibri"/>
-                <w:b w:val="0"/>
-                <w:sz w:val="19"/>
-              </w:rPr>
-              <w:t>als Schlüssel für Einstellungen/Verbrauchszähler</w:t>
-            </w:r>
-          </w:p>
-        </w:tc>
-      </w:tr>
-      <w:tr>
-        <w:tc>
-          <w:tcPr>
-            <w:tcW w:type="dxa" w:w="2880"/>
-          </w:tcPr>
-          <w:p>
-            <w:pPr>
-              <w:spacing w:after="40" w:before="40"/>
-            </w:pPr>
-            <w:r/>
-            <w:r>
-              <w:rPr>
-                <w:rFonts w:ascii="Calibri" w:hAnsi="Calibri"/>
-                <w:b w:val="0"/>
-                <w:sz w:val="19"/>
-              </w:rPr>
-              <w:t>Zugriffstoken</w:t>
-            </w:r>
-          </w:p>
-        </w:tc>
-        <w:tc>
-          <w:tcPr>
-            <w:tcW w:type="dxa" w:w="3456"/>
-          </w:tcPr>
-          <w:p>
-            <w:pPr>
-              <w:spacing w:after="40" w:before="40"/>
-            </w:pPr>
-            <w:r/>
-            <w:r>
-              <w:rPr>
-                <w:rFonts w:ascii="Calibri" w:hAnsi="Calibri"/>
-                <w:b w:val="0"/>
-                <w:sz w:val="19"/>
-              </w:rPr>
-              <w:t>nur im Speicher pro Request (Passthrough)</w:t>
-            </w:r>
-          </w:p>
-        </w:tc>
-        <w:tc>
-          <w:tcPr>
-            <w:tcW w:type="dxa" w:w="3168"/>
-          </w:tcPr>
-          <w:p>
-            <w:pPr>
-              <w:spacing w:after="40" w:before="40"/>
-            </w:pPr>
-            <w:r/>
-            <w:r>
-              <w:rPr>
-                <w:rFonts w:ascii="Calibri" w:hAnsi="Calibri"/>
-                <w:b w:val="0"/>
-                <w:sz w:val="19"/>
-              </w:rPr>
-              <w:t>nein, nie persistiert</w:t>
-            </w:r>
-          </w:p>
-        </w:tc>
-      </w:tr>
-      <w:tr>
-        <w:tc>
-          <w:tcPr>
-            <w:tcW w:type="dxa" w:w="2880"/>
-            <w:shd w:val="clear" w:color="auto" w:fill="FCE9DC"/>
-          </w:tcPr>
-          <w:p>
-            <w:pPr>
-              <w:spacing w:after="40" w:before="40"/>
-            </w:pPr>
-            <w:r/>
-            <w:r>
-              <w:rPr>
-                <w:rFonts w:ascii="Calibri" w:hAnsi="Calibri"/>
-                <w:b w:val="0"/>
-                <w:sz w:val="19"/>
-              </w:rPr>
-              <w:t>OpenAI-Key (nur Public-OpenAI-Variante)</w:t>
-            </w:r>
-          </w:p>
-        </w:tc>
-        <w:tc>
-          <w:tcPr>
-            <w:tcW w:type="dxa" w:w="3456"/>
-            <w:shd w:val="clear" w:color="auto" w:fill="FCE9DC"/>
-          </w:tcPr>
-          <w:p>
-            <w:pPr>
-              <w:spacing w:after="40" w:before="40"/>
-            </w:pPr>
-            <w:r/>
-            <w:r>
-              <w:rPr>
-                <w:rFonts w:ascii="Calibri" w:hAnsi="Calibri"/>
-                <w:b w:val="0"/>
-                <w:sz w:val="19"/>
-              </w:rPr>
-              <w:t>Azure Key Vault</w:t>
-            </w:r>
-          </w:p>
-        </w:tc>
-        <w:tc>
-          <w:tcPr>
-            <w:tcW w:type="dxa" w:w="3168"/>
-            <w:shd w:val="clear" w:color="auto" w:fill="FCE9DC"/>
-          </w:tcPr>
-          <w:p>
-            <w:pPr>
-              <w:spacing w:after="40" w:before="40"/>
-            </w:pPr>
-            <w:r/>
-            <w:r>
-              <w:rPr>
-                <w:rFonts w:ascii="Calibri" w:hAnsi="Calibri"/>
-                <w:b w:val="0"/>
-                <w:sz w:val="19"/>
-              </w:rPr>
-              <w:t>ja, verschlüsselt im Vault</w:t>
-            </w:r>
-          </w:p>
-        </w:tc>
-      </w:tr>
-    </w:tbl>
-    <w:p/>
-    <w:p>
-      <w:pPr>
-        <w:spacing w:after="120"/>
-      </w:pPr>
-      <w:r>
-        <w:rPr>
-          <w:b/>
-          <w:i w:val="0"/>
-          <w:sz w:val="21"/>
-        </w:rPr>
-        <w:t>Kernaussagen für die Bank:</w:t>
+        <w:t>Im Zentrum steht nicht der Verkauf eines fertigen Produkts, sondern die Begleitung der Einführung eines Quality Gates für Anforderungen und Testfälle. Der vorliegende Prototyp belegt, dass der Ansatz funktioniert und beschleunigt die Umsetzung. Wir bringen ein:</w:t>
       </w:r>
     </w:p>
     <w:p>
@@ -2915,13 +1627,13 @@
           <w:b/>
           <w:sz w:val="21"/>
         </w:rPr>
-        <w:t xml:space="preserve">Keine Daten in die USA: </w:t>
+        <w:t xml:space="preserve">Fachliche Begleitung: </w:t>
       </w:r>
       <w:r>
         <w:rPr>
           <w:sz w:val="21"/>
         </w:rPr>
-        <w:t xml:space="preserve"> Vorgesehen ist LLM_PROVIDER=azure-openai mit EU-Endpoint. Der Public-OpenAI-Pfad ist ein Dev-Fallback, der nicht konfiguriert und per Egress-Firewall blockierbar ist.</w:t>
+        <w:t xml:space="preserve"> Analyse der bestehenden Anforderungs- und Testprozesse, Zuschnitt der Regelsets auf die Vorgaben der ING.</w:t>
       </w:r>
     </w:p>
     <w:p>
@@ -2934,13 +1646,13 @@
           <w:b/>
           <w:sz w:val="21"/>
         </w:rPr>
-        <w:t xml:space="preserve">Kein Modelltraining mit Bank-Daten: </w:t>
+        <w:t xml:space="preserve">Technische Umsetzung: </w:t>
       </w:r>
       <w:r>
         <w:rPr>
           <w:sz w:val="21"/>
         </w:rPr>
-        <w:t xml:space="preserve"> Azure-OpenAI-Zusicherung von Microsoft; Prompts/Completions gehen nicht an OpenAI (das Unternehmen). Optional „modified abuse monitoring“ (Opt-out der 30-Tage-Vorhaltung) beantragen – bei Finanzinstituten üblich.</w:t>
+        <w:t xml:space="preserve"> Bereitstellung und Absicherung im Azure-Tenant der Bank, Härtung vor Go-Live, Übergabe in ein internes Repository.</w:t>
       </w:r>
     </w:p>
     <w:p>
@@ -2953,13 +1665,13 @@
           <w:b/>
           <w:sz w:val="21"/>
         </w:rPr>
-        <w:t xml:space="preserve">DSGVO-Einordnung: </w:t>
+        <w:t xml:space="preserve">Governance: </w:t>
       </w:r>
       <w:r>
         <w:rPr>
           <w:sz w:val="21"/>
         </w:rPr>
-        <w:t xml:space="preserve"> Work-Item-Texte können Personenbezug enthalten. Verarbeitung bleibt im bestehenden Microsoft-AVV der Bank; Aufnahme in die bestehende DSFA des Azure-DevOps-/OpenAI-Stacks empfohlen. Entscheidung trifft der DSB der Bank.</w:t>
+        <w:t xml:space="preserve"> Zusammenarbeit mit Security und Datenschutz, transparente Bewertung von Risiken und Maßnahmen.</w:t>
       </w:r>
     </w:p>
     <w:p>
@@ -2972,13 +1684,13 @@
           <w:b/>
           <w:sz w:val="21"/>
         </w:rPr>
-        <w:t xml:space="preserve">Mensch in der Schleife: </w:t>
+        <w:t xml:space="preserve">Nachweis: </w:t>
       </w:r>
       <w:r>
         <w:rPr>
           <w:sz w:val="21"/>
         </w:rPr>
-        <w:t xml:space="preserve"> Die KI legt nie selbstständig an oder ändert etwas. Generieren und Übernehmen sind getrennt; jede Übernahme erzeugt einen Audit-Eintrag. EU-AI-Act: unterstützendes Werkzeug mit menschlicher Letztentscheidung, kein Hochrisiko-System.</w:t>
+        <w:t xml:space="preserve"> messbarer Pilot mit einem Team, Bewertung von Zeitersparnis und Qualitätswirkung als Grundlage für die Entscheidung über eine breitere Einführung.</w:t>
       </w:r>
     </w:p>
     <w:p>
@@ -2986,2408 +1698,7 @@
         <w:pStyle w:val="Heading1"/>
       </w:pPr>
       <w:r>
-        <w:t>7. Kosten</w:t>
-      </w:r>
-    </w:p>
-    <w:p>
-      <w:pPr>
-        <w:spacing w:after="120"/>
-      </w:pPr>
-      <w:r>
-        <w:rPr>
-          <w:b w:val="0"/>
-          <w:i/>
-          <w:color w:val="595959"/>
-          <w:sz w:val="21"/>
-        </w:rPr>
-        <w:t>Größenordnung für einen Pilot mit ~1 Team / ~50 Nutzern:</w:t>
-      </w:r>
-    </w:p>
-    <w:tbl>
-      <w:tblPr>
-        <w:tblStyle w:val="TableGrid"/>
-        <w:tblW w:type="auto" w:w="0"/>
-        <w:jc w:val="center"/>
-        <w:tblLook w:firstColumn="1" w:firstRow="1" w:lastColumn="0" w:lastRow="0" w:noHBand="0" w:noVBand="1" w:val="04A0"/>
-      </w:tblPr>
-      <w:tblGrid>
-        <w:gridCol w:w="2880"/>
-        <w:gridCol w:w="2880"/>
-        <w:gridCol w:w="2880"/>
-      </w:tblGrid>
-      <w:tr>
-        <w:tc>
-          <w:tcPr>
-            <w:tcW w:type="dxa" w:w="4320"/>
-            <w:shd w:val="clear" w:color="auto" w:fill="FF6200"/>
-          </w:tcPr>
-          <w:p>
-            <w:pPr>
-              <w:spacing w:after="40" w:before="40"/>
-            </w:pPr>
-            <w:r/>
-            <w:r>
-              <w:rPr>
-                <w:rFonts w:ascii="Calibri" w:hAnsi="Calibri"/>
-                <w:b/>
-                <w:color w:val="FFFFFF"/>
-                <w:sz w:val="19"/>
-              </w:rPr>
-              <w:t>Posten</w:t>
-            </w:r>
-          </w:p>
-        </w:tc>
-        <w:tc>
-          <w:tcPr>
-            <w:tcW w:type="dxa" w:w="2160"/>
-            <w:shd w:val="clear" w:color="auto" w:fill="FF6200"/>
-          </w:tcPr>
-          <w:p>
-            <w:pPr>
-              <w:spacing w:after="40" w:before="40"/>
-            </w:pPr>
-            <w:r/>
-            <w:r>
-              <w:rPr>
-                <w:rFonts w:ascii="Calibri" w:hAnsi="Calibri"/>
-                <w:b/>
-                <w:color w:val="FFFFFF"/>
-                <w:sz w:val="19"/>
-              </w:rPr>
-              <w:t>Monatlich (ca.)</w:t>
-            </w:r>
-          </w:p>
-        </w:tc>
-        <w:tc>
-          <w:tcPr>
-            <w:tcW w:type="dxa" w:w="3024"/>
-            <w:shd w:val="clear" w:color="auto" w:fill="FF6200"/>
-          </w:tcPr>
-          <w:p>
-            <w:pPr>
-              <w:spacing w:after="40" w:before="40"/>
-            </w:pPr>
-            <w:r/>
-            <w:r>
-              <w:rPr>
-                <w:rFonts w:ascii="Calibri" w:hAnsi="Calibri"/>
-                <w:b/>
-                <w:color w:val="FFFFFF"/>
-                <w:sz w:val="19"/>
-              </w:rPr>
-              <w:t>Anmerkung</w:t>
-            </w:r>
-          </w:p>
-        </w:tc>
-      </w:tr>
-      <w:tr>
-        <w:tc>
-          <w:tcPr>
-            <w:tcW w:type="dxa" w:w="4320"/>
-          </w:tcPr>
-          <w:p>
-            <w:pPr>
-              <w:spacing w:after="40" w:before="40"/>
-            </w:pPr>
-            <w:r/>
-            <w:r>
-              <w:rPr>
-                <w:rFonts w:ascii="Calibri" w:hAnsi="Calibri"/>
-                <w:b w:val="0"/>
-                <w:sz w:val="19"/>
-              </w:rPr>
-              <w:t>Azure Functions (Consumption)</w:t>
-            </w:r>
-          </w:p>
-        </w:tc>
-        <w:tc>
-          <w:tcPr>
-            <w:tcW w:type="dxa" w:w="2160"/>
-          </w:tcPr>
-          <w:p>
-            <w:pPr>
-              <w:spacing w:after="40" w:before="40"/>
-            </w:pPr>
-            <w:r/>
-            <w:r>
-              <w:rPr>
-                <w:rFonts w:ascii="Calibri" w:hAnsi="Calibri"/>
-                <w:b w:val="0"/>
-                <w:sz w:val="19"/>
-              </w:rPr>
-              <w:t>0–10 €</w:t>
-            </w:r>
-          </w:p>
-        </w:tc>
-        <w:tc>
-          <w:tcPr>
-            <w:tcW w:type="dxa" w:w="3024"/>
-          </w:tcPr>
-          <w:p>
-            <w:pPr>
-              <w:spacing w:after="40" w:before="40"/>
-            </w:pPr>
-            <w:r/>
-            <w:r>
-              <w:rPr>
-                <w:rFonts w:ascii="Calibri" w:hAnsi="Calibri"/>
-                <w:b w:val="0"/>
-                <w:sz w:val="19"/>
-              </w:rPr>
-              <w:t>Freikontingent deckt Pilotlast meist ab</w:t>
-            </w:r>
-          </w:p>
-        </w:tc>
-      </w:tr>
-      <w:tr>
-        <w:tc>
-          <w:tcPr>
-            <w:tcW w:type="dxa" w:w="4320"/>
-            <w:shd w:val="clear" w:color="auto" w:fill="FCE9DC"/>
-          </w:tcPr>
-          <w:p>
-            <w:pPr>
-              <w:spacing w:after="40" w:before="40"/>
-            </w:pPr>
-            <w:r/>
-            <w:r>
-              <w:rPr>
-                <w:rFonts w:ascii="Calibri" w:hAnsi="Calibri"/>
-                <w:b w:val="0"/>
-                <w:sz w:val="19"/>
-              </w:rPr>
-              <w:t>Storage Account (Table)</w:t>
-            </w:r>
-          </w:p>
-        </w:tc>
-        <w:tc>
-          <w:tcPr>
-            <w:tcW w:type="dxa" w:w="2160"/>
-            <w:shd w:val="clear" w:color="auto" w:fill="FCE9DC"/>
-          </w:tcPr>
-          <w:p>
-            <w:pPr>
-              <w:spacing w:after="40" w:before="40"/>
-            </w:pPr>
-            <w:r/>
-            <w:r>
-              <w:rPr>
-                <w:rFonts w:ascii="Calibri" w:hAnsi="Calibri"/>
-                <w:b w:val="0"/>
-                <w:sz w:val="19"/>
-              </w:rPr>
-              <w:t>&lt; 2 €</w:t>
-            </w:r>
-          </w:p>
-        </w:tc>
-        <w:tc>
-          <w:tcPr>
-            <w:tcW w:type="dxa" w:w="3024"/>
-            <w:shd w:val="clear" w:color="auto" w:fill="FCE9DC"/>
-          </w:tcPr>
-          <w:p>
-            <w:pPr>
-              <w:spacing w:after="40" w:before="40"/>
-            </w:pPr>
-            <w:r/>
-            <w:r>
-              <w:rPr>
-                <w:rFonts w:ascii="Calibri" w:hAnsi="Calibri"/>
-                <w:b w:val="0"/>
-                <w:sz w:val="19"/>
-              </w:rPr>
-              <w:t>Kilobyte-große Datensätze</w:t>
-            </w:r>
-          </w:p>
-        </w:tc>
-      </w:tr>
-      <w:tr>
-        <w:tc>
-          <w:tcPr>
-            <w:tcW w:type="dxa" w:w="4320"/>
-          </w:tcPr>
-          <w:p>
-            <w:pPr>
-              <w:spacing w:after="40" w:before="40"/>
-            </w:pPr>
-            <w:r/>
-            <w:r>
-              <w:rPr>
-                <w:rFonts w:ascii="Calibri" w:hAnsi="Calibri"/>
-                <w:b w:val="0"/>
-                <w:sz w:val="19"/>
-              </w:rPr>
-              <w:t>Key Vault</w:t>
-            </w:r>
-          </w:p>
-        </w:tc>
-        <w:tc>
-          <w:tcPr>
-            <w:tcW w:type="dxa" w:w="2160"/>
-          </w:tcPr>
-          <w:p>
-            <w:pPr>
-              <w:spacing w:after="40" w:before="40"/>
-            </w:pPr>
-            <w:r/>
-            <w:r>
-              <w:rPr>
-                <w:rFonts w:ascii="Calibri" w:hAnsi="Calibri"/>
-                <w:b w:val="0"/>
-                <w:sz w:val="19"/>
-              </w:rPr>
-              <w:t>&lt; 1 €</w:t>
-            </w:r>
-          </w:p>
-        </w:tc>
-        <w:tc>
-          <w:tcPr>
-            <w:tcW w:type="dxa" w:w="3024"/>
-          </w:tcPr>
-          <w:p>
-            <w:pPr>
-              <w:spacing w:after="40" w:before="40"/>
-            </w:pPr>
-            <w:r/>
-            <w:r>
-              <w:rPr>
-                <w:rFonts w:ascii="Calibri" w:hAnsi="Calibri"/>
-                <w:b w:val="0"/>
-                <w:sz w:val="19"/>
-              </w:rPr>
-              <w:t>wenige Operationen</w:t>
-            </w:r>
-          </w:p>
-        </w:tc>
-      </w:tr>
-      <w:tr>
-        <w:tc>
-          <w:tcPr>
-            <w:tcW w:type="dxa" w:w="4320"/>
-            <w:shd w:val="clear" w:color="auto" w:fill="FCE9DC"/>
-          </w:tcPr>
-          <w:p>
-            <w:pPr>
-              <w:spacing w:after="40" w:before="40"/>
-            </w:pPr>
-            <w:r/>
-            <w:r>
-              <w:rPr>
-                <w:rFonts w:ascii="Calibri" w:hAnsi="Calibri"/>
-                <w:b w:val="0"/>
-                <w:sz w:val="19"/>
-              </w:rPr>
-              <w:t>Azure OpenAI (z. B. GPT-4o-mini)</w:t>
-            </w:r>
-          </w:p>
-        </w:tc>
-        <w:tc>
-          <w:tcPr>
-            <w:tcW w:type="dxa" w:w="2160"/>
-            <w:shd w:val="clear" w:color="auto" w:fill="FCE9DC"/>
-          </w:tcPr>
-          <w:p>
-            <w:pPr>
-              <w:spacing w:after="40" w:before="40"/>
-            </w:pPr>
-            <w:r/>
-            <w:r>
-              <w:rPr>
-                <w:rFonts w:ascii="Calibri" w:hAnsi="Calibri"/>
-                <w:b w:val="0"/>
-                <w:sz w:val="19"/>
-              </w:rPr>
-              <w:t>20–100 €</w:t>
-            </w:r>
-          </w:p>
-        </w:tc>
-        <w:tc>
-          <w:tcPr>
-            <w:tcW w:type="dxa" w:w="3024"/>
-            <w:shd w:val="clear" w:color="auto" w:fill="FCE9DC"/>
-          </w:tcPr>
-          <w:p>
-            <w:pPr>
-              <w:spacing w:after="40" w:before="40"/>
-            </w:pPr>
-            <w:r/>
-            <w:r>
-              <w:rPr>
-                <w:rFonts w:ascii="Calibri" w:hAnsi="Calibri"/>
-                <w:b w:val="0"/>
-                <w:sz w:val="19"/>
-              </w:rPr>
-              <w:t>nutzungsabhängig; ~2–5k Token pro Analyse</w:t>
-            </w:r>
-          </w:p>
-        </w:tc>
-      </w:tr>
-      <w:tr>
-        <w:tc>
-          <w:tcPr>
-            <w:tcW w:type="dxa" w:w="4320"/>
-          </w:tcPr>
-          <w:p>
-            <w:pPr>
-              <w:spacing w:after="40" w:before="40"/>
-            </w:pPr>
-            <w:r/>
-            <w:r>
-              <w:rPr>
-                <w:rFonts w:ascii="Calibri" w:hAnsi="Calibri"/>
-                <w:b w:val="0"/>
-                <w:sz w:val="19"/>
-              </w:rPr>
-              <w:t>Application Insights</w:t>
-            </w:r>
-          </w:p>
-        </w:tc>
-        <w:tc>
-          <w:tcPr>
-            <w:tcW w:type="dxa" w:w="2160"/>
-          </w:tcPr>
-          <w:p>
-            <w:pPr>
-              <w:spacing w:after="40" w:before="40"/>
-            </w:pPr>
-            <w:r/>
-            <w:r>
-              <w:rPr>
-                <w:rFonts w:ascii="Calibri" w:hAnsi="Calibri"/>
-                <w:b w:val="0"/>
-                <w:sz w:val="19"/>
-              </w:rPr>
-              <w:t>5–25 €</w:t>
-            </w:r>
-          </w:p>
-        </w:tc>
-        <w:tc>
-          <w:tcPr>
-            <w:tcW w:type="dxa" w:w="3024"/>
-          </w:tcPr>
-          <w:p>
-            <w:pPr>
-              <w:spacing w:after="40" w:before="40"/>
-            </w:pPr>
-            <w:r/>
-            <w:r>
-              <w:rPr>
-                <w:rFonts w:ascii="Calibri" w:hAnsi="Calibri"/>
-                <w:b w:val="0"/>
-                <w:sz w:val="19"/>
-              </w:rPr>
-              <w:t>empfohlen</w:t>
-            </w:r>
-          </w:p>
-        </w:tc>
-      </w:tr>
-      <w:tr>
-        <w:tc>
-          <w:tcPr>
-            <w:tcW w:type="dxa" w:w="4320"/>
-            <w:shd w:val="clear" w:color="auto" w:fill="FCE9DC"/>
-          </w:tcPr>
-          <w:p>
-            <w:pPr>
-              <w:spacing w:after="40" w:before="40"/>
-            </w:pPr>
-            <w:r/>
-            <w:r>
-              <w:rPr>
-                <w:rFonts w:ascii="Calibri" w:hAnsi="Calibri"/>
-                <w:b w:val="0"/>
-                <w:sz w:val="19"/>
-              </w:rPr>
-              <w:t>Summe Pilot</w:t>
-            </w:r>
-          </w:p>
-        </w:tc>
-        <w:tc>
-          <w:tcPr>
-            <w:tcW w:type="dxa" w:w="2160"/>
-            <w:shd w:val="clear" w:color="auto" w:fill="FCE9DC"/>
-          </w:tcPr>
-          <w:p>
-            <w:pPr>
-              <w:spacing w:after="40" w:before="40"/>
-            </w:pPr>
-            <w:r/>
-            <w:r>
-              <w:rPr>
-                <w:rFonts w:ascii="Calibri" w:hAnsi="Calibri"/>
-                <w:b w:val="0"/>
-                <w:sz w:val="19"/>
-              </w:rPr>
-              <w:t>~30–140 €</w:t>
-            </w:r>
-          </w:p>
-        </w:tc>
-        <w:tc>
-          <w:tcPr>
-            <w:tcW w:type="dxa" w:w="3024"/>
-            <w:shd w:val="clear" w:color="auto" w:fill="FCE9DC"/>
-          </w:tcPr>
-          <w:p>
-            <w:pPr>
-              <w:spacing w:after="40" w:before="40"/>
-            </w:pPr>
-            <w:r/>
-            <w:r>
-              <w:rPr>
-                <w:rFonts w:ascii="Calibri" w:hAnsi="Calibri"/>
-                <w:b w:val="0"/>
-                <w:sz w:val="19"/>
-              </w:rPr>
-              <w:t>Verbrauchszähler pro Nutzer eingebaut</w:t>
-            </w:r>
-          </w:p>
-        </w:tc>
-      </w:tr>
-      <w:tr>
-        <w:tc>
-          <w:tcPr>
-            <w:tcW w:type="dxa" w:w="4320"/>
-          </w:tcPr>
-          <w:p>
-            <w:pPr>
-              <w:spacing w:after="40" w:before="40"/>
-            </w:pPr>
-            <w:r/>
-            <w:r>
-              <w:rPr>
-                <w:rFonts w:ascii="Calibri" w:hAnsi="Calibri"/>
-                <w:b w:val="0"/>
-                <w:sz w:val="19"/>
-              </w:rPr>
-              <w:t>Enterprise-Härtung (Private Endpoints, VNet, ggf. WAF)</w:t>
-            </w:r>
-          </w:p>
-        </w:tc>
-        <w:tc>
-          <w:tcPr>
-            <w:tcW w:type="dxa" w:w="2160"/>
-          </w:tcPr>
-          <w:p>
-            <w:pPr>
-              <w:spacing w:after="40" w:before="40"/>
-            </w:pPr>
-            <w:r/>
-            <w:r>
-              <w:rPr>
-                <w:rFonts w:ascii="Calibri" w:hAnsi="Calibri"/>
-                <w:b w:val="0"/>
-                <w:sz w:val="19"/>
-              </w:rPr>
-              <w:t>+100–350 €</w:t>
-            </w:r>
-          </w:p>
-        </w:tc>
-        <w:tc>
-          <w:tcPr>
-            <w:tcW w:type="dxa" w:w="3024"/>
-          </w:tcPr>
-          <w:p>
-            <w:pPr>
-              <w:spacing w:after="40" w:before="40"/>
-            </w:pPr>
-            <w:r/>
-            <w:r>
-              <w:rPr>
-                <w:rFonts w:ascii="Calibri" w:hAnsi="Calibri"/>
-                <w:b w:val="0"/>
-                <w:sz w:val="19"/>
-              </w:rPr>
-              <w:t>je nach Bank-Vorgaben</w:t>
-            </w:r>
-          </w:p>
-        </w:tc>
-      </w:tr>
-    </w:tbl>
-    <w:p/>
-    <w:p>
-      <w:pPr>
-        <w:spacing w:after="120"/>
-      </w:pPr>
-      <w:r>
-        <w:rPr>
-          <w:b w:val="0"/>
-          <w:i w:val="0"/>
-          <w:sz w:val="21"/>
-        </w:rPr>
-        <w:t>Einmalig: 2–5 Personentage technisches Setup zzgl. Aufwand der Bank-Gremien. Die Kosten skalieren fast ausschließlich mit der LLM-Nutzung; Budget-Alerts auf der Azure-OpenAI-Ressource sind in wenigen Minuten eingerichtet.</w:t>
-      </w:r>
-    </w:p>
-    <w:p>
-      <w:pPr>
-        <w:pStyle w:val="Heading1"/>
-      </w:pPr>
-      <w:r>
-        <w:t>8. Zeitplan bis zum laufenden Pilot</w:t>
-      </w:r>
-    </w:p>
-    <w:tbl>
-      <w:tblPr>
-        <w:tblStyle w:val="TableGrid"/>
-        <w:tblW w:type="auto" w:w="0"/>
-        <w:jc w:val="center"/>
-        <w:tblLook w:firstColumn="1" w:firstRow="1" w:lastColumn="0" w:lastRow="0" w:noHBand="0" w:noVBand="1" w:val="04A0"/>
-      </w:tblPr>
-      <w:tblGrid>
-        <w:gridCol w:w="2880"/>
-        <w:gridCol w:w="2880"/>
-        <w:gridCol w:w="2880"/>
-      </w:tblGrid>
-      <w:tr>
-        <w:tc>
-          <w:tcPr>
-            <w:tcW w:type="dxa" w:w="3744"/>
-            <w:shd w:val="clear" w:color="auto" w:fill="FF6200"/>
-          </w:tcPr>
-          <w:p>
-            <w:pPr>
-              <w:spacing w:after="40" w:before="40"/>
-            </w:pPr>
-            <w:r/>
-            <w:r>
-              <w:rPr>
-                <w:rFonts w:ascii="Calibri" w:hAnsi="Calibri"/>
-                <w:b/>
-                <w:color w:val="FFFFFF"/>
-                <w:sz w:val="19"/>
-              </w:rPr>
-              <w:t>Phase</w:t>
-            </w:r>
-          </w:p>
-        </w:tc>
-        <w:tc>
-          <w:tcPr>
-            <w:tcW w:type="dxa" w:w="1872"/>
-            <w:shd w:val="clear" w:color="auto" w:fill="FF6200"/>
-          </w:tcPr>
-          <w:p>
-            <w:pPr>
-              <w:spacing w:after="40" w:before="40"/>
-            </w:pPr>
-            <w:r/>
-            <w:r>
-              <w:rPr>
-                <w:rFonts w:ascii="Calibri" w:hAnsi="Calibri"/>
-                <w:b/>
-                <w:color w:val="FFFFFF"/>
-                <w:sz w:val="19"/>
-              </w:rPr>
-              <w:t>Dauer</w:t>
-            </w:r>
-          </w:p>
-        </w:tc>
-        <w:tc>
-          <w:tcPr>
-            <w:tcW w:type="dxa" w:w="3888"/>
-            <w:shd w:val="clear" w:color="auto" w:fill="FF6200"/>
-          </w:tcPr>
-          <w:p>
-            <w:pPr>
-              <w:spacing w:after="40" w:before="40"/>
-            </w:pPr>
-            <w:r/>
-            <w:r>
-              <w:rPr>
-                <w:rFonts w:ascii="Calibri" w:hAnsi="Calibri"/>
-                <w:b/>
-                <w:color w:val="FFFFFF"/>
-                <w:sz w:val="19"/>
-              </w:rPr>
-              <w:t>Inhalt</w:t>
-            </w:r>
-          </w:p>
-        </w:tc>
-      </w:tr>
-      <w:tr>
-        <w:tc>
-          <w:tcPr>
-            <w:tcW w:type="dxa" w:w="3744"/>
-          </w:tcPr>
-          <w:p>
-            <w:pPr>
-              <w:spacing w:after="40" w:before="40"/>
-            </w:pPr>
-            <w:r/>
-            <w:r>
-              <w:rPr>
-                <w:rFonts w:ascii="Calibri" w:hAnsi="Calibri"/>
-                <w:b w:val="0"/>
-                <w:sz w:val="19"/>
-              </w:rPr>
-              <w:t>1. Repo-Übernahme + interner Review</w:t>
-            </w:r>
-          </w:p>
-        </w:tc>
-        <w:tc>
-          <w:tcPr>
-            <w:tcW w:type="dxa" w:w="1872"/>
-          </w:tcPr>
-          <w:p>
-            <w:pPr>
-              <w:spacing w:after="40" w:before="40"/>
-            </w:pPr>
-            <w:r/>
-            <w:r>
-              <w:rPr>
-                <w:rFonts w:ascii="Calibri" w:hAnsi="Calibri"/>
-                <w:b w:val="0"/>
-                <w:sz w:val="19"/>
-              </w:rPr>
-              <w:t>1 Woche</w:t>
-            </w:r>
-          </w:p>
-        </w:tc>
-        <w:tc>
-          <w:tcPr>
-            <w:tcW w:type="dxa" w:w="3888"/>
-          </w:tcPr>
-          <w:p>
-            <w:pPr>
-              <w:spacing w:after="40" w:before="40"/>
-            </w:pPr>
-            <w:r/>
-            <w:r>
-              <w:rPr>
-                <w:rFonts w:ascii="Calibri" w:hAnsi="Calibri"/>
-                <w:b w:val="0"/>
-                <w:sz w:val="19"/>
-              </w:rPr>
-              <w:t>Code in Bank-Repo, Dependency-/License-Scan</w:t>
-            </w:r>
-          </w:p>
-        </w:tc>
-      </w:tr>
-      <w:tr>
-        <w:tc>
-          <w:tcPr>
-            <w:tcW w:type="dxa" w:w="3744"/>
-            <w:shd w:val="clear" w:color="auto" w:fill="FCE9DC"/>
-          </w:tcPr>
-          <w:p>
-            <w:pPr>
-              <w:spacing w:after="40" w:before="40"/>
-            </w:pPr>
-            <w:r/>
-            <w:r>
-              <w:rPr>
-                <w:rFonts w:ascii="Calibri" w:hAnsi="Calibri"/>
-                <w:b w:val="0"/>
-                <w:sz w:val="19"/>
-              </w:rPr>
-              <w:t>2. Genehmigungen (parallel)</w:t>
-            </w:r>
-          </w:p>
-        </w:tc>
-        <w:tc>
-          <w:tcPr>
-            <w:tcW w:type="dxa" w:w="1872"/>
-            <w:shd w:val="clear" w:color="auto" w:fill="FCE9DC"/>
-          </w:tcPr>
-          <w:p>
-            <w:pPr>
-              <w:spacing w:after="40" w:before="40"/>
-            </w:pPr>
-            <w:r/>
-            <w:r>
-              <w:rPr>
-                <w:rFonts w:ascii="Calibri" w:hAnsi="Calibri"/>
-                <w:b w:val="0"/>
-                <w:sz w:val="19"/>
-              </w:rPr>
-              <w:t>2–4 Wochen</w:t>
-            </w:r>
-          </w:p>
-        </w:tc>
-        <w:tc>
-          <w:tcPr>
-            <w:tcW w:type="dxa" w:w="3888"/>
-            <w:shd w:val="clear" w:color="auto" w:fill="FCE9DC"/>
-          </w:tcPr>
-          <w:p>
-            <w:pPr>
-              <w:spacing w:after="40" w:before="40"/>
-            </w:pPr>
-            <w:r/>
-            <w:r>
-              <w:rPr>
-                <w:rFonts w:ascii="Calibri" w:hAnsi="Calibri"/>
-                <w:b w:val="0"/>
-                <w:sz w:val="19"/>
-              </w:rPr>
-              <w:t>Subscription, Azure-OpenAI-Freigabe, Security-/Compliance-Review, ggf. Betriebsrat</w:t>
-            </w:r>
-          </w:p>
-        </w:tc>
-      </w:tr>
-      <w:tr>
-        <w:tc>
-          <w:tcPr>
-            <w:tcW w:type="dxa" w:w="3744"/>
-          </w:tcPr>
-          <w:p>
-            <w:pPr>
-              <w:spacing w:after="40" w:before="40"/>
-            </w:pPr>
-            <w:r/>
-            <w:r>
-              <w:rPr>
-                <w:rFonts w:ascii="Calibri" w:hAnsi="Calibri"/>
-                <w:b w:val="0"/>
-                <w:sz w:val="19"/>
-              </w:rPr>
-              <w:t>3. Infrastruktur + Deployment</w:t>
-            </w:r>
-          </w:p>
-        </w:tc>
-        <w:tc>
-          <w:tcPr>
-            <w:tcW w:type="dxa" w:w="1872"/>
-          </w:tcPr>
-          <w:p>
-            <w:pPr>
-              <w:spacing w:after="40" w:before="40"/>
-            </w:pPr>
-            <w:r/>
-            <w:r>
-              <w:rPr>
-                <w:rFonts w:ascii="Calibri" w:hAnsi="Calibri"/>
-                <w:b w:val="0"/>
-                <w:sz w:val="19"/>
-              </w:rPr>
-              <w:t>2–5 Tage</w:t>
-            </w:r>
-          </w:p>
-        </w:tc>
-        <w:tc>
-          <w:tcPr>
-            <w:tcW w:type="dxa" w:w="3888"/>
-          </w:tcPr>
-          <w:p>
-            <w:pPr>
-              <w:spacing w:after="40" w:before="40"/>
-            </w:pPr>
-            <w:r/>
-            <w:r>
-              <w:rPr>
-                <w:rFonts w:ascii="Calibri" w:hAnsi="Calibri"/>
-                <w:b w:val="0"/>
-                <w:sz w:val="19"/>
-              </w:rPr>
-              <w:t>Ressourcen, Backend, Extension-Build, Installation</w:t>
-            </w:r>
-          </w:p>
-        </w:tc>
-      </w:tr>
-      <w:tr>
-        <w:tc>
-          <w:tcPr>
-            <w:tcW w:type="dxa" w:w="3744"/>
-            <w:shd w:val="clear" w:color="auto" w:fill="FCE9DC"/>
-          </w:tcPr>
-          <w:p>
-            <w:pPr>
-              <w:spacing w:after="40" w:before="40"/>
-            </w:pPr>
-            <w:r/>
-            <w:r>
-              <w:rPr>
-                <w:rFonts w:ascii="Calibri" w:hAnsi="Calibri"/>
-                <w:b w:val="0"/>
-                <w:sz w:val="19"/>
-              </w:rPr>
-              <w:t>4. Härtung + Verifikation</w:t>
-            </w:r>
-          </w:p>
-        </w:tc>
-        <w:tc>
-          <w:tcPr>
-            <w:tcW w:type="dxa" w:w="1872"/>
-            <w:shd w:val="clear" w:color="auto" w:fill="FCE9DC"/>
-          </w:tcPr>
-          <w:p>
-            <w:pPr>
-              <w:spacing w:after="40" w:before="40"/>
-            </w:pPr>
-            <w:r/>
-            <w:r>
-              <w:rPr>
-                <w:rFonts w:ascii="Calibri" w:hAnsi="Calibri"/>
-                <w:b w:val="0"/>
-                <w:sz w:val="19"/>
-              </w:rPr>
-              <w:t>1 Woche</w:t>
-            </w:r>
-          </w:p>
-        </w:tc>
-        <w:tc>
-          <w:tcPr>
-            <w:tcW w:type="dxa" w:w="3888"/>
-            <w:shd w:val="clear" w:color="auto" w:fill="FCE9DC"/>
-          </w:tcPr>
-          <w:p>
-            <w:pPr>
-              <w:spacing w:after="40" w:before="40"/>
-            </w:pPr>
-            <w:r/>
-            <w:r>
-              <w:rPr>
-                <w:rFonts w:ascii="Calibri" w:hAnsi="Calibri"/>
-                <w:b w:val="0"/>
-                <w:sz w:val="19"/>
-              </w:rPr>
-              <w:t>die 5 Security-Punkte, Admin-Gate-Verifikation, ggf. Pen-Test</w:t>
-            </w:r>
-          </w:p>
-        </w:tc>
-      </w:tr>
-      <w:tr>
-        <w:tc>
-          <w:tcPr>
-            <w:tcW w:type="dxa" w:w="3744"/>
-          </w:tcPr>
-          <w:p>
-            <w:pPr>
-              <w:spacing w:after="40" w:before="40"/>
-            </w:pPr>
-            <w:r/>
-            <w:r>
-              <w:rPr>
-                <w:rFonts w:ascii="Calibri" w:hAnsi="Calibri"/>
-                <w:b w:val="0"/>
-                <w:sz w:val="19"/>
-              </w:rPr>
-              <w:t>5. Pilot mit einem Team</w:t>
-            </w:r>
-          </w:p>
-        </w:tc>
-        <w:tc>
-          <w:tcPr>
-            <w:tcW w:type="dxa" w:w="1872"/>
-          </w:tcPr>
-          <w:p>
-            <w:pPr>
-              <w:spacing w:after="40" w:before="40"/>
-            </w:pPr>
-            <w:r/>
-            <w:r>
-              <w:rPr>
-                <w:rFonts w:ascii="Calibri" w:hAnsi="Calibri"/>
-                <w:b w:val="0"/>
-                <w:sz w:val="19"/>
-              </w:rPr>
-              <w:t>2–4 Wochen</w:t>
-            </w:r>
-          </w:p>
-        </w:tc>
-        <w:tc>
-          <w:tcPr>
-            <w:tcW w:type="dxa" w:w="3888"/>
-          </w:tcPr>
-          <w:p>
-            <w:pPr>
-              <w:spacing w:after="40" w:before="40"/>
-            </w:pPr>
-            <w:r/>
-            <w:r>
-              <w:rPr>
-                <w:rFonts w:ascii="Calibri" w:hAnsi="Calibri"/>
-                <w:b w:val="0"/>
-                <w:sz w:val="19"/>
-              </w:rPr>
-              <w:t>Feedback, Kostenbeobachtung</w:t>
-            </w:r>
-          </w:p>
-        </w:tc>
-      </w:tr>
-      <w:tr>
-        <w:tc>
-          <w:tcPr>
-            <w:tcW w:type="dxa" w:w="3744"/>
-            <w:shd w:val="clear" w:color="auto" w:fill="FCE9DC"/>
-          </w:tcPr>
-          <w:p>
-            <w:pPr>
-              <w:spacing w:after="40" w:before="40"/>
-            </w:pPr>
-            <w:r/>
-            <w:r>
-              <w:rPr>
-                <w:rFonts w:ascii="Calibri" w:hAnsi="Calibri"/>
-                <w:b w:val="0"/>
-                <w:sz w:val="19"/>
-              </w:rPr>
-              <w:t>Gesamt bis laufender Pilot</w:t>
-            </w:r>
-          </w:p>
-        </w:tc>
-        <w:tc>
-          <w:tcPr>
-            <w:tcW w:type="dxa" w:w="1872"/>
-            <w:shd w:val="clear" w:color="auto" w:fill="FCE9DC"/>
-          </w:tcPr>
-          <w:p>
-            <w:pPr>
-              <w:spacing w:after="40" w:before="40"/>
-            </w:pPr>
-            <w:r/>
-            <w:r>
-              <w:rPr>
-                <w:rFonts w:ascii="Calibri" w:hAnsi="Calibri"/>
-                <w:b w:val="0"/>
-                <w:sz w:val="19"/>
-              </w:rPr>
-              <w:t>~6–10 Wochen</w:t>
-            </w:r>
-          </w:p>
-        </w:tc>
-        <w:tc>
-          <w:tcPr>
-            <w:tcW w:type="dxa" w:w="3888"/>
-            <w:shd w:val="clear" w:color="auto" w:fill="FCE9DC"/>
-          </w:tcPr>
-          <w:p>
-            <w:pPr>
-              <w:spacing w:after="40" w:before="40"/>
-            </w:pPr>
-            <w:r/>
-            <w:r>
-              <w:rPr>
-                <w:rFonts w:ascii="Calibri" w:hAnsi="Calibri"/>
-                <w:b w:val="0"/>
-                <w:sz w:val="19"/>
-              </w:rPr>
-              <w:t>Engpass: Genehmigungen, nicht Technik</w:t>
-            </w:r>
-          </w:p>
-        </w:tc>
-      </w:tr>
-    </w:tbl>
-    <w:p/>
-    <w:p>
-      <w:pPr>
-        <w:pStyle w:val="Heading1"/>
-      </w:pPr>
-      <w:r>
-        <w:t>9. Quellcode-Ablage</w:t>
-      </w:r>
-    </w:p>
-    <w:p>
-      <w:pPr>
-        <w:spacing w:after="120"/>
-      </w:pPr>
-      <w:r>
-        <w:rPr>
-          <w:b/>
-          <w:i w:val="0"/>
-          <w:sz w:val="21"/>
-        </w:rPr>
-        <w:t>Empfehlung: Azure Repos in der Azure-DevOps-Organisation der ING.</w:t>
-      </w:r>
-    </w:p>
-    <w:p>
-      <w:pPr>
-        <w:pStyle w:val="ListBullet"/>
-        <w:spacing w:after="60"/>
-      </w:pPr>
-      <w:r>
-        <w:rPr>
-          <w:sz w:val="21"/>
-        </w:rPr>
-        <w:t>Gleiche Zugriffs-/Berechtigungswelt wie Boards, keine neue Plattform.</w:t>
-      </w:r>
-    </w:p>
-    <w:p>
-      <w:pPr>
-        <w:pStyle w:val="ListBullet"/>
-        <w:spacing w:after="60"/>
-      </w:pPr>
-      <w:r>
-        <w:rPr>
-          <w:sz w:val="21"/>
-        </w:rPr>
-        <w:t>Build-Pipeline (Extension-.vsix + Function-Deploy) direkt in Azure Pipelines.</w:t>
-      </w:r>
-    </w:p>
-    <w:p>
-      <w:pPr>
-        <w:pStyle w:val="ListBullet"/>
-        <w:spacing w:after="60"/>
-      </w:pPr>
-      <w:r>
-        <w:rPr>
-          <w:sz w:val="21"/>
-        </w:rPr>
-        <w:t>Vollständige Audit-Historie, Branch-Policies, Pflicht-Reviews – bankkonform.</w:t>
-      </w:r>
-    </w:p>
-    <w:p>
-      <w:pPr>
-        <w:pStyle w:val="ListBullet"/>
-        <w:spacing w:after="60"/>
-      </w:pPr>
-      <w:r>
-        <w:rPr>
-          <w:sz w:val="21"/>
-        </w:rPr>
-        <w:t>Alternative: internes GitHub Enterprise der ING. Entscheidend ist nur „intern, zugriffskontrolliert, mit Review-Pflicht“, nicht das Produkt.</w:t>
-      </w:r>
-    </w:p>
-    <w:p>
-      <w:pPr>
-        <w:pStyle w:val="ListBullet"/>
-        <w:spacing w:after="60"/>
-      </w:pPr>
-      <w:r>
-        <w:rPr>
-          <w:sz w:val="21"/>
-        </w:rPr>
-        <w:t>Das heutige öffentliche GitHub-Repo bleibt davon unberührt (MIT); der Bank-Fork wird intern weitergepflegt.</w:t>
-      </w:r>
-    </w:p>
-    <w:p>
-      <w:pPr>
-        <w:pStyle w:val="Heading1"/>
-      </w:pPr>
-      <w:r>
-        <w:t>10. Security-Befund (vollständiger Code-Review)</w:t>
-      </w:r>
-    </w:p>
-    <w:p>
-      <w:pPr>
-        <w:spacing w:after="120"/>
-      </w:pPr>
-      <w:r>
-        <w:rPr>
-          <w:b w:val="0"/>
-          <w:i w:val="0"/>
-          <w:sz w:val="21"/>
-        </w:rPr>
-        <w:t>Geprüft am 08.07.2026: alle Backend-Schichten (functions, auth, services, gateways, repositories, providers/llm, utils), Frontend (API-Shim, HTML-Rendering), Manifeste/Konfiguration, Abhängigkeiten (npm audit Backend + Frontend), Secret-Scan über den gesamten Baum.</w:t>
-      </w:r>
-    </w:p>
-    <w:tbl>
-      <w:tblPr>
-        <w:tblW w:type="auto" w:w="0"/>
-        <w:jc w:val="center"/>
-        <w:tblLook w:firstColumn="1" w:firstRow="1" w:lastColumn="0" w:lastRow="0" w:noHBand="0" w:noVBand="1" w:val="04A0"/>
-      </w:tblPr>
-      <w:tblGrid>
-        <w:gridCol w:w="8640"/>
-      </w:tblGrid>
-      <w:tr>
-        <w:tc>
-          <w:tcPr>
-            <w:tcW w:type="dxa" w:w="8640"/>
-            <w:shd w:val="clear" w:color="auto" w:fill="E7F4EA"/>
-          </w:tcPr>
-          <w:p>
-            <w:pPr>
-              <w:spacing w:before="80" w:after="80"/>
-            </w:pPr>
-            <w:r/>
-            <w:r>
-              <w:rPr>
-                <w:b/>
-                <w:color w:val="1B7F37"/>
-                <w:sz w:val="20"/>
-              </w:rPr>
-              <w:t xml:space="preserve">GESAMTURTEIL  </w:t>
-            </w:r>
-            <w:r>
-              <w:rPr>
-                <w:sz w:val="20"/>
-              </w:rPr>
-              <w:t>Gesamturteil: KEINE kritischen oder hohen Schwachstellen. Die Architektur ist für ein Bank-Deployment ungewöhnlich gut vorbereitet (Token-Passthrough statt Service-Account, fail-closed Admin-Gate, Key Vault + Managed Identity, Sanitisierung an allen HTML-Grenzen). Fünf mittlere/niedrige Punkte sind vor Produktivbetrieb zu härten.</w:t>
-            </w:r>
-          </w:p>
-        </w:tc>
-      </w:tr>
-    </w:tbl>
-    <w:p/>
-    <w:p>
-      <w:pPr>
-        <w:pStyle w:val="Heading2"/>
-      </w:pPr>
-      <w:r>
-        <w:t>10.1 Positive Feststellungen</w:t>
-      </w:r>
-    </w:p>
-    <w:tbl>
-      <w:tblPr>
-        <w:tblStyle w:val="TableGrid"/>
-        <w:tblW w:type="auto" w:w="0"/>
-        <w:jc w:val="center"/>
-        <w:tblLook w:firstColumn="1" w:firstRow="1" w:lastColumn="0" w:lastRow="0" w:noHBand="0" w:noVBand="1" w:val="04A0"/>
-      </w:tblPr>
-      <w:tblGrid>
-        <w:gridCol w:w="4320"/>
-        <w:gridCol w:w="4320"/>
-      </w:tblGrid>
-      <w:tr>
-        <w:tc>
-          <w:tcPr>
-            <w:tcW w:type="dxa" w:w="2448"/>
-            <w:shd w:val="clear" w:color="auto" w:fill="1B7F37"/>
-          </w:tcPr>
-          <w:p>
-            <w:pPr>
-              <w:spacing w:after="40" w:before="40"/>
-            </w:pPr>
-            <w:r/>
-            <w:r>
-              <w:rPr>
-                <w:rFonts w:ascii="Calibri" w:hAnsi="Calibri"/>
-                <w:b/>
-                <w:color w:val="FFFFFF"/>
-                <w:sz w:val="19"/>
-              </w:rPr>
-              <w:t>Bereich</w:t>
-            </w:r>
-          </w:p>
-        </w:tc>
-        <w:tc>
-          <w:tcPr>
-            <w:tcW w:type="dxa" w:w="7056"/>
-            <w:shd w:val="clear" w:color="auto" w:fill="1B7F37"/>
-          </w:tcPr>
-          <w:p>
-            <w:pPr>
-              <w:spacing w:after="40" w:before="40"/>
-            </w:pPr>
-            <w:r/>
-            <w:r>
-              <w:rPr>
-                <w:rFonts w:ascii="Calibri" w:hAnsi="Calibri"/>
-                <w:b/>
-                <w:color w:val="FFFFFF"/>
-                <w:sz w:val="19"/>
-              </w:rPr>
-              <w:t>Befund</w:t>
-            </w:r>
-          </w:p>
-        </w:tc>
-      </w:tr>
-      <w:tr>
-        <w:tc>
-          <w:tcPr>
-            <w:tcW w:type="dxa" w:w="2448"/>
-          </w:tcPr>
-          <w:p>
-            <w:pPr>
-              <w:spacing w:after="40" w:before="40"/>
-            </w:pPr>
-            <w:r/>
-            <w:r>
-              <w:rPr>
-                <w:rFonts w:ascii="Calibri" w:hAnsi="Calibri"/>
-                <w:b w:val="0"/>
-                <w:sz w:val="19"/>
-              </w:rPr>
-              <w:t>Secrets</w:t>
-            </w:r>
-          </w:p>
-        </w:tc>
-        <w:tc>
-          <w:tcPr>
-            <w:tcW w:type="dxa" w:w="7056"/>
-          </w:tcPr>
-          <w:p>
-            <w:pPr>
-              <w:spacing w:after="40" w:before="40"/>
-            </w:pPr>
-            <w:r/>
-            <w:r>
-              <w:rPr>
-                <w:rFonts w:ascii="Calibri" w:hAnsi="Calibri"/>
-                <w:b w:val="0"/>
-                <w:sz w:val="19"/>
-              </w:rPr>
-              <w:t>Kein hartkodiertes Secret im gesamten Baum; local.settings nur als .example mit Platzhaltern.</w:t>
-            </w:r>
-          </w:p>
-        </w:tc>
-      </w:tr>
-      <w:tr>
-        <w:tc>
-          <w:tcPr>
-            <w:tcW w:type="dxa" w:w="2448"/>
-            <w:shd w:val="clear" w:color="auto" w:fill="E7F4EA"/>
-          </w:tcPr>
-          <w:p>
-            <w:pPr>
-              <w:spacing w:after="40" w:before="40"/>
-            </w:pPr>
-            <w:r/>
-            <w:r>
-              <w:rPr>
-                <w:rFonts w:ascii="Calibri" w:hAnsi="Calibri"/>
-                <w:b w:val="0"/>
-                <w:sz w:val="19"/>
-              </w:rPr>
-              <w:t>Authentifizierung</w:t>
-            </w:r>
-          </w:p>
-        </w:tc>
-        <w:tc>
-          <w:tcPr>
-            <w:tcW w:type="dxa" w:w="7056"/>
-            <w:shd w:val="clear" w:color="auto" w:fill="E7F4EA"/>
-          </w:tcPr>
-          <w:p>
-            <w:pPr>
-              <w:spacing w:after="40" w:before="40"/>
-            </w:pPr>
-            <w:r/>
-            <w:r>
-              <w:rPr>
-                <w:rFonts w:ascii="Calibri" w:hAnsi="Calibri"/>
-                <w:b w:val="0"/>
-                <w:sz w:val="19"/>
-              </w:rPr>
-              <w:t>Alle 32 fachlichen Endpunkte hinter withAuth (Bearer-Token-Pflicht, serverseitige Identitätsprüfung); offen nur /health und CORS-Preflight.</w:t>
-            </w:r>
-          </w:p>
-        </w:tc>
-      </w:tr>
-      <w:tr>
-        <w:tc>
-          <w:tcPr>
-            <w:tcW w:type="dxa" w:w="2448"/>
-          </w:tcPr>
-          <w:p>
-            <w:pPr>
-              <w:spacing w:after="40" w:before="40"/>
-            </w:pPr>
-            <w:r/>
-            <w:r>
-              <w:rPr>
-                <w:rFonts w:ascii="Calibri" w:hAnsi="Calibri"/>
-                <w:b w:val="0"/>
-                <w:sz w:val="19"/>
-              </w:rPr>
-              <w:t>Autorisierung</w:t>
-            </w:r>
-          </w:p>
-        </w:tc>
-        <w:tc>
-          <w:tcPr>
-            <w:tcW w:type="dxa" w:w="7056"/>
-          </w:tcPr>
-          <w:p>
-            <w:pPr>
-              <w:spacing w:after="40" w:before="40"/>
-            </w:pPr>
-            <w:r/>
-            <w:r>
-              <w:rPr>
-                <w:rFonts w:ascii="Calibri" w:hAnsi="Calibri"/>
-                <w:b w:val="0"/>
-                <w:sz w:val="19"/>
-              </w:rPr>
-              <w:t>Admin-Gate ist fail-closed: jeder Fehler führt zur Ablehnung, nie zur Erlaubnis.</w:t>
-            </w:r>
-          </w:p>
-        </w:tc>
-      </w:tr>
-      <w:tr>
-        <w:tc>
-          <w:tcPr>
-            <w:tcW w:type="dxa" w:w="2448"/>
-            <w:shd w:val="clear" w:color="auto" w:fill="E7F4EA"/>
-          </w:tcPr>
-          <w:p>
-            <w:pPr>
-              <w:spacing w:after="40" w:before="40"/>
-            </w:pPr>
-            <w:r/>
-            <w:r>
-              <w:rPr>
-                <w:rFonts w:ascii="Calibri" w:hAnsi="Calibri"/>
-                <w:b w:val="0"/>
-                <w:sz w:val="19"/>
-              </w:rPr>
-              <w:t>Rechte-Modell</w:t>
-            </w:r>
-          </w:p>
-        </w:tc>
-        <w:tc>
-          <w:tcPr>
-            <w:tcW w:type="dxa" w:w="7056"/>
-            <w:shd w:val="clear" w:color="auto" w:fill="E7F4EA"/>
-          </w:tcPr>
-          <w:p>
-            <w:pPr>
-              <w:spacing w:after="40" w:before="40"/>
-            </w:pPr>
-            <w:r/>
-            <w:r>
-              <w:rPr>
-                <w:rFonts w:ascii="Calibri" w:hAnsi="Calibri"/>
-                <w:b w:val="0"/>
-                <w:sz w:val="19"/>
-              </w:rPr>
-              <w:t>Token-Passthrough: ADO-Zugriffe mit dem Token des Nutzers → keine Privilegien-Ausweitung.</w:t>
-            </w:r>
-          </w:p>
-        </w:tc>
-      </w:tr>
-      <w:tr>
-        <w:tc>
-          <w:tcPr>
-            <w:tcW w:type="dxa" w:w="2448"/>
-          </w:tcPr>
-          <w:p>
-            <w:pPr>
-              <w:spacing w:after="40" w:before="40"/>
-            </w:pPr>
-            <w:r/>
-            <w:r>
-              <w:rPr>
-                <w:rFonts w:ascii="Calibri" w:hAnsi="Calibri"/>
-                <w:b w:val="0"/>
-                <w:sz w:val="19"/>
-              </w:rPr>
-              <w:t>XSS-Schutz</w:t>
-            </w:r>
-          </w:p>
-        </w:tc>
-        <w:tc>
-          <w:tcPr>
-            <w:tcW w:type="dxa" w:w="7056"/>
-          </w:tcPr>
-          <w:p>
-            <w:pPr>
-              <w:spacing w:after="40" w:before="40"/>
-            </w:pPr>
-            <w:r/>
-            <w:r>
-              <w:rPr>
-                <w:rFonts w:ascii="Calibri" w:hAnsi="Calibri"/>
-                <w:b w:val="0"/>
-                <w:sz w:val="19"/>
-              </w:rPr>
-              <w:t>LLM-Ausgabe im Frontend mit DOMPurify, Rückschreiben serverseitig mit sanitize-html + enger Tag-Whitelist.</w:t>
-            </w:r>
-          </w:p>
-        </w:tc>
-      </w:tr>
-      <w:tr>
-        <w:tc>
-          <w:tcPr>
-            <w:tcW w:type="dxa" w:w="2448"/>
-            <w:shd w:val="clear" w:color="auto" w:fill="E7F4EA"/>
-          </w:tcPr>
-          <w:p>
-            <w:pPr>
-              <w:spacing w:after="40" w:before="40"/>
-            </w:pPr>
-            <w:r/>
-            <w:r>
-              <w:rPr>
-                <w:rFonts w:ascii="Calibri" w:hAnsi="Calibri"/>
-                <w:b w:val="0"/>
-                <w:sz w:val="19"/>
-              </w:rPr>
-              <w:t>Injection</w:t>
-            </w:r>
-          </w:p>
-        </w:tc>
-        <w:tc>
-          <w:tcPr>
-            <w:tcW w:type="dxa" w:w="7056"/>
-            <w:shd w:val="clear" w:color="auto" w:fill="E7F4EA"/>
-          </w:tcPr>
-          <w:p>
-            <w:pPr>
-              <w:spacing w:after="40" w:before="40"/>
-            </w:pPr>
-            <w:r/>
-            <w:r>
-              <w:rPr>
-                <w:rFonts w:ascii="Calibri" w:hAnsi="Calibri"/>
-                <w:b w:val="0"/>
-                <w:sz w:val="19"/>
-              </w:rPr>
-              <w:t>WIQL-Begriffe escaped, Work-Item-IDs strikt numerisch, Feld-Updates nur über 3-Feld-Allowlist.</w:t>
-            </w:r>
-          </w:p>
-        </w:tc>
-      </w:tr>
-      <w:tr>
-        <w:tc>
-          <w:tcPr>
-            <w:tcW w:type="dxa" w:w="2448"/>
-          </w:tcPr>
-          <w:p>
-            <w:pPr>
-              <w:spacing w:after="40" w:before="40"/>
-            </w:pPr>
-            <w:r/>
-            <w:r>
-              <w:rPr>
-                <w:rFonts w:ascii="Calibri" w:hAnsi="Calibri"/>
-                <w:b w:val="0"/>
-                <w:sz w:val="19"/>
-              </w:rPr>
-              <w:t>Secret-Handling</w:t>
-            </w:r>
-          </w:p>
-        </w:tc>
-        <w:tc>
-          <w:tcPr>
-            <w:tcW w:type="dxa" w:w="7056"/>
-          </w:tcPr>
-          <w:p>
-            <w:pPr>
-              <w:spacing w:after="40" w:before="40"/>
-            </w:pPr>
-            <w:r/>
-            <w:r>
-              <w:rPr>
-                <w:rFonts w:ascii="Calibri" w:hAnsi="Calibri"/>
-                <w:b w:val="0"/>
-                <w:sz w:val="19"/>
-              </w:rPr>
-              <w:t>OpenAI-Key im Key Vault (Managed Identity); in Logs/Antworten nur maskiert; Azure-OpenAI ganz ohne API-Key.</w:t>
-            </w:r>
-          </w:p>
-        </w:tc>
-      </w:tr>
-      <w:tr>
-        <w:tc>
-          <w:tcPr>
-            <w:tcW w:type="dxa" w:w="2448"/>
-            <w:shd w:val="clear" w:color="auto" w:fill="E7F4EA"/>
-          </w:tcPr>
-          <w:p>
-            <w:pPr>
-              <w:spacing w:after="40" w:before="40"/>
-            </w:pPr>
-            <w:r/>
-            <w:r>
-              <w:rPr>
-                <w:rFonts w:ascii="Calibri" w:hAnsi="Calibri"/>
-                <w:b w:val="0"/>
-                <w:sz w:val="19"/>
-              </w:rPr>
-              <w:t>Dependencies Backend</w:t>
-            </w:r>
-          </w:p>
-        </w:tc>
-        <w:tc>
-          <w:tcPr>
-            <w:tcW w:type="dxa" w:w="7056"/>
-            <w:shd w:val="clear" w:color="auto" w:fill="E7F4EA"/>
-          </w:tcPr>
-          <w:p>
-            <w:pPr>
-              <w:spacing w:after="40" w:before="40"/>
-            </w:pPr>
-            <w:r/>
-            <w:r>
-              <w:rPr>
-                <w:rFonts w:ascii="Calibri" w:hAnsi="Calibri"/>
-                <w:b w:val="0"/>
-                <w:sz w:val="19"/>
-              </w:rPr>
-              <w:t>npm audit: 0 Schwachstellen; kleiner Fußabdruck (6 Runtime-Abhängigkeiten).</w:t>
-            </w:r>
-          </w:p>
-        </w:tc>
-      </w:tr>
-      <w:tr>
-        <w:tc>
-          <w:tcPr>
-            <w:tcW w:type="dxa" w:w="2448"/>
-          </w:tcPr>
-          <w:p>
-            <w:pPr>
-              <w:spacing w:after="40" w:before="40"/>
-            </w:pPr>
-            <w:r/>
-            <w:r>
-              <w:rPr>
-                <w:rFonts w:ascii="Calibri" w:hAnsi="Calibri"/>
-                <w:b w:val="0"/>
-                <w:sz w:val="19"/>
-              </w:rPr>
-              <w:t>KI-Kontrolle</w:t>
-            </w:r>
-          </w:p>
-        </w:tc>
-        <w:tc>
-          <w:tcPr>
-            <w:tcW w:type="dxa" w:w="7056"/>
-          </w:tcPr>
-          <w:p>
-            <w:pPr>
-              <w:spacing w:after="40" w:before="40"/>
-            </w:pPr>
-            <w:r/>
-            <w:r>
-              <w:rPr>
-                <w:rFonts w:ascii="Calibri" w:hAnsi="Calibri"/>
-                <w:b w:val="0"/>
-                <w:sz w:val="19"/>
-              </w:rPr>
-              <w:t>Kein autonomes Schreiben; Apply-Aktionen erzeugen Audit-Einträge.</w:t>
-            </w:r>
-          </w:p>
-        </w:tc>
-      </w:tr>
-    </w:tbl>
-    <w:p/>
-    <w:p>
-      <w:pPr>
-        <w:pStyle w:val="Heading2"/>
-      </w:pPr>
-      <w:r>
-        <w:t>10.2 Zu härtende Punkte vor Produktivbetrieb</w:t>
-      </w:r>
-    </w:p>
-    <w:tbl>
-      <w:tblPr>
-        <w:tblStyle w:val="TableGrid"/>
-        <w:tblW w:type="auto" w:w="0"/>
-        <w:jc w:val="center"/>
-        <w:tblLook w:firstColumn="1" w:firstRow="1" w:lastColumn="0" w:lastRow="0" w:noHBand="0" w:noVBand="1" w:val="04A0"/>
-      </w:tblPr>
-      <w:tblGrid>
-        <w:gridCol w:w="2160"/>
-        <w:gridCol w:w="2160"/>
-        <w:gridCol w:w="2160"/>
-        <w:gridCol w:w="2160"/>
-      </w:tblGrid>
-      <w:tr>
-        <w:tc>
-          <w:tcPr>
-            <w:tcW w:type="dxa" w:w="576"/>
-            <w:shd w:val="clear" w:color="auto" w:fill="B46900"/>
-          </w:tcPr>
-          <w:p>
-            <w:pPr>
-              <w:spacing w:after="40" w:before="40"/>
-            </w:pPr>
-            <w:r/>
-            <w:r>
-              <w:rPr>
-                <w:rFonts w:ascii="Calibri" w:hAnsi="Calibri"/>
-                <w:b/>
-                <w:color w:val="FFFFFF"/>
-                <w:sz w:val="19"/>
-              </w:rPr>
-              <w:t>ID</w:t>
-            </w:r>
-          </w:p>
-        </w:tc>
-        <w:tc>
-          <w:tcPr>
-            <w:tcW w:type="dxa" w:w="1008"/>
-            <w:shd w:val="clear" w:color="auto" w:fill="B46900"/>
-          </w:tcPr>
-          <w:p>
-            <w:pPr>
-              <w:spacing w:after="40" w:before="40"/>
-            </w:pPr>
-            <w:r/>
-            <w:r>
-              <w:rPr>
-                <w:rFonts w:ascii="Calibri" w:hAnsi="Calibri"/>
-                <w:b/>
-                <w:color w:val="FFFFFF"/>
-                <w:sz w:val="19"/>
-              </w:rPr>
-              <w:t>Schwere</w:t>
-            </w:r>
-          </w:p>
-        </w:tc>
-        <w:tc>
-          <w:tcPr>
-            <w:tcW w:type="dxa" w:w="3888"/>
-            <w:shd w:val="clear" w:color="auto" w:fill="B46900"/>
-          </w:tcPr>
-          <w:p>
-            <w:pPr>
-              <w:spacing w:after="40" w:before="40"/>
-            </w:pPr>
-            <w:r/>
-            <w:r>
-              <w:rPr>
-                <w:rFonts w:ascii="Calibri" w:hAnsi="Calibri"/>
-                <w:b/>
-                <w:color w:val="FFFFFF"/>
-                <w:sz w:val="19"/>
-              </w:rPr>
-              <w:t>Befund</w:t>
-            </w:r>
-          </w:p>
-        </w:tc>
-        <w:tc>
-          <w:tcPr>
-            <w:tcW w:type="dxa" w:w="4032"/>
-            <w:shd w:val="clear" w:color="auto" w:fill="B46900"/>
-          </w:tcPr>
-          <w:p>
-            <w:pPr>
-              <w:spacing w:after="40" w:before="40"/>
-            </w:pPr>
-            <w:r/>
-            <w:r>
-              <w:rPr>
-                <w:rFonts w:ascii="Calibri" w:hAnsi="Calibri"/>
-                <w:b/>
-                <w:color w:val="FFFFFF"/>
-                <w:sz w:val="19"/>
-              </w:rPr>
-              <w:t>Empfehlung</w:t>
-            </w:r>
-          </w:p>
-        </w:tc>
-      </w:tr>
-      <w:tr>
-        <w:tc>
-          <w:tcPr>
-            <w:tcW w:type="dxa" w:w="576"/>
-          </w:tcPr>
-          <w:p>
-            <w:pPr>
-              <w:spacing w:after="40" w:before="40"/>
-            </w:pPr>
-            <w:r/>
-            <w:r>
-              <w:rPr>
-                <w:rFonts w:ascii="Calibri" w:hAnsi="Calibri"/>
-                <w:b w:val="0"/>
-                <w:sz w:val="19"/>
-              </w:rPr>
-              <w:t>M-1</w:t>
-            </w:r>
-          </w:p>
-        </w:tc>
-        <w:tc>
-          <w:tcPr>
-            <w:tcW w:type="dxa" w:w="1008"/>
-          </w:tcPr>
-          <w:p>
-            <w:pPr>
-              <w:spacing w:after="40" w:before="40"/>
-            </w:pPr>
-            <w:r/>
-            <w:r>
-              <w:rPr>
-                <w:rFonts w:ascii="Calibri" w:hAnsi="Calibri"/>
-                <w:b w:val="0"/>
-                <w:sz w:val="19"/>
-              </w:rPr>
-              <w:t>Mittel</w:t>
-            </w:r>
-          </w:p>
-        </w:tc>
-        <w:tc>
-          <w:tcPr>
-            <w:tcW w:type="dxa" w:w="3888"/>
-          </w:tcPr>
-          <w:p>
-            <w:pPr>
-              <w:spacing w:after="40" w:before="40"/>
-            </w:pPr>
-            <w:r/>
-            <w:r>
-              <w:rPr>
-                <w:rFonts w:ascii="Calibri" w:hAnsi="Calibri"/>
-                <w:b w:val="0"/>
-                <w:sz w:val="19"/>
-              </w:rPr>
-              <w:t>CORS-Default ist Allow-Origin: * (utils/cors.js)</w:t>
-            </w:r>
-          </w:p>
-        </w:tc>
-        <w:tc>
-          <w:tcPr>
-            <w:tcW w:type="dxa" w:w="4032"/>
-          </w:tcPr>
-          <w:p>
-            <w:pPr>
-              <w:spacing w:after="40" w:before="40"/>
-            </w:pPr>
-            <w:r/>
-            <w:r>
-              <w:rPr>
-                <w:rFonts w:ascii="Calibri" w:hAnsi="Calibri"/>
-                <w:b w:val="0"/>
-                <w:sz w:val="19"/>
-              </w:rPr>
-              <w:t>CORS_ALLOWED_ORIGIN zwingend auf die Extension-Host-Domain setzen (Auth per Token, keine Cookies → Risiko begrenzt).</w:t>
-            </w:r>
-          </w:p>
-        </w:tc>
-      </w:tr>
-      <w:tr>
-        <w:tc>
-          <w:tcPr>
-            <w:tcW w:type="dxa" w:w="576"/>
-            <w:shd w:val="clear" w:color="auto" w:fill="FBEFD6"/>
-          </w:tcPr>
-          <w:p>
-            <w:pPr>
-              <w:spacing w:after="40" w:before="40"/>
-            </w:pPr>
-            <w:r/>
-            <w:r>
-              <w:rPr>
-                <w:rFonts w:ascii="Calibri" w:hAnsi="Calibri"/>
-                <w:b w:val="0"/>
-                <w:sz w:val="19"/>
-              </w:rPr>
-              <w:t>M-2</w:t>
-            </w:r>
-          </w:p>
-        </w:tc>
-        <w:tc>
-          <w:tcPr>
-            <w:tcW w:type="dxa" w:w="1008"/>
-            <w:shd w:val="clear" w:color="auto" w:fill="FBEFD6"/>
-          </w:tcPr>
-          <w:p>
-            <w:pPr>
-              <w:spacing w:after="40" w:before="40"/>
-            </w:pPr>
-            <w:r/>
-            <w:r>
-              <w:rPr>
-                <w:rFonts w:ascii="Calibri" w:hAnsi="Calibri"/>
-                <w:b w:val="0"/>
-                <w:sz w:val="19"/>
-              </w:rPr>
-              <w:t>Mittel</w:t>
-            </w:r>
-          </w:p>
-        </w:tc>
-        <w:tc>
-          <w:tcPr>
-            <w:tcW w:type="dxa" w:w="3888"/>
-            <w:shd w:val="clear" w:color="auto" w:fill="FBEFD6"/>
-          </w:tcPr>
-          <w:p>
-            <w:pPr>
-              <w:spacing w:after="40" w:before="40"/>
-            </w:pPr>
-            <w:r/>
-            <w:r>
-              <w:rPr>
-                <w:rFonts w:ascii="Calibri" w:hAnsi="Calibri"/>
-                <w:b w:val="0"/>
-                <w:sz w:val="19"/>
-              </w:rPr>
-              <w:t>allowInsecureConnection: true im Table-Storage-Client</w:t>
-            </w:r>
-          </w:p>
-        </w:tc>
-        <w:tc>
-          <w:tcPr>
-            <w:tcW w:type="dxa" w:w="4032"/>
-            <w:shd w:val="clear" w:color="auto" w:fill="FBEFD6"/>
-          </w:tcPr>
-          <w:p>
-            <w:pPr>
-              <w:spacing w:after="40" w:before="40"/>
-            </w:pPr>
-            <w:r/>
-            <w:r>
-              <w:rPr>
-                <w:rFonts w:ascii="Calibri" w:hAnsi="Calibri"/>
-                <w:b w:val="0"/>
-                <w:sz w:val="19"/>
-              </w:rPr>
-              <w:t>Nur für lokales Azurite; in Produktion HTTPS erzwingen + „Secure transfer required“ am Storage Account.</w:t>
-            </w:r>
-          </w:p>
-        </w:tc>
-      </w:tr>
-      <w:tr>
-        <w:tc>
-          <w:tcPr>
-            <w:tcW w:type="dxa" w:w="576"/>
-          </w:tcPr>
-          <w:p>
-            <w:pPr>
-              <w:spacing w:after="40" w:before="40"/>
-            </w:pPr>
-            <w:r/>
-            <w:r>
-              <w:rPr>
-                <w:rFonts w:ascii="Calibri" w:hAnsi="Calibri"/>
-                <w:b w:val="0"/>
-                <w:sz w:val="19"/>
-              </w:rPr>
-              <w:t>M-3</w:t>
-            </w:r>
-          </w:p>
-        </w:tc>
-        <w:tc>
-          <w:tcPr>
-            <w:tcW w:type="dxa" w:w="1008"/>
-          </w:tcPr>
-          <w:p>
-            <w:pPr>
-              <w:spacing w:after="40" w:before="40"/>
-            </w:pPr>
-            <w:r/>
-            <w:r>
-              <w:rPr>
-                <w:rFonts w:ascii="Calibri" w:hAnsi="Calibri"/>
-                <w:b w:val="0"/>
-                <w:sz w:val="19"/>
-              </w:rPr>
-              <w:t>Mittel</w:t>
-            </w:r>
-          </w:p>
-        </w:tc>
-        <w:tc>
-          <w:tcPr>
-            <w:tcW w:type="dxa" w:w="3888"/>
-          </w:tcPr>
-          <w:p>
-            <w:pPr>
-              <w:spacing w:after="40" w:before="40"/>
-            </w:pPr>
-            <w:r/>
-            <w:r>
-              <w:rPr>
-                <w:rFonts w:ascii="Calibri" w:hAnsi="Calibri"/>
-                <w:b w:val="0"/>
-                <w:sz w:val="19"/>
-              </w:rPr>
-              <w:t>LLM-Prompts/-Antworten (Work-Item-Inhalte) als Vorschau in den Logs</w:t>
-            </w:r>
-          </w:p>
-        </w:tc>
-        <w:tc>
-          <w:tcPr>
-            <w:tcW w:type="dxa" w:w="4032"/>
-          </w:tcPr>
-          <w:p>
-            <w:pPr>
-              <w:spacing w:after="40" w:before="40"/>
-            </w:pPr>
-            <w:r/>
-            <w:r>
-              <w:rPr>
-                <w:rFonts w:ascii="Calibri" w:hAnsi="Calibri"/>
-                <w:b w:val="0"/>
-                <w:sz w:val="19"/>
-              </w:rPr>
-              <w:t>Prompt-/Output-Previews per Flag abschaltbar machen; Log-Retention mit DSB abstimmen.</w:t>
-            </w:r>
-          </w:p>
-        </w:tc>
-      </w:tr>
-      <w:tr>
-        <w:tc>
-          <w:tcPr>
-            <w:tcW w:type="dxa" w:w="576"/>
-            <w:shd w:val="clear" w:color="auto" w:fill="FBEFD6"/>
-          </w:tcPr>
-          <w:p>
-            <w:pPr>
-              <w:spacing w:after="40" w:before="40"/>
-            </w:pPr>
-            <w:r/>
-            <w:r>
-              <w:rPr>
-                <w:rFonts w:ascii="Calibri" w:hAnsi="Calibri"/>
-                <w:b w:val="0"/>
-                <w:sz w:val="19"/>
-              </w:rPr>
-              <w:t>M-4</w:t>
-            </w:r>
-          </w:p>
-        </w:tc>
-        <w:tc>
-          <w:tcPr>
-            <w:tcW w:type="dxa" w:w="1008"/>
-            <w:shd w:val="clear" w:color="auto" w:fill="FBEFD6"/>
-          </w:tcPr>
-          <w:p>
-            <w:pPr>
-              <w:spacing w:after="40" w:before="40"/>
-            </w:pPr>
-            <w:r/>
-            <w:r>
-              <w:rPr>
-                <w:rFonts w:ascii="Calibri" w:hAnsi="Calibri"/>
-                <w:b w:val="0"/>
-                <w:sz w:val="19"/>
-              </w:rPr>
-              <w:t>Mittel</w:t>
-            </w:r>
-          </w:p>
-        </w:tc>
-        <w:tc>
-          <w:tcPr>
-            <w:tcW w:type="dxa" w:w="3888"/>
-            <w:shd w:val="clear" w:color="auto" w:fill="FBEFD6"/>
-          </w:tcPr>
-          <w:p>
-            <w:pPr>
-              <w:spacing w:after="40" w:before="40"/>
-            </w:pPr>
-            <w:r/>
-            <w:r>
-              <w:rPr>
-                <w:rFonts w:ascii="Calibri" w:hAnsi="Calibri"/>
-                <w:b w:val="0"/>
-                <w:sz w:val="19"/>
-              </w:rPr>
-              <w:t>Frontend-Default-Backend-URL zeigt auf die Instanz des Autors</w:t>
-            </w:r>
-          </w:p>
-        </w:tc>
-        <w:tc>
-          <w:tcPr>
-            <w:tcW w:type="dxa" w:w="4032"/>
-            <w:shd w:val="clear" w:color="auto" w:fill="FBEFD6"/>
-          </w:tcPr>
-          <w:p>
-            <w:pPr>
-              <w:spacing w:after="40" w:before="40"/>
-            </w:pPr>
-            <w:r/>
-            <w:r>
-              <w:rPr>
-                <w:rFonts w:ascii="Calibri" w:hAnsi="Calibri"/>
-                <w:b w:val="0"/>
-                <w:sz w:val="19"/>
-              </w:rPr>
-              <w:t>Default entfernen bzw. Build ohne gesetzte VITE_API_BASE_URL fehlschlagen lassen.</w:t>
-            </w:r>
-          </w:p>
-        </w:tc>
-      </w:tr>
-      <w:tr>
-        <w:tc>
-          <w:tcPr>
-            <w:tcW w:type="dxa" w:w="576"/>
-          </w:tcPr>
-          <w:p>
-            <w:pPr>
-              <w:spacing w:after="40" w:before="40"/>
-            </w:pPr>
-            <w:r/>
-            <w:r>
-              <w:rPr>
-                <w:rFonts w:ascii="Calibri" w:hAnsi="Calibri"/>
-                <w:b w:val="0"/>
-                <w:sz w:val="19"/>
-              </w:rPr>
-              <w:t>M-5</w:t>
-            </w:r>
-          </w:p>
-        </w:tc>
-        <w:tc>
-          <w:tcPr>
-            <w:tcW w:type="dxa" w:w="1008"/>
-          </w:tcPr>
-          <w:p>
-            <w:pPr>
-              <w:spacing w:after="40" w:before="40"/>
-            </w:pPr>
-            <w:r/>
-            <w:r>
-              <w:rPr>
-                <w:rFonts w:ascii="Calibri" w:hAnsi="Calibri"/>
-                <w:b w:val="0"/>
-                <w:sz w:val="19"/>
-              </w:rPr>
-              <w:t>Mittel</w:t>
-            </w:r>
-          </w:p>
-        </w:tc>
-        <w:tc>
-          <w:tcPr>
-            <w:tcW w:type="dxa" w:w="3888"/>
-          </w:tcPr>
-          <w:p>
-            <w:pPr>
-              <w:spacing w:after="40" w:before="40"/>
-            </w:pPr>
-            <w:r/>
-            <w:r>
-              <w:rPr>
-                <w:rFonts w:ascii="Calibri" w:hAnsi="Calibri"/>
-                <w:b w:val="0"/>
-                <w:sz w:val="19"/>
-              </w:rPr>
-              <w:t>Admin-Bitmaske/Namespace org-abhängig, noch nicht gegen Ziel-Org verifiziert</w:t>
-            </w:r>
-          </w:p>
-        </w:tc>
-        <w:tc>
-          <w:tcPr>
-            <w:tcW w:type="dxa" w:w="4032"/>
-          </w:tcPr>
-          <w:p>
-            <w:pPr>
-              <w:spacing w:after="40" w:before="40"/>
-            </w:pPr>
-            <w:r/>
-            <w:r>
-              <w:rPr>
-                <w:rFonts w:ascii="Calibri" w:hAnsi="Calibri"/>
-                <w:b w:val="0"/>
-                <w:sz w:val="19"/>
-              </w:rPr>
-              <w:t>Vor Go-Live gegen die ING-Org verifizieren; Allowlist leer lassen bzw. eng fassen.</w:t>
-            </w:r>
-          </w:p>
-        </w:tc>
-      </w:tr>
-      <w:tr>
-        <w:tc>
-          <w:tcPr>
-            <w:tcW w:type="dxa" w:w="576"/>
-            <w:shd w:val="clear" w:color="auto" w:fill="FBEFD6"/>
-          </w:tcPr>
-          <w:p>
-            <w:pPr>
-              <w:spacing w:after="40" w:before="40"/>
-            </w:pPr>
-            <w:r/>
-            <w:r>
-              <w:rPr>
-                <w:rFonts w:ascii="Calibri" w:hAnsi="Calibri"/>
-                <w:b w:val="0"/>
-                <w:sz w:val="19"/>
-              </w:rPr>
-              <w:t>L-1</w:t>
-            </w:r>
-          </w:p>
-        </w:tc>
-        <w:tc>
-          <w:tcPr>
-            <w:tcW w:type="dxa" w:w="1008"/>
-            <w:shd w:val="clear" w:color="auto" w:fill="FBEFD6"/>
-          </w:tcPr>
-          <w:p>
-            <w:pPr>
-              <w:spacing w:after="40" w:before="40"/>
-            </w:pPr>
-            <w:r/>
-            <w:r>
-              <w:rPr>
-                <w:rFonts w:ascii="Calibri" w:hAnsi="Calibri"/>
-                <w:b w:val="0"/>
-                <w:sz w:val="19"/>
-              </w:rPr>
-              <w:t>Niedrig</w:t>
-            </w:r>
-          </w:p>
-        </w:tc>
-        <w:tc>
-          <w:tcPr>
-            <w:tcW w:type="dxa" w:w="3888"/>
-            <w:shd w:val="clear" w:color="auto" w:fill="FBEFD6"/>
-          </w:tcPr>
-          <w:p>
-            <w:pPr>
-              <w:spacing w:after="40" w:before="40"/>
-            </w:pPr>
-            <w:r/>
-            <w:r>
-              <w:rPr>
-                <w:rFonts w:ascii="Calibri" w:hAnsi="Calibri"/>
-                <w:b w:val="0"/>
-                <w:sz w:val="19"/>
-              </w:rPr>
-              <w:t>Interne Fehlermeldungen werden 1:1 an den Client durchgereicht</w:t>
-            </w:r>
-          </w:p>
-        </w:tc>
-        <w:tc>
-          <w:tcPr>
-            <w:tcW w:type="dxa" w:w="4032"/>
-            <w:shd w:val="clear" w:color="auto" w:fill="FBEFD6"/>
-          </w:tcPr>
-          <w:p>
-            <w:pPr>
-              <w:spacing w:after="40" w:before="40"/>
-            </w:pPr>
-            <w:r/>
-            <w:r>
-              <w:rPr>
-                <w:rFonts w:ascii="Calibri" w:hAnsi="Calibri"/>
-                <w:b w:val="0"/>
-                <w:sz w:val="19"/>
-              </w:rPr>
-              <w:t>In Produktion generische Meldung + Korrelations-ID; Details nur ins Log.</w:t>
-            </w:r>
-          </w:p>
-        </w:tc>
-      </w:tr>
-      <w:tr>
-        <w:tc>
-          <w:tcPr>
-            <w:tcW w:type="dxa" w:w="576"/>
-          </w:tcPr>
-          <w:p>
-            <w:pPr>
-              <w:spacing w:after="40" w:before="40"/>
-            </w:pPr>
-            <w:r/>
-            <w:r>
-              <w:rPr>
-                <w:rFonts w:ascii="Calibri" w:hAnsi="Calibri"/>
-                <w:b w:val="0"/>
-                <w:sz w:val="19"/>
-              </w:rPr>
-              <w:t>L-2</w:t>
-            </w:r>
-          </w:p>
-        </w:tc>
-        <w:tc>
-          <w:tcPr>
-            <w:tcW w:type="dxa" w:w="1008"/>
-          </w:tcPr>
-          <w:p>
-            <w:pPr>
-              <w:spacing w:after="40" w:before="40"/>
-            </w:pPr>
-            <w:r/>
-            <w:r>
-              <w:rPr>
-                <w:rFonts w:ascii="Calibri" w:hAnsi="Calibri"/>
-                <w:b w:val="0"/>
-                <w:sz w:val="19"/>
-              </w:rPr>
-              <w:t>Niedrig</w:t>
-            </w:r>
-          </w:p>
-        </w:tc>
-        <w:tc>
-          <w:tcPr>
-            <w:tcW w:type="dxa" w:w="3888"/>
-          </w:tcPr>
-          <w:p>
-            <w:pPr>
-              <w:spacing w:after="40" w:before="40"/>
-            </w:pPr>
-            <w:r/>
-            <w:r>
-              <w:rPr>
-                <w:rFonts w:ascii="Calibri" w:hAnsi="Calibri"/>
-                <w:b w:val="0"/>
-                <w:sz w:val="19"/>
-              </w:rPr>
-              <w:t>npm audit Frontend: esbuild/vite-Advisory – nur Dev-Server, nicht das Bundle</w:t>
-            </w:r>
-          </w:p>
-        </w:tc>
-        <w:tc>
-          <w:tcPr>
-            <w:tcW w:type="dxa" w:w="4032"/>
-          </w:tcPr>
-          <w:p>
-            <w:pPr>
-              <w:spacing w:after="40" w:before="40"/>
-            </w:pPr>
-            <w:r/>
-            <w:r>
-              <w:rPr>
-                <w:rFonts w:ascii="Calibri" w:hAnsi="Calibri"/>
-                <w:b w:val="0"/>
-                <w:sz w:val="19"/>
-              </w:rPr>
-              <w:t>Bei Gelegenheit Vite-Major-Update; kein Produktionsrisiko.</w:t>
-            </w:r>
-          </w:p>
-        </w:tc>
-      </w:tr>
-      <w:tr>
-        <w:tc>
-          <w:tcPr>
-            <w:tcW w:type="dxa" w:w="576"/>
-            <w:shd w:val="clear" w:color="auto" w:fill="FBEFD6"/>
-          </w:tcPr>
-          <w:p>
-            <w:pPr>
-              <w:spacing w:after="40" w:before="40"/>
-            </w:pPr>
-            <w:r/>
-            <w:r>
-              <w:rPr>
-                <w:rFonts w:ascii="Calibri" w:hAnsi="Calibri"/>
-                <w:b w:val="0"/>
-                <w:sz w:val="19"/>
-              </w:rPr>
-              <w:t>L-3</w:t>
-            </w:r>
-          </w:p>
-        </w:tc>
-        <w:tc>
-          <w:tcPr>
-            <w:tcW w:type="dxa" w:w="1008"/>
-            <w:shd w:val="clear" w:color="auto" w:fill="FBEFD6"/>
-          </w:tcPr>
-          <w:p>
-            <w:pPr>
-              <w:spacing w:after="40" w:before="40"/>
-            </w:pPr>
-            <w:r/>
-            <w:r>
-              <w:rPr>
-                <w:rFonts w:ascii="Calibri" w:hAnsi="Calibri"/>
-                <w:b w:val="0"/>
-                <w:sz w:val="19"/>
-              </w:rPr>
-              <w:t>Niedrig</w:t>
-            </w:r>
-          </w:p>
-        </w:tc>
-        <w:tc>
-          <w:tcPr>
-            <w:tcW w:type="dxa" w:w="3888"/>
-            <w:shd w:val="clear" w:color="auto" w:fill="FBEFD6"/>
-          </w:tcPr>
-          <w:p>
-            <w:pPr>
-              <w:spacing w:after="40" w:before="40"/>
-            </w:pPr>
-            <w:r/>
-            <w:r>
-              <w:rPr>
-                <w:rFonts w:ascii="Calibri" w:hAnsi="Calibri"/>
-                <w:b w:val="0"/>
-                <w:sz w:val="19"/>
-              </w:rPr>
-              <w:t>PAT-Fallback als Env-Variable (lokaler Dev-Pfad)</w:t>
-            </w:r>
-          </w:p>
-        </w:tc>
-        <w:tc>
-          <w:tcPr>
-            <w:tcW w:type="dxa" w:w="4032"/>
-            <w:shd w:val="clear" w:color="auto" w:fill="FBEFD6"/>
-          </w:tcPr>
-          <w:p>
-            <w:pPr>
-              <w:spacing w:after="40" w:before="40"/>
-            </w:pPr>
-            <w:r/>
-            <w:r>
-              <w:rPr>
-                <w:rFonts w:ascii="Calibri" w:hAnsi="Calibri"/>
-                <w:b w:val="0"/>
-                <w:sz w:val="19"/>
-              </w:rPr>
-              <w:t>In der Bank-Function-App nicht setzen; optional Code-Guard außerhalb Development.</w:t>
-            </w:r>
-          </w:p>
-        </w:tc>
-      </w:tr>
-      <w:tr>
-        <w:tc>
-          <w:tcPr>
-            <w:tcW w:type="dxa" w:w="576"/>
-          </w:tcPr>
-          <w:p>
-            <w:pPr>
-              <w:spacing w:after="40" w:before="40"/>
-            </w:pPr>
-            <w:r/>
-            <w:r>
-              <w:rPr>
-                <w:rFonts w:ascii="Calibri" w:hAnsi="Calibri"/>
-                <w:b w:val="0"/>
-                <w:sz w:val="19"/>
-              </w:rPr>
-              <w:t>L-4</w:t>
-            </w:r>
-          </w:p>
-        </w:tc>
-        <w:tc>
-          <w:tcPr>
-            <w:tcW w:type="dxa" w:w="1008"/>
-          </w:tcPr>
-          <w:p>
-            <w:pPr>
-              <w:spacing w:after="40" w:before="40"/>
-            </w:pPr>
-            <w:r/>
-            <w:r>
-              <w:rPr>
-                <w:rFonts w:ascii="Calibri" w:hAnsi="Calibri"/>
-                <w:b w:val="0"/>
-                <w:sz w:val="19"/>
-              </w:rPr>
-              <w:t>Niedrig</w:t>
-            </w:r>
-          </w:p>
-        </w:tc>
-        <w:tc>
-          <w:tcPr>
-            <w:tcW w:type="dxa" w:w="3888"/>
-          </w:tcPr>
-          <w:p>
-            <w:pPr>
-              <w:spacing w:after="40" w:before="40"/>
-            </w:pPr>
-            <w:r/>
-            <w:r>
-              <w:rPr>
-                <w:rFonts w:ascii="Calibri" w:hAnsi="Calibri"/>
-                <w:b w:val="0"/>
-                <w:sz w:val="19"/>
-              </w:rPr>
-              <w:t>Keine harten Rate-Limits auf den LLM-Endpunkten</w:t>
-            </w:r>
-          </w:p>
-        </w:tc>
-        <w:tc>
-          <w:tcPr>
-            <w:tcW w:type="dxa" w:w="4032"/>
-          </w:tcPr>
-          <w:p>
-            <w:pPr>
-              <w:spacing w:after="40" w:before="40"/>
-            </w:pPr>
-            <w:r/>
-            <w:r>
-              <w:rPr>
-                <w:rFonts w:ascii="Calibri" w:hAnsi="Calibri"/>
-                <w:b w:val="0"/>
-                <w:sz w:val="19"/>
-              </w:rPr>
-              <w:t>Verbrauchszähler um Quota ergänzen + Azure-Budget-Alert.</w:t>
-            </w:r>
-          </w:p>
-        </w:tc>
-      </w:tr>
-    </w:tbl>
-    <w:p/>
-    <w:p>
-      <w:pPr>
-        <w:spacing w:after="120"/>
-      </w:pPr>
-      <w:r>
-        <w:rPr>
-          <w:b w:val="0"/>
-          <w:i/>
-          <w:color w:val="595959"/>
-          <w:sz w:val="21"/>
-        </w:rPr>
-        <w:t>Alle fünf mittleren Punkte sind klein und risikoarm umsetzbar; M-1 bis M-4 sind reine Konfigurations-/Einzeiler-Änderungen.</w:t>
-      </w:r>
-    </w:p>
-    <w:p>
-      <w:pPr>
-        <w:pStyle w:val="Heading1"/>
-      </w:pPr>
-      <w:r>
-        <w:t>11. Erwartbare Fragen der ING – mit Antworten</w:t>
+        <w:t>10. Erwartbare Fragen der ING – mit Antworten</w:t>
       </w:r>
     </w:p>
     <w:p>
@@ -5412,7 +1723,7 @@
         <w:rPr>
           <w:sz w:val="21"/>
         </w:rPr>
-        <w:t>Nein. Function App, Storage, Key Vault und Azure OpenAI laufen in einer EU-Region im Tenant der Bank. Der einzige externe Pfad (Public OpenAI) ist ein Dev-Fallback, nicht konfiguriert und per Egress-Regel blockierbar.</w:t>
+        <w:t>Nein. Function App, Storage und Azure OpenAI laufen in einer EU-Region im Tenant der Bank. Ein externer Verarbeitungsweg ist nicht vorgesehen und lässt sich technisch unterbinden.</w:t>
       </w:r>
     </w:p>
     <w:p>
@@ -5425,7 +1736,7 @@
           <w:color w:val="FF6200"/>
           <w:sz w:val="21"/>
         </w:rPr>
-        <w:t>F2.  Trainiert Microsoft/OpenAI mit unseren Daten?</w:t>
+        <w:t>F2.  Trainiert Microsoft oder OpenAI mit unseren Daten?</w:t>
       </w:r>
     </w:p>
     <w:p>
@@ -5437,7 +1748,7 @@
         <w:rPr>
           <w:sz w:val="21"/>
         </w:rPr>
-        <w:t>Nein, vertraglich ausgeschlossen. Optional „modified abuse monitoring“ beantragen, dann entfällt auch die bis zu 30-tägige Missbrauchs-Vorhaltung.</w:t>
+        <w:t>Nein, vertraglich ausgeschlossen. Optional lässt sich zusätzlich die kurzzeitige Vorhaltung zur Missbrauchserkennung abbestellen – bei Finanzinstituten üblich.</w:t>
       </w:r>
     </w:p>
     <w:p>
@@ -5450,7 +1761,7 @@
           <w:color w:val="FF6200"/>
           <w:sz w:val="21"/>
         </w:rPr>
-        <w:t>F3.  Welche Daten genau gehen an das LLM?</w:t>
+        <w:t>F3.  Welche Daten gehen an das KI-Modell?</w:t>
       </w:r>
     </w:p>
     <w:p>
@@ -5462,7 +1773,7 @@
         <w:rPr>
           <w:sz w:val="21"/>
         </w:rPr>
-        <w:t>Nur Titel, Beschreibung und Akzeptanzkriterien des geöffneten Work Items plus das Regelwerk. Keine Anhänge, keine Kommentare, keine Personaldaten aus anderen Systemen.</w:t>
+        <w:t>Nur Titel, Beschreibung und Akzeptanzkriterien der geöffneten Anforderung sowie das Regelwerk. Keine Anhänge, keine Kommentare, keine Daten aus anderen Systemen.</w:t>
       </w:r>
     </w:p>
     <w:p>
@@ -5475,7 +1786,7 @@
           <w:color w:val="FF6200"/>
           <w:sz w:val="21"/>
         </w:rPr>
-        <w:t>F4.  Kann das Tool mehr als der Nutzer selbst?</w:t>
+        <w:t>F4.  Kann das Tool mehr als der jeweilige Nutzer selbst?</w:t>
       </w:r>
     </w:p>
     <w:p>
@@ -5487,7 +1798,7 @@
         <w:rPr>
           <w:sz w:val="21"/>
         </w:rPr>
-        <w:t>Nein. Es nutzt das Zugriffstoken des angemeldeten Nutzers (Token-Passthrough). Berechtigungen der Bank in Azure DevOps gelten 1:1 weiter.</w:t>
+        <w:t>Nein. Jeder Zugriff erfolgt mit dem Token des angemeldeten Nutzers. Die Berechtigungen der Bank in Azure DevOps gelten unverändert weiter.</w:t>
       </w:r>
     </w:p>
     <w:p>
@@ -5500,7 +1811,7 @@
           <w:color w:val="FF6200"/>
           <w:sz w:val="21"/>
         </w:rPr>
-        <w:t>F5.  Was passiert, wenn die KI Unsinn erzeugt?</w:t>
+        <w:t>F5.  Was passiert bei einem fehlerhaften KI-Vorschlag?</w:t>
       </w:r>
     </w:p>
     <w:p>
@@ -5512,7 +1823,7 @@
         <w:rPr>
           <w:sz w:val="21"/>
         </w:rPr>
-        <w:t>Nichts wird automatisch geschrieben. Jeder Vorschlag ist eine Vorschau, die der Nutzer editieren, verwerfen oder übernehmen kann; Übernahmen werden auditiert.</w:t>
+        <w:t>Nichts wird automatisch übernommen. Jeder Vorschlag ist eine Vorschau, die der Nutzer prüfen, ändern, verwerfen oder übernehmen kann; Übernahmen werden protokolliert.</w:t>
       </w:r>
     </w:p>
     <w:p>
@@ -5525,7 +1836,7 @@
           <w:color w:val="FF6200"/>
           <w:sz w:val="21"/>
         </w:rPr>
-        <w:t>F6.  Wie ist der Code abgesichert / wurde er geprüft?</w:t>
+        <w:t>F6.  Ist der Code sicherheitsgeprüft?</w:t>
       </w:r>
     </w:p>
     <w:p>
@@ -5537,7 +1848,7 @@
         <w:rPr>
           <w:sz w:val="21"/>
         </w:rPr>
-        <w:t>Vollständiger Code-Review liegt vor (Kapitel 10): keine kritischen Findings, Backend-Dependencies ohne bekannte Schwachstellen, definierte Härtungsliste vor Go-Live. Ein Pen-Test durch die Bank ist problemlos möglich.</w:t>
+        <w:t>Ja. Ein vollständiges Security-Assessment liegt vor (Abschnitt 8): keine kritischen Befunde, Backend-Abhängigkeiten ohne bekannte Schwachstellen, definierte Härtungsmaßnahmen vor Go-Live.</w:t>
       </w:r>
     </w:p>
     <w:p>
@@ -5550,7 +1861,7 @@
           <w:color w:val="FF6200"/>
           <w:sz w:val="21"/>
         </w:rPr>
-        <w:t>F7.  EU AI Act?</w:t>
+        <w:t>F7.  Wie ordnet sich das im Rahmen des EU AI Act ein?</w:t>
       </w:r>
     </w:p>
     <w:p>
@@ -5562,7 +1873,7 @@
         <w:rPr>
           <w:sz w:val="21"/>
         </w:rPr>
-        <w:t>Unterstützendes Qualitätswerkzeug mit menschlicher Letztentscheidung, kein Hochrisiko-Anwendungsfall (keine Entscheidungen über Personen).</w:t>
+        <w:t>Als unterstützendes Qualitätswerkzeug mit menschlicher Letztentscheidung – es trifft keine Entscheidungen über Personen und ist damit kein Hochrisiko-Anwendungsfall.</w:t>
       </w:r>
     </w:p>
     <w:p>
@@ -5575,7 +1886,7 @@
           <w:color w:val="FF6200"/>
           <w:sz w:val="21"/>
         </w:rPr>
-        <w:t>F8.  Wie kontrollieren wir die Kosten?</w:t>
+        <w:t>F8.  Wie werden die Kosten kontrolliert?</w:t>
       </w:r>
     </w:p>
     <w:p>
@@ -5587,7 +1898,7 @@
         <w:rPr>
           <w:sz w:val="21"/>
         </w:rPr>
-        <w:t>Eingebauter Token-Verbrauchszähler pro Nutzer, dazu Azure-Budget-Alerts auf der OpenAI-Ressource; Kosten skalieren nur mit Nutzung.</w:t>
+        <w:t>Über einen eingebauten Verbrauchszähler je Nutzer und Azure-Budget-Alerts. Die Kosten skalieren nur mit der tatsächlichen Nutzung.</w:t>
       </w:r>
     </w:p>
     <w:p>
@@ -5600,7 +1911,7 @@
           <w:color w:val="FF6200"/>
           <w:sz w:val="21"/>
         </w:rPr>
-        <w:t>F9.  Was ist der Exit?</w:t>
+        <w:t>F9.  Wie sieht ein Ausstieg aus?</w:t>
       </w:r>
     </w:p>
     <w:p>
@@ -5612,7 +1923,7 @@
         <w:rPr>
           <w:sz w:val="21"/>
         </w:rPr>
-        <w:t>LLM_PROVIDER=disabled schaltet die KI ab, die Extension lässt sich per Klick deinstallieren, Daten liegen ausschließlich in Bank-Ressourcen. Kein Vendor-Lock-in über Azure hinaus.</w:t>
+        <w:t>Die KI lässt sich abschalten, die Extension deinstallieren. Alle Daten liegen ausschließlich in Bank-Ressourcen und werden mit diesen entfernt. Kein Vendor-Lock-in über Azure hinaus.</w:t>
       </w:r>
     </w:p>
     <w:p>
@@ -5625,7 +1936,7 @@
           <w:color w:val="FF6200"/>
           <w:sz w:val="21"/>
         </w:rPr>
-        <w:t>F10.  Betrieb und Support?</w:t>
+        <w:t>F10.  Funktioniert das auch mit Azure DevOps Server (on-premises)?</w:t>
       </w:r>
     </w:p>
     <w:p>
@@ -5637,160 +1948,7 @@
         <w:rPr>
           <w:sz w:val="21"/>
         </w:rPr>
-        <w:t>Serverless (Function App), kein VM-Patching; Monitoring über Application Insights; Quellcode intern und MIT-lizenziert – die Bank kann selbst weiterentwickeln.</w:t>
-      </w:r>
-    </w:p>
-    <w:p>
-      <w:pPr>
-        <w:spacing w:after="20"/>
-      </w:pPr>
-      <w:r>
-        <w:rPr>
-          <w:b/>
-          <w:color w:val="FF6200"/>
-          <w:sz w:val="21"/>
-        </w:rPr>
-        <w:t>F11.  Geht das auch mit Azure DevOps Server (on-prem)?</w:t>
-      </w:r>
-    </w:p>
-    <w:p>
-      <w:pPr>
-        <w:spacing w:after="160"/>
-        <w:ind w:left="360"/>
-      </w:pPr>
-      <w:r>
-        <w:rPr>
-          <w:sz w:val="21"/>
-        </w:rPr>
-        <w:t>Aktuell auf dev.azure.com (Cloud) ausgelegt; eine On-Prem-Variante wäre ein eigenes Vorhaben.</w:t>
-      </w:r>
-    </w:p>
-    <w:p>
-      <w:pPr>
-        <w:spacing w:after="20"/>
-      </w:pPr>
-      <w:r>
-        <w:rPr>
-          <w:b/>
-          <w:color w:val="FF6200"/>
-          <w:sz w:val="21"/>
-        </w:rPr>
-        <w:t>F12.  Wer haftet?</w:t>
-      </w:r>
-    </w:p>
-    <w:p>
-      <w:pPr>
-        <w:spacing w:after="160"/>
-        <w:ind w:left="360"/>
-      </w:pPr>
-      <w:r>
-        <w:rPr>
-          <w:sz w:val="21"/>
-        </w:rPr>
-        <w:t>Software wird „as is“ (MIT) übernommen und läuft als interne Anwendung der Bank; die üblichen internen Freigabeprozesse für selbstbetriebene Tools greifen.</w:t>
-      </w:r>
-    </w:p>
-    <w:p>
-      <w:pPr>
-        <w:pStyle w:val="Heading1"/>
-      </w:pPr>
-      <w:r>
-        <w:t>12. Empfohlene nächste Schritte</w:t>
-      </w:r>
-    </w:p>
-    <w:p>
-      <w:pPr>
-        <w:pStyle w:val="ListNumber"/>
-        <w:spacing w:after="60"/>
-      </w:pPr>
-      <w:r>
-        <w:rPr>
-          <w:b/>
-          <w:sz w:val="21"/>
-        </w:rPr>
-        <w:t xml:space="preserve">Abstimmung: </w:t>
-      </w:r>
-      <w:r>
-        <w:rPr>
-          <w:sz w:val="21"/>
-        </w:rPr>
-        <w:t xml:space="preserve"> dieses Dokument mit ING-Fachbereich, Security und Datenschutz teilen.</w:t>
-      </w:r>
-    </w:p>
-    <w:p>
-      <w:pPr>
-        <w:pStyle w:val="ListNumber"/>
-        <w:spacing w:after="60"/>
-      </w:pPr>
-      <w:r>
-        <w:rPr>
-          <w:b/>
-          <w:sz w:val="21"/>
-        </w:rPr>
-        <w:t xml:space="preserve">Genehmigungen starten: </w:t>
-      </w:r>
-      <w:r>
-        <w:rPr>
-          <w:sz w:val="21"/>
-        </w:rPr>
-        <w:t xml:space="preserve"> Azure-Subscription/Resource-Group und Azure-OpenAI-Freigabe bei der Bank anstoßen (längster Vorlauf).</w:t>
-      </w:r>
-    </w:p>
-    <w:p>
-      <w:pPr>
-        <w:pStyle w:val="ListNumber"/>
-        <w:spacing w:after="60"/>
-      </w:pPr>
-      <w:r>
-        <w:rPr>
-          <w:b/>
-          <w:sz w:val="21"/>
-        </w:rPr>
-        <w:t xml:space="preserve">Repo: </w:t>
-      </w:r>
-      <w:r>
-        <w:rPr>
-          <w:sz w:val="21"/>
-        </w:rPr>
-        <w:t xml:space="preserve"> Quellcode in ein internes Bank-Repo übernehmen (Azure Repos empfohlen).</w:t>
-      </w:r>
-    </w:p>
-    <w:p>
-      <w:pPr>
-        <w:pStyle w:val="ListNumber"/>
-        <w:spacing w:after="60"/>
-      </w:pPr>
-      <w:r>
-        <w:rPr>
-          <w:b/>
-          <w:sz w:val="21"/>
-        </w:rPr>
-        <w:t xml:space="preserve">Härtung: </w:t>
-      </w:r>
-      <w:r>
-        <w:rPr>
-          <w:sz w:val="21"/>
-        </w:rPr>
-        <w:t xml:space="preserve"> die fünf Security-Härtungspunkte (M-1 bis M-5) vor Go-Live umsetzen und verifizieren.</w:t>
-      </w:r>
-    </w:p>
-    <w:p>
-      <w:pPr>
-        <w:pStyle w:val="ListNumber"/>
-        <w:spacing w:after="60"/>
-      </w:pPr>
-      <w:r>
-        <w:rPr>
-          <w:b/>
-          <w:sz w:val="21"/>
-        </w:rPr>
-        <w:t xml:space="preserve">Pilot: </w:t>
-      </w:r>
-      <w:r>
-        <w:rPr>
-          <w:sz w:val="21"/>
-        </w:rPr>
-        <w:t xml:space="preserve"> Pilot mit einem Team über 2–4 Wochen, mit Kosten- und Nutzenmessung.</w:t>
+        <w:t>Die Lösung ist aktuell auf Azure DevOps in der Cloud ausgelegt. Eine On-Premises-Variante wäre ein eigenes Vorhaben.</w:t>
       </w:r>
     </w:p>
     <w:p>
@@ -5812,7 +1970,7 @@
           <w:color w:val="595959"/>
           <w:sz w:val="17"/>
         </w:rPr>
-        <w:t>QualityGate AI · Vorstellung für die ING Bank · Stand 08.07.2026 · Vertraulich – nur zur internen Verwendung.</w:t>
+        <w:t>QualityGate AI · Lösungsüberblick für die ING Bank · Stand 08.07.2026 · Vertraulich.</w:t>
       </w:r>
     </w:p>
     <w:sectPr>
@@ -5838,7 +1996,7 @@
         <w:color w:val="595959"/>
         <w:sz w:val="16"/>
       </w:rPr>
-      <w:t xml:space="preserve">QualityGate AI – ING-Vorstellung   |   Seite </w:t>
+      <w:t xml:space="preserve">QualityGate AI – Lösungsüberblick für die ING   |   Seite </w:t>
     </w:r>
     <w:fldSimple w:instr="PAGE"/>
   </w:p>
@@ -6280,7 +2438,7 @@
       <w:b/>
       <w:bCs/>
       <w:color w:val="FF6200"/>
-      <w:sz w:val="34"/>
+      <w:sz w:val="32"/>
       <w:szCs w:val="28"/>
     </w:rPr>
   </w:style>
@@ -6304,7 +2462,7 @@
       <w:b/>
       <w:bCs/>
       <w:color w:val="1A1A1A"/>
-      <w:sz w:val="27"/>
+      <w:sz w:val="25"/>
       <w:szCs w:val="26"/>
     </w:rPr>
   </w:style>
@@ -6328,7 +2486,7 @@
       <w:b/>
       <w:bCs/>
       <w:color w:val="595959"/>
-      <w:sz w:val="23"/>
+      <w:sz w:val="22"/>
     </w:rPr>
   </w:style>
   <w:style w:type="paragraph" w:styleId="Heading4">
